--- a/Самостоятельная работа №2 Тестирование.docx
+++ b/Самостоятельная работа №2 Тестирование.docx
@@ -64,7 +64,6 @@
           <w:rFonts w:ascii="Times New Roman" w:hAnsi="Times New Roman" w:cs="Times New Roman"/>
           <w:sz w:val="28"/>
           <w:szCs w:val="28"/>
-          <w:lang w:val="en-US"/>
         </w:rPr>
       </w:pPr>
       <w:r>
@@ -83,86 +82,84 @@
           <w:szCs w:val="28"/>
           <w:lang w:val="en-US"/>
         </w:rPr>
-        <w:t>TDD(</w:t>
-      </w:r>
-      <w:proofErr w:type="gramEnd"/>
+        <w:t>TDD</w:t>
+      </w:r>
       <w:r>
         <w:rPr>
           <w:rFonts w:ascii="Times New Roman" w:hAnsi="Times New Roman" w:cs="Times New Roman"/>
           <w:sz w:val="28"/>
           <w:szCs w:val="28"/>
-          <w:lang w:val="en-US"/>
-        </w:rPr>
-        <w:t xml:space="preserve">Test-Driven Development). </w:t>
-      </w:r>
-    </w:p>
-    <w:p>
-      <w:pPr>
+        </w:rPr>
+        <w:t>(</w:t>
+      </w:r>
+      <w:proofErr w:type="gramEnd"/>
+      <w:r>
         <w:rPr>
           <w:rFonts w:ascii="Times New Roman" w:hAnsi="Times New Roman" w:cs="Times New Roman"/>
           <w:sz w:val="28"/>
           <w:szCs w:val="28"/>
-        </w:rPr>
-      </w:pPr>
+          <w:lang w:val="en-US"/>
+        </w:rPr>
+        <w:t>Test</w:t>
+      </w:r>
       <w:r>
         <w:rPr>
           <w:rFonts w:ascii="Times New Roman" w:hAnsi="Times New Roman" w:cs="Times New Roman"/>
           <w:sz w:val="28"/>
           <w:szCs w:val="28"/>
         </w:rPr>
-        <w:t>Цель: регистрация новых пользователей.</w:t>
-      </w:r>
-    </w:p>
-    <w:p>
-      <w:pPr>
+        <w:t>-</w:t>
+      </w:r>
+      <w:r>
         <w:rPr>
           <w:rFonts w:ascii="Times New Roman" w:hAnsi="Times New Roman" w:cs="Times New Roman"/>
           <w:sz w:val="28"/>
           <w:szCs w:val="28"/>
-        </w:rPr>
-      </w:pPr>
+          <w:lang w:val="en-US"/>
+        </w:rPr>
+        <w:t>Driven</w:t>
+      </w:r>
       <w:r>
         <w:rPr>
           <w:rFonts w:ascii="Times New Roman" w:hAnsi="Times New Roman" w:cs="Times New Roman"/>
           <w:sz w:val="28"/>
           <w:szCs w:val="28"/>
         </w:rPr>
-        <w:t>Входные данные:</w:t>
-      </w:r>
-    </w:p>
-    <w:p>
-      <w:pPr>
+        <w:t xml:space="preserve"> </w:t>
+      </w:r>
+      <w:r>
         <w:rPr>
           <w:rFonts w:ascii="Times New Roman" w:hAnsi="Times New Roman" w:cs="Times New Roman"/>
           <w:sz w:val="28"/>
           <w:szCs w:val="28"/>
-        </w:rPr>
-      </w:pPr>
+          <w:lang w:val="en-US"/>
+        </w:rPr>
+        <w:t>Development</w:t>
+      </w:r>
       <w:r>
         <w:rPr>
           <w:rFonts w:ascii="Times New Roman" w:hAnsi="Times New Roman" w:cs="Times New Roman"/>
           <w:sz w:val="28"/>
           <w:szCs w:val="28"/>
         </w:rPr>
-        <w:t xml:space="preserve">1. Имя </w:t>
-      </w:r>
-      <w:proofErr w:type="gramStart"/>
-      <w:r>
+        <w:t xml:space="preserve">). </w:t>
+      </w:r>
+    </w:p>
+    <w:p>
+      <w:pPr>
         <w:rPr>
           <w:rFonts w:ascii="Times New Roman" w:hAnsi="Times New Roman" w:cs="Times New Roman"/>
           <w:sz w:val="28"/>
           <w:szCs w:val="28"/>
         </w:rPr>
-        <w:t>пользователя(</w:t>
-      </w:r>
-      <w:proofErr w:type="gramEnd"/>
+      </w:pPr>
       <w:r>
         <w:rPr>
           <w:rFonts w:ascii="Times New Roman" w:hAnsi="Times New Roman" w:cs="Times New Roman"/>
           <w:sz w:val="28"/>
           <w:szCs w:val="28"/>
         </w:rPr>
-        <w:t>1-15 символов)</w:t>
+        <w:t>Цель: регистрация новых пользователей.</w:t>
       </w:r>
     </w:p>
     <w:p>
@@ -179,43 +176,42 @@
           <w:sz w:val="28"/>
           <w:szCs w:val="28"/>
         </w:rPr>
-        <w:t xml:space="preserve">2. </w:t>
-      </w:r>
-      <w:proofErr w:type="gramStart"/>
-      <w:r>
+        <w:t>Входные данные:</w:t>
+      </w:r>
+    </w:p>
+    <w:p>
+      <w:pPr>
         <w:rPr>
           <w:rFonts w:ascii="Times New Roman" w:hAnsi="Times New Roman" w:cs="Times New Roman"/>
           <w:sz w:val="28"/>
           <w:szCs w:val="28"/>
         </w:rPr>
-        <w:t>Пароль(</w:t>
-      </w:r>
-      <w:proofErr w:type="gramEnd"/>
+      </w:pPr>
       <w:r>
         <w:rPr>
           <w:rFonts w:ascii="Times New Roman" w:hAnsi="Times New Roman" w:cs="Times New Roman"/>
           <w:sz w:val="28"/>
           <w:szCs w:val="28"/>
         </w:rPr>
-        <w:t xml:space="preserve">требования: не менее 10 символов, содержит верхний и нижний регистр, цифру, </w:t>
-      </w:r>
-      <w:proofErr w:type="spellStart"/>
+        <w:t xml:space="preserve">1. Имя </w:t>
+      </w:r>
+      <w:proofErr w:type="gramStart"/>
       <w:r>
         <w:rPr>
           <w:rFonts w:ascii="Times New Roman" w:hAnsi="Times New Roman" w:cs="Times New Roman"/>
           <w:sz w:val="28"/>
           <w:szCs w:val="28"/>
         </w:rPr>
-        <w:t>спец.символ</w:t>
-      </w:r>
-      <w:proofErr w:type="spellEnd"/>
+        <w:t>пользователя(</w:t>
+      </w:r>
+      <w:proofErr w:type="gramEnd"/>
       <w:r>
         <w:rPr>
           <w:rFonts w:ascii="Times New Roman" w:hAnsi="Times New Roman" w:cs="Times New Roman"/>
           <w:sz w:val="28"/>
           <w:szCs w:val="28"/>
         </w:rPr>
-        <w:t>)</w:t>
+        <w:t>1-15 символов)</w:t>
       </w:r>
     </w:p>
     <w:p>
@@ -232,7 +228,7 @@
           <w:sz w:val="28"/>
           <w:szCs w:val="28"/>
         </w:rPr>
-        <w:t xml:space="preserve">3. Электронная </w:t>
+        <w:t xml:space="preserve">2. </w:t>
       </w:r>
       <w:proofErr w:type="gramStart"/>
       <w:r>
@@ -241,7 +237,7 @@
           <w:sz w:val="28"/>
           <w:szCs w:val="28"/>
         </w:rPr>
-        <w:t>почта(</w:t>
+        <w:t>Пароль(</w:t>
       </w:r>
       <w:proofErr w:type="gramEnd"/>
       <w:r>
@@ -250,122 +246,173 @@
           <w:sz w:val="28"/>
           <w:szCs w:val="28"/>
         </w:rPr>
-        <w:t>должна быть валидной)</w:t>
-      </w:r>
-    </w:p>
-    <w:p>
-      <w:pPr>
+        <w:t xml:space="preserve">требования: не менее 10 символов, содержит верхний и нижний регистр, цифру, </w:t>
+      </w:r>
+      <w:proofErr w:type="spellStart"/>
+      <w:r>
         <w:rPr>
           <w:rFonts w:ascii="Times New Roman" w:hAnsi="Times New Roman" w:cs="Times New Roman"/>
           <w:sz w:val="28"/>
           <w:szCs w:val="28"/>
         </w:rPr>
-      </w:pPr>
-    </w:p>
-    <w:p>
-      <w:pPr>
+        <w:t>спец.символ</w:t>
+      </w:r>
+      <w:proofErr w:type="spellEnd"/>
+      <w:r>
         <w:rPr>
           <w:rFonts w:ascii="Times New Roman" w:hAnsi="Times New Roman" w:cs="Times New Roman"/>
           <w:sz w:val="28"/>
           <w:szCs w:val="28"/>
         </w:rPr>
-      </w:pPr>
-      <w:r>
+        <w:t>)</w:t>
+      </w:r>
+    </w:p>
+    <w:p>
+      <w:pPr>
         <w:rPr>
           <w:rFonts w:ascii="Times New Roman" w:hAnsi="Times New Roman" w:cs="Times New Roman"/>
           <w:sz w:val="28"/>
           <w:szCs w:val="28"/>
         </w:rPr>
-        <w:t xml:space="preserve">Среда разработки: </w:t>
-      </w:r>
+      </w:pPr>
       <w:r>
         <w:rPr>
           <w:rFonts w:ascii="Times New Roman" w:hAnsi="Times New Roman" w:cs="Times New Roman"/>
           <w:sz w:val="28"/>
           <w:szCs w:val="28"/>
-          <w:lang w:val="en-US"/>
-        </w:rPr>
-        <w:t>Visual</w:t>
-      </w:r>
+        </w:rPr>
+        <w:t xml:space="preserve">3. Электронная </w:t>
+      </w:r>
+      <w:proofErr w:type="gramStart"/>
       <w:r>
         <w:rPr>
           <w:rFonts w:ascii="Times New Roman" w:hAnsi="Times New Roman" w:cs="Times New Roman"/>
           <w:sz w:val="28"/>
           <w:szCs w:val="28"/>
         </w:rPr>
-        <w:t xml:space="preserve"> </w:t>
-      </w:r>
+        <w:t>почта(</w:t>
+      </w:r>
+      <w:proofErr w:type="gramEnd"/>
       <w:r>
         <w:rPr>
           <w:rFonts w:ascii="Times New Roman" w:hAnsi="Times New Roman" w:cs="Times New Roman"/>
           <w:sz w:val="28"/>
           <w:szCs w:val="28"/>
-          <w:lang w:val="en-US"/>
-        </w:rPr>
-        <w:t>Studio</w:t>
-      </w:r>
-      <w:r>
+        </w:rPr>
+        <w:t>должна быть валидной)</w:t>
+      </w:r>
+    </w:p>
+    <w:p>
+      <w:pPr>
         <w:rPr>
           <w:rFonts w:ascii="Times New Roman" w:hAnsi="Times New Roman" w:cs="Times New Roman"/>
           <w:sz w:val="28"/>
           <w:szCs w:val="28"/>
         </w:rPr>
-        <w:t xml:space="preserve"> 2022, </w:t>
-      </w:r>
-      <w:r>
+      </w:pPr>
+    </w:p>
+    <w:p>
+      <w:pPr>
         <w:rPr>
           <w:rFonts w:ascii="Times New Roman" w:hAnsi="Times New Roman" w:cs="Times New Roman"/>
           <w:sz w:val="28"/>
           <w:szCs w:val="28"/>
         </w:rPr>
-        <w:t xml:space="preserve">язык программирования </w:t>
-      </w:r>
+      </w:pPr>
       <w:r>
         <w:rPr>
           <w:rFonts w:ascii="Times New Roman" w:hAnsi="Times New Roman" w:cs="Times New Roman"/>
           <w:sz w:val="28"/>
           <w:szCs w:val="28"/>
-          <w:lang w:val="en-US"/>
-        </w:rPr>
-        <w:t>C</w:t>
+        </w:rPr>
+        <w:t xml:space="preserve">Среда разработки: </w:t>
       </w:r>
       <w:r>
         <w:rPr>
           <w:rFonts w:ascii="Times New Roman" w:hAnsi="Times New Roman" w:cs="Times New Roman"/>
           <w:sz w:val="28"/>
           <w:szCs w:val="28"/>
-        </w:rPr>
-        <w:t xml:space="preserve">#, </w:t>
-      </w:r>
-      <w:proofErr w:type="spellStart"/>
+          <w:lang w:val="en-US"/>
+        </w:rPr>
+        <w:t>Visual</w:t>
+      </w:r>
       <w:r>
         <w:rPr>
           <w:rFonts w:ascii="Times New Roman" w:hAnsi="Times New Roman" w:cs="Times New Roman"/>
           <w:sz w:val="28"/>
           <w:szCs w:val="28"/>
         </w:rPr>
-        <w:t>фреймворк</w:t>
-      </w:r>
-      <w:proofErr w:type="spellEnd"/>
+        <w:t xml:space="preserve"> </w:t>
+      </w:r>
       <w:r>
         <w:rPr>
           <w:rFonts w:ascii="Times New Roman" w:hAnsi="Times New Roman" w:cs="Times New Roman"/>
           <w:sz w:val="28"/>
           <w:szCs w:val="28"/>
-        </w:rPr>
-        <w:t xml:space="preserve"> </w:t>
-      </w:r>
-      <w:proofErr w:type="spellStart"/>
+          <w:lang w:val="en-US"/>
+        </w:rPr>
+        <w:t>Studio</w:t>
+      </w:r>
       <w:r>
         <w:rPr>
           <w:rFonts w:ascii="Times New Roman" w:hAnsi="Times New Roman" w:cs="Times New Roman"/>
           <w:sz w:val="28"/>
           <w:szCs w:val="28"/>
+        </w:rPr>
+        <w:t xml:space="preserve"> 2022, </w:t>
+      </w:r>
+      <w:r>
+        <w:rPr>
+          <w:rFonts w:ascii="Times New Roman" w:hAnsi="Times New Roman" w:cs="Times New Roman"/>
+          <w:sz w:val="28"/>
+          <w:szCs w:val="28"/>
+        </w:rPr>
+        <w:t xml:space="preserve">язык программирования </w:t>
+      </w:r>
+      <w:r>
+        <w:rPr>
+          <w:rFonts w:ascii="Times New Roman" w:hAnsi="Times New Roman" w:cs="Times New Roman"/>
+          <w:sz w:val="28"/>
+          <w:szCs w:val="28"/>
+          <w:lang w:val="en-US"/>
+        </w:rPr>
+        <w:t>C</w:t>
+      </w:r>
+      <w:r>
+        <w:rPr>
+          <w:rFonts w:ascii="Times New Roman" w:hAnsi="Times New Roman" w:cs="Times New Roman"/>
+          <w:sz w:val="28"/>
+          <w:szCs w:val="28"/>
+        </w:rPr>
+        <w:t xml:space="preserve">#, </w:t>
+      </w:r>
+      <w:proofErr w:type="spellStart"/>
+      <w:r>
+        <w:rPr>
+          <w:rFonts w:ascii="Times New Roman" w:hAnsi="Times New Roman" w:cs="Times New Roman"/>
+          <w:sz w:val="28"/>
+          <w:szCs w:val="28"/>
+        </w:rPr>
+        <w:t>фреймворк</w:t>
+      </w:r>
+      <w:proofErr w:type="spellEnd"/>
+      <w:r>
+        <w:rPr>
+          <w:rFonts w:ascii="Times New Roman" w:hAnsi="Times New Roman" w:cs="Times New Roman"/>
+          <w:sz w:val="28"/>
+          <w:szCs w:val="28"/>
+        </w:rPr>
+        <w:t xml:space="preserve"> </w:t>
+      </w:r>
+      <w:r>
+        <w:rPr>
+          <w:rFonts w:ascii="Times New Roman" w:hAnsi="Times New Roman" w:cs="Times New Roman"/>
+          <w:sz w:val="28"/>
+          <w:szCs w:val="28"/>
           <w:lang w:val="en-US"/>
         </w:rPr>
         <w:t>MSTest</w:t>
       </w:r>
-      <w:proofErr w:type="spellEnd"/>
       <w:r>
         <w:rPr>
           <w:rFonts w:ascii="Times New Roman" w:hAnsi="Times New Roman" w:cs="Times New Roman"/>
@@ -412,29 +459,7 @@
           <w:szCs w:val="28"/>
           <w:lang w:val="en-US"/>
         </w:rPr>
-        <w:t>(</w:t>
-      </w:r>
-      <w:proofErr w:type="spellStart"/>
-      <w:r>
-        <w:rPr>
-          <w:rFonts w:ascii="Times New Roman" w:hAnsi="Times New Roman" w:cs="Times New Roman"/>
-          <w:b/>
-          <w:sz w:val="28"/>
-          <w:szCs w:val="28"/>
-          <w:lang w:val="en-US"/>
-        </w:rPr>
-        <w:t>RegistrationService</w:t>
-      </w:r>
-      <w:proofErr w:type="spellEnd"/>
-      <w:r>
-        <w:rPr>
-          <w:rFonts w:ascii="Times New Roman" w:hAnsi="Times New Roman" w:cs="Times New Roman"/>
-          <w:b/>
-          <w:sz w:val="28"/>
-          <w:szCs w:val="28"/>
-          <w:lang w:val="en-US"/>
-        </w:rPr>
-        <w:t>):</w:t>
+        <w:t>(RegistrationService):</w:t>
       </w:r>
     </w:p>
     <w:p>
@@ -744,7 +769,6 @@
         </w:rPr>
         <w:t xml:space="preserve">// </w:t>
       </w:r>
-      <w:proofErr w:type="spellStart"/>
       <w:r>
         <w:rPr>
           <w:rFonts w:ascii="Cascadia Mono" w:hAnsi="Cascadia Mono" w:cs="Cascadia Mono"/>
@@ -755,7 +779,6 @@
         </w:rPr>
         <w:t>Валидации</w:t>
       </w:r>
-      <w:proofErr w:type="spellEnd"/>
     </w:p>
     <w:p>
       <w:pPr>
@@ -908,7 +931,6 @@
         </w:rPr>
         <w:t xml:space="preserve">            </w:t>
       </w:r>
-      <w:proofErr w:type="spellStart"/>
       <w:proofErr w:type="gramStart"/>
       <w:r>
         <w:rPr>
@@ -920,7 +942,6 @@
         </w:rPr>
         <w:t>return</w:t>
       </w:r>
-      <w:proofErr w:type="spellEnd"/>
       <w:proofErr w:type="gramEnd"/>
       <w:r>
         <w:rPr>
@@ -1494,7 +1515,6 @@
         </w:rPr>
         <w:t xml:space="preserve">            </w:t>
       </w:r>
-      <w:proofErr w:type="spellStart"/>
       <w:proofErr w:type="gramStart"/>
       <w:r>
         <w:rPr>
@@ -1506,7 +1526,6 @@
         </w:rPr>
         <w:t>return</w:t>
       </w:r>
-      <w:proofErr w:type="spellEnd"/>
       <w:proofErr w:type="gramEnd"/>
       <w:r>
         <w:rPr>
@@ -3171,15 +3190,17 @@
           <w:sz w:val="19"/>
           <w:szCs w:val="19"/>
           <w:highlight w:val="white"/>
-        </w:rPr>
-      </w:pPr>
-      <w:r>
-        <w:rPr>
-          <w:rFonts w:ascii="Cascadia Mono" w:hAnsi="Cascadia Mono" w:cs="Cascadia Mono"/>
-          <w:color w:val="000000"/>
-          <w:sz w:val="19"/>
-          <w:szCs w:val="19"/>
-          <w:highlight w:val="white"/>
+          <w:lang w:val="en-US"/>
+        </w:rPr>
+      </w:pPr>
+      <w:r>
+        <w:rPr>
+          <w:rFonts w:ascii="Cascadia Mono" w:hAnsi="Cascadia Mono" w:cs="Cascadia Mono"/>
+          <w:color w:val="000000"/>
+          <w:sz w:val="19"/>
+          <w:szCs w:val="19"/>
+          <w:highlight w:val="white"/>
+          <w:lang w:val="en-US"/>
         </w:rPr>
         <w:t>{</w:t>
       </w:r>
@@ -3192,17 +3213,17 @@
           <w:color w:val="000000"/>
           <w:sz w:val="19"/>
           <w:szCs w:val="19"/>
-        </w:rPr>
-      </w:pPr>
-      <w:bookmarkStart w:id="0" w:name="_GoBack"/>
-      <w:bookmarkEnd w:id="0"/>
-      <w:r>
-        <w:rPr>
-          <w:rFonts w:ascii="Cascadia Mono" w:hAnsi="Cascadia Mono" w:cs="Cascadia Mono"/>
-          <w:color w:val="000000"/>
-          <w:sz w:val="19"/>
-          <w:szCs w:val="19"/>
-          <w:highlight w:val="white"/>
+          <w:lang w:val="en-US"/>
+        </w:rPr>
+      </w:pPr>
+      <w:r>
+        <w:rPr>
+          <w:rFonts w:ascii="Cascadia Mono" w:hAnsi="Cascadia Mono" w:cs="Cascadia Mono"/>
+          <w:color w:val="000000"/>
+          <w:sz w:val="19"/>
+          <w:szCs w:val="19"/>
+          <w:highlight w:val="white"/>
+          <w:lang w:val="en-US"/>
         </w:rPr>
         <w:t>}</w:t>
       </w:r>
@@ -6401,7 +6422,6 @@
         </w:rPr>
         <w:t xml:space="preserve">        [</w:t>
       </w:r>
-      <w:proofErr w:type="spellStart"/>
       <w:r>
         <w:rPr>
           <w:rFonts w:ascii="Cascadia Mono" w:hAnsi="Cascadia Mono" w:cs="Cascadia Mono"/>
@@ -6412,7 +6432,6 @@
         </w:rPr>
         <w:t>TestMethod</w:t>
       </w:r>
-      <w:proofErr w:type="spellEnd"/>
       <w:r>
         <w:rPr>
           <w:rFonts w:ascii="Cascadia Mono" w:hAnsi="Cascadia Mono" w:cs="Cascadia Mono"/>
@@ -9319,6 +9338,7 @@
           <w:sz w:val="19"/>
           <w:szCs w:val="19"/>
           <w:highlight w:val="white"/>
+          <w:lang w:val="en-US"/>
         </w:rPr>
       </w:pPr>
       <w:r>
@@ -9333,6 +9353,7 @@
         <w:t xml:space="preserve">            </w:t>
       </w:r>
       <w:proofErr w:type="spellStart"/>
+      <w:proofErr w:type="gramStart"/>
       <w:r>
         <w:rPr>
           <w:rFonts w:ascii="Cascadia Mono" w:hAnsi="Cascadia Mono" w:cs="Cascadia Mono"/>
@@ -9340,6 +9361,7 @@
           <w:sz w:val="19"/>
           <w:szCs w:val="19"/>
           <w:highlight w:val="white"/>
+          <w:lang w:val="en-US"/>
         </w:rPr>
         <w:t>Assert</w:t>
       </w:r>
@@ -9350,6 +9372,7 @@
           <w:sz w:val="19"/>
           <w:szCs w:val="19"/>
           <w:highlight w:val="white"/>
+          <w:lang w:val="en-US"/>
         </w:rPr>
         <w:t>.AreEqual</w:t>
       </w:r>
@@ -9361,9 +9384,11 @@
           <w:sz w:val="19"/>
           <w:szCs w:val="19"/>
           <w:highlight w:val="white"/>
+          <w:lang w:val="en-US"/>
         </w:rPr>
         <w:t>(</w:t>
       </w:r>
+      <w:proofErr w:type="gramEnd"/>
       <w:r>
         <w:rPr>
           <w:rFonts w:ascii="Cascadia Mono" w:hAnsi="Cascadia Mono" w:cs="Cascadia Mono"/>
@@ -9371,16 +9396,102 @@
           <w:sz w:val="19"/>
           <w:szCs w:val="19"/>
           <w:highlight w:val="white"/>
-        </w:rPr>
-        <w:t>"Неверный формат электронной почты"</w:t>
-      </w:r>
-      <w:r>
-        <w:rPr>
-          <w:rFonts w:ascii="Cascadia Mono" w:hAnsi="Cascadia Mono" w:cs="Cascadia Mono"/>
-          <w:color w:val="000000"/>
-          <w:sz w:val="19"/>
-          <w:szCs w:val="19"/>
-          <w:highlight w:val="white"/>
+          <w:lang w:val="en-US"/>
+        </w:rPr>
+        <w:t>"</w:t>
+      </w:r>
+      <w:r>
+        <w:rPr>
+          <w:rFonts w:ascii="Cascadia Mono" w:hAnsi="Cascadia Mono" w:cs="Cascadia Mono"/>
+          <w:color w:val="A31515"/>
+          <w:sz w:val="19"/>
+          <w:szCs w:val="19"/>
+          <w:highlight w:val="white"/>
+        </w:rPr>
+        <w:t>Неверный</w:t>
+      </w:r>
+      <w:r>
+        <w:rPr>
+          <w:rFonts w:ascii="Cascadia Mono" w:hAnsi="Cascadia Mono" w:cs="Cascadia Mono"/>
+          <w:color w:val="A31515"/>
+          <w:sz w:val="19"/>
+          <w:szCs w:val="19"/>
+          <w:highlight w:val="white"/>
+          <w:lang w:val="en-US"/>
+        </w:rPr>
+        <w:t xml:space="preserve"> </w:t>
+      </w:r>
+      <w:r>
+        <w:rPr>
+          <w:rFonts w:ascii="Cascadia Mono" w:hAnsi="Cascadia Mono" w:cs="Cascadia Mono"/>
+          <w:color w:val="A31515"/>
+          <w:sz w:val="19"/>
+          <w:szCs w:val="19"/>
+          <w:highlight w:val="white"/>
+        </w:rPr>
+        <w:t>формат</w:t>
+      </w:r>
+      <w:r>
+        <w:rPr>
+          <w:rFonts w:ascii="Cascadia Mono" w:hAnsi="Cascadia Mono" w:cs="Cascadia Mono"/>
+          <w:color w:val="A31515"/>
+          <w:sz w:val="19"/>
+          <w:szCs w:val="19"/>
+          <w:highlight w:val="white"/>
+          <w:lang w:val="en-US"/>
+        </w:rPr>
+        <w:t xml:space="preserve"> </w:t>
+      </w:r>
+      <w:r>
+        <w:rPr>
+          <w:rFonts w:ascii="Cascadia Mono" w:hAnsi="Cascadia Mono" w:cs="Cascadia Mono"/>
+          <w:color w:val="A31515"/>
+          <w:sz w:val="19"/>
+          <w:szCs w:val="19"/>
+          <w:highlight w:val="white"/>
+        </w:rPr>
+        <w:t>электронной</w:t>
+      </w:r>
+      <w:r>
+        <w:rPr>
+          <w:rFonts w:ascii="Cascadia Mono" w:hAnsi="Cascadia Mono" w:cs="Cascadia Mono"/>
+          <w:color w:val="A31515"/>
+          <w:sz w:val="19"/>
+          <w:szCs w:val="19"/>
+          <w:highlight w:val="white"/>
+          <w:lang w:val="en-US"/>
+        </w:rPr>
+        <w:t xml:space="preserve"> </w:t>
+      </w:r>
+      <w:r>
+        <w:rPr>
+          <w:rFonts w:ascii="Cascadia Mono" w:hAnsi="Cascadia Mono" w:cs="Cascadia Mono"/>
+          <w:color w:val="A31515"/>
+          <w:sz w:val="19"/>
+          <w:szCs w:val="19"/>
+          <w:highlight w:val="white"/>
+        </w:rPr>
+        <w:t>почты</w:t>
+      </w:r>
+      <w:r>
+        <w:rPr>
+          <w:rFonts w:ascii="Cascadia Mono" w:hAnsi="Cascadia Mono" w:cs="Cascadia Mono"/>
+          <w:color w:val="A31515"/>
+          <w:sz w:val="19"/>
+          <w:szCs w:val="19"/>
+          <w:highlight w:val="white"/>
+          <w:lang w:val="en-US"/>
+        </w:rPr>
+        <w:t>"</w:t>
+      </w:r>
+      <w:r>
+        <w:rPr>
+          <w:rFonts w:ascii="Cascadia Mono" w:hAnsi="Cascadia Mono" w:cs="Cascadia Mono"/>
+          <w:color w:val="000000"/>
+          <w:sz w:val="19"/>
+          <w:szCs w:val="19"/>
+          <w:highlight w:val="white"/>
+          <w:lang w:val="en-US"/>
         </w:rPr>
         <w:t xml:space="preserve">, </w:t>
       </w:r>
@@ -9392,6 +9503,7 @@
           <w:sz w:val="19"/>
           <w:szCs w:val="19"/>
           <w:highlight w:val="white"/>
+          <w:lang w:val="en-US"/>
         </w:rPr>
         <w:t>result.Message</w:t>
       </w:r>
@@ -9403,6 +9515,7 @@
           <w:sz w:val="19"/>
           <w:szCs w:val="19"/>
           <w:highlight w:val="white"/>
+          <w:lang w:val="en-US"/>
         </w:rPr>
         <w:t>);</w:t>
       </w:r>
@@ -9428,8 +9541,19 @@
           <w:sz w:val="19"/>
           <w:szCs w:val="19"/>
           <w:highlight w:val="white"/>
-        </w:rPr>
-        <w:t xml:space="preserve">        }</w:t>
+          <w:lang w:val="en-US"/>
+        </w:rPr>
+        <w:t xml:space="preserve">        </w:t>
+      </w:r>
+      <w:r>
+        <w:rPr>
+          <w:rFonts w:ascii="Cascadia Mono" w:hAnsi="Cascadia Mono" w:cs="Cascadia Mono"/>
+          <w:color w:val="000000"/>
+          <w:sz w:val="19"/>
+          <w:szCs w:val="19"/>
+          <w:highlight w:val="white"/>
+        </w:rPr>
+        <w:t>}</w:t>
       </w:r>
     </w:p>
     <w:p>
@@ -9518,7 +9642,6 @@
         </w:rPr>
         <w:t>[</w:t>
       </w:r>
-      <w:proofErr w:type="spellStart"/>
       <w:r>
         <w:rPr>
           <w:rFonts w:ascii="Cascadia Mono" w:hAnsi="Cascadia Mono" w:cs="Cascadia Mono"/>
@@ -9530,7 +9653,6 @@
         </w:rPr>
         <w:t>TestMethod</w:t>
       </w:r>
-      <w:proofErr w:type="spellEnd"/>
       <w:r>
         <w:rPr>
           <w:rFonts w:ascii="Cascadia Mono" w:hAnsi="Cascadia Mono" w:cs="Cascadia Mono"/>
@@ -10396,6 +10518,7 @@
           <w:sz w:val="19"/>
           <w:szCs w:val="19"/>
           <w:highlight w:val="white"/>
+          <w:lang w:val="en-US"/>
         </w:rPr>
       </w:pPr>
       <w:r>
@@ -10409,7 +10532,7 @@
         </w:rPr>
         <w:t xml:space="preserve">            </w:t>
       </w:r>
-      <w:proofErr w:type="spellStart"/>
+      <w:proofErr w:type="gramStart"/>
       <w:r>
         <w:rPr>
           <w:rFonts w:ascii="Cascadia Mono" w:hAnsi="Cascadia Mono" w:cs="Cascadia Mono"/>
@@ -10417,6 +10540,7 @@
           <w:sz w:val="19"/>
           <w:szCs w:val="19"/>
           <w:highlight w:val="white"/>
+          <w:lang w:val="en-US"/>
         </w:rPr>
         <w:t>Assert</w:t>
       </w:r>
@@ -10427,20 +10551,11 @@
           <w:sz w:val="19"/>
           <w:szCs w:val="19"/>
           <w:highlight w:val="white"/>
-        </w:rPr>
-        <w:t>.AreEqual</w:t>
-      </w:r>
-      <w:proofErr w:type="spellEnd"/>
-      <w:r>
-        <w:rPr>
-          <w:rFonts w:ascii="Cascadia Mono" w:hAnsi="Cascadia Mono" w:cs="Cascadia Mono"/>
-          <w:color w:val="000000"/>
-          <w:sz w:val="19"/>
-          <w:szCs w:val="19"/>
-          <w:highlight w:val="white"/>
-        </w:rPr>
-        <w:t>(</w:t>
-      </w:r>
+          <w:lang w:val="en-US"/>
+        </w:rPr>
+        <w:t>.AreEqual(</w:t>
+      </w:r>
+      <w:proofErr w:type="gramEnd"/>
       <w:r>
         <w:rPr>
           <w:rFonts w:ascii="Cascadia Mono" w:hAnsi="Cascadia Mono" w:cs="Cascadia Mono"/>
@@ -10448,27 +10563,324 @@
           <w:sz w:val="19"/>
           <w:szCs w:val="19"/>
           <w:highlight w:val="white"/>
-        </w:rPr>
-        <w:t>"Пароль должен содержать не менее 8 символов, включая верхний и нижний регистр, цифру и спецсимвол"</w:t>
-      </w:r>
-      <w:r>
-        <w:rPr>
-          <w:rFonts w:ascii="Cascadia Mono" w:hAnsi="Cascadia Mono" w:cs="Cascadia Mono"/>
-          <w:color w:val="000000"/>
-          <w:sz w:val="19"/>
-          <w:szCs w:val="19"/>
-          <w:highlight w:val="white"/>
+          <w:lang w:val="en-US"/>
+        </w:rPr>
+        <w:t>"</w:t>
+      </w:r>
+      <w:r>
+        <w:rPr>
+          <w:rFonts w:ascii="Cascadia Mono" w:hAnsi="Cascadia Mono" w:cs="Cascadia Mono"/>
+          <w:color w:val="A31515"/>
+          <w:sz w:val="19"/>
+          <w:szCs w:val="19"/>
+          <w:highlight w:val="white"/>
+        </w:rPr>
+        <w:t>Пароль</w:t>
+      </w:r>
+      <w:r>
+        <w:rPr>
+          <w:rFonts w:ascii="Cascadia Mono" w:hAnsi="Cascadia Mono" w:cs="Cascadia Mono"/>
+          <w:color w:val="A31515"/>
+          <w:sz w:val="19"/>
+          <w:szCs w:val="19"/>
+          <w:highlight w:val="white"/>
+          <w:lang w:val="en-US"/>
+        </w:rPr>
+        <w:t xml:space="preserve"> </w:t>
+      </w:r>
+      <w:r>
+        <w:rPr>
+          <w:rFonts w:ascii="Cascadia Mono" w:hAnsi="Cascadia Mono" w:cs="Cascadia Mono"/>
+          <w:color w:val="A31515"/>
+          <w:sz w:val="19"/>
+          <w:szCs w:val="19"/>
+          <w:highlight w:val="white"/>
+        </w:rPr>
+        <w:t>должен</w:t>
+      </w:r>
+      <w:r>
+        <w:rPr>
+          <w:rFonts w:ascii="Cascadia Mono" w:hAnsi="Cascadia Mono" w:cs="Cascadia Mono"/>
+          <w:color w:val="A31515"/>
+          <w:sz w:val="19"/>
+          <w:szCs w:val="19"/>
+          <w:highlight w:val="white"/>
+          <w:lang w:val="en-US"/>
+        </w:rPr>
+        <w:t xml:space="preserve"> </w:t>
+      </w:r>
+      <w:r>
+        <w:rPr>
+          <w:rFonts w:ascii="Cascadia Mono" w:hAnsi="Cascadia Mono" w:cs="Cascadia Mono"/>
+          <w:color w:val="A31515"/>
+          <w:sz w:val="19"/>
+          <w:szCs w:val="19"/>
+          <w:highlight w:val="white"/>
+        </w:rPr>
+        <w:t>содержать</w:t>
+      </w:r>
+      <w:r>
+        <w:rPr>
+          <w:rFonts w:ascii="Cascadia Mono" w:hAnsi="Cascadia Mono" w:cs="Cascadia Mono"/>
+          <w:color w:val="A31515"/>
+          <w:sz w:val="19"/>
+          <w:szCs w:val="19"/>
+          <w:highlight w:val="white"/>
+          <w:lang w:val="en-US"/>
+        </w:rPr>
+        <w:t xml:space="preserve"> </w:t>
+      </w:r>
+      <w:r>
+        <w:rPr>
+          <w:rFonts w:ascii="Cascadia Mono" w:hAnsi="Cascadia Mono" w:cs="Cascadia Mono"/>
+          <w:color w:val="A31515"/>
+          <w:sz w:val="19"/>
+          <w:szCs w:val="19"/>
+          <w:highlight w:val="white"/>
+        </w:rPr>
+        <w:t>не</w:t>
+      </w:r>
+      <w:r>
+        <w:rPr>
+          <w:rFonts w:ascii="Cascadia Mono" w:hAnsi="Cascadia Mono" w:cs="Cascadia Mono"/>
+          <w:color w:val="A31515"/>
+          <w:sz w:val="19"/>
+          <w:szCs w:val="19"/>
+          <w:highlight w:val="white"/>
+          <w:lang w:val="en-US"/>
+        </w:rPr>
+        <w:t xml:space="preserve"> </w:t>
+      </w:r>
+      <w:r>
+        <w:rPr>
+          <w:rFonts w:ascii="Cascadia Mono" w:hAnsi="Cascadia Mono" w:cs="Cascadia Mono"/>
+          <w:color w:val="A31515"/>
+          <w:sz w:val="19"/>
+          <w:szCs w:val="19"/>
+          <w:highlight w:val="white"/>
+        </w:rPr>
+        <w:t>менее</w:t>
+      </w:r>
+      <w:r>
+        <w:rPr>
+          <w:rFonts w:ascii="Cascadia Mono" w:hAnsi="Cascadia Mono" w:cs="Cascadia Mono"/>
+          <w:color w:val="A31515"/>
+          <w:sz w:val="19"/>
+          <w:szCs w:val="19"/>
+          <w:highlight w:val="white"/>
+          <w:lang w:val="en-US"/>
+        </w:rPr>
+        <w:t xml:space="preserve"> 8 </w:t>
+      </w:r>
+      <w:r>
+        <w:rPr>
+          <w:rFonts w:ascii="Cascadia Mono" w:hAnsi="Cascadia Mono" w:cs="Cascadia Mono"/>
+          <w:color w:val="A31515"/>
+          <w:sz w:val="19"/>
+          <w:szCs w:val="19"/>
+          <w:highlight w:val="white"/>
+        </w:rPr>
+        <w:t>символов</w:t>
+      </w:r>
+      <w:r>
+        <w:rPr>
+          <w:rFonts w:ascii="Cascadia Mono" w:hAnsi="Cascadia Mono" w:cs="Cascadia Mono"/>
+          <w:color w:val="A31515"/>
+          <w:sz w:val="19"/>
+          <w:szCs w:val="19"/>
+          <w:highlight w:val="white"/>
+          <w:lang w:val="en-US"/>
         </w:rPr>
         <w:t xml:space="preserve">, </w:t>
       </w:r>
-      <w:proofErr w:type="spellStart"/>
-      <w:r>
-        <w:rPr>
-          <w:rFonts w:ascii="Cascadia Mono" w:hAnsi="Cascadia Mono" w:cs="Cascadia Mono"/>
-          <w:color w:val="000000"/>
-          <w:sz w:val="19"/>
-          <w:szCs w:val="19"/>
-          <w:highlight w:val="white"/>
+      <w:r>
+        <w:rPr>
+          <w:rFonts w:ascii="Cascadia Mono" w:hAnsi="Cascadia Mono" w:cs="Cascadia Mono"/>
+          <w:color w:val="A31515"/>
+          <w:sz w:val="19"/>
+          <w:szCs w:val="19"/>
+          <w:highlight w:val="white"/>
+        </w:rPr>
+        <w:t>включая</w:t>
+      </w:r>
+      <w:r>
+        <w:rPr>
+          <w:rFonts w:ascii="Cascadia Mono" w:hAnsi="Cascadia Mono" w:cs="Cascadia Mono"/>
+          <w:color w:val="A31515"/>
+          <w:sz w:val="19"/>
+          <w:szCs w:val="19"/>
+          <w:highlight w:val="white"/>
+          <w:lang w:val="en-US"/>
+        </w:rPr>
+        <w:t xml:space="preserve"> </w:t>
+      </w:r>
+      <w:r>
+        <w:rPr>
+          <w:rFonts w:ascii="Cascadia Mono" w:hAnsi="Cascadia Mono" w:cs="Cascadia Mono"/>
+          <w:color w:val="A31515"/>
+          <w:sz w:val="19"/>
+          <w:szCs w:val="19"/>
+          <w:highlight w:val="white"/>
+        </w:rPr>
+        <w:t>верхний</w:t>
+      </w:r>
+      <w:r>
+        <w:rPr>
+          <w:rFonts w:ascii="Cascadia Mono" w:hAnsi="Cascadia Mono" w:cs="Cascadia Mono"/>
+          <w:color w:val="A31515"/>
+          <w:sz w:val="19"/>
+          <w:szCs w:val="19"/>
+          <w:highlight w:val="white"/>
+          <w:lang w:val="en-US"/>
+        </w:rPr>
+        <w:t xml:space="preserve"> </w:t>
+      </w:r>
+      <w:r>
+        <w:rPr>
+          <w:rFonts w:ascii="Cascadia Mono" w:hAnsi="Cascadia Mono" w:cs="Cascadia Mono"/>
+          <w:color w:val="A31515"/>
+          <w:sz w:val="19"/>
+          <w:szCs w:val="19"/>
+          <w:highlight w:val="white"/>
+        </w:rPr>
+        <w:t>и</w:t>
+      </w:r>
+      <w:r>
+        <w:rPr>
+          <w:rFonts w:ascii="Cascadia Mono" w:hAnsi="Cascadia Mono" w:cs="Cascadia Mono"/>
+          <w:color w:val="A31515"/>
+          <w:sz w:val="19"/>
+          <w:szCs w:val="19"/>
+          <w:highlight w:val="white"/>
+          <w:lang w:val="en-US"/>
+        </w:rPr>
+        <w:t xml:space="preserve"> </w:t>
+      </w:r>
+      <w:r>
+        <w:rPr>
+          <w:rFonts w:ascii="Cascadia Mono" w:hAnsi="Cascadia Mono" w:cs="Cascadia Mono"/>
+          <w:color w:val="A31515"/>
+          <w:sz w:val="19"/>
+          <w:szCs w:val="19"/>
+          <w:highlight w:val="white"/>
+        </w:rPr>
+        <w:t>нижний</w:t>
+      </w:r>
+      <w:r>
+        <w:rPr>
+          <w:rFonts w:ascii="Cascadia Mono" w:hAnsi="Cascadia Mono" w:cs="Cascadia Mono"/>
+          <w:color w:val="A31515"/>
+          <w:sz w:val="19"/>
+          <w:szCs w:val="19"/>
+          <w:highlight w:val="white"/>
+          <w:lang w:val="en-US"/>
+        </w:rPr>
+        <w:t xml:space="preserve"> </w:t>
+      </w:r>
+      <w:r>
+        <w:rPr>
+          <w:rFonts w:ascii="Cascadia Mono" w:hAnsi="Cascadia Mono" w:cs="Cascadia Mono"/>
+          <w:color w:val="A31515"/>
+          <w:sz w:val="19"/>
+          <w:szCs w:val="19"/>
+          <w:highlight w:val="white"/>
+        </w:rPr>
+        <w:t>регистр</w:t>
+      </w:r>
+      <w:r>
+        <w:rPr>
+          <w:rFonts w:ascii="Cascadia Mono" w:hAnsi="Cascadia Mono" w:cs="Cascadia Mono"/>
+          <w:color w:val="A31515"/>
+          <w:sz w:val="19"/>
+          <w:szCs w:val="19"/>
+          <w:highlight w:val="white"/>
+          <w:lang w:val="en-US"/>
+        </w:rPr>
+        <w:t xml:space="preserve">, </w:t>
+      </w:r>
+      <w:r>
+        <w:rPr>
+          <w:rFonts w:ascii="Cascadia Mono" w:hAnsi="Cascadia Mono" w:cs="Cascadia Mono"/>
+          <w:color w:val="A31515"/>
+          <w:sz w:val="19"/>
+          <w:szCs w:val="19"/>
+          <w:highlight w:val="white"/>
+        </w:rPr>
+        <w:t>цифру</w:t>
+      </w:r>
+      <w:r>
+        <w:rPr>
+          <w:rFonts w:ascii="Cascadia Mono" w:hAnsi="Cascadia Mono" w:cs="Cascadia Mono"/>
+          <w:color w:val="A31515"/>
+          <w:sz w:val="19"/>
+          <w:szCs w:val="19"/>
+          <w:highlight w:val="white"/>
+          <w:lang w:val="en-US"/>
+        </w:rPr>
+        <w:t xml:space="preserve"> </w:t>
+      </w:r>
+      <w:r>
+        <w:rPr>
+          <w:rFonts w:ascii="Cascadia Mono" w:hAnsi="Cascadia Mono" w:cs="Cascadia Mono"/>
+          <w:color w:val="A31515"/>
+          <w:sz w:val="19"/>
+          <w:szCs w:val="19"/>
+          <w:highlight w:val="white"/>
+        </w:rPr>
+        <w:t>и</w:t>
+      </w:r>
+      <w:r>
+        <w:rPr>
+          <w:rFonts w:ascii="Cascadia Mono" w:hAnsi="Cascadia Mono" w:cs="Cascadia Mono"/>
+          <w:color w:val="A31515"/>
+          <w:sz w:val="19"/>
+          <w:szCs w:val="19"/>
+          <w:highlight w:val="white"/>
+          <w:lang w:val="en-US"/>
+        </w:rPr>
+        <w:t xml:space="preserve"> </w:t>
+      </w:r>
+      <w:r>
+        <w:rPr>
+          <w:rFonts w:ascii="Cascadia Mono" w:hAnsi="Cascadia Mono" w:cs="Cascadia Mono"/>
+          <w:color w:val="A31515"/>
+          <w:sz w:val="19"/>
+          <w:szCs w:val="19"/>
+          <w:highlight w:val="white"/>
+        </w:rPr>
+        <w:t>спецсимвол</w:t>
+      </w:r>
+      <w:r>
+        <w:rPr>
+          <w:rFonts w:ascii="Cascadia Mono" w:hAnsi="Cascadia Mono" w:cs="Cascadia Mono"/>
+          <w:color w:val="A31515"/>
+          <w:sz w:val="19"/>
+          <w:szCs w:val="19"/>
+          <w:highlight w:val="white"/>
+          <w:lang w:val="en-US"/>
+        </w:rPr>
+        <w:t>"</w:t>
+      </w:r>
+      <w:r>
+        <w:rPr>
+          <w:rFonts w:ascii="Cascadia Mono" w:hAnsi="Cascadia Mono" w:cs="Cascadia Mono"/>
+          <w:color w:val="000000"/>
+          <w:sz w:val="19"/>
+          <w:szCs w:val="19"/>
+          <w:highlight w:val="white"/>
+          <w:lang w:val="en-US"/>
+        </w:rPr>
+        <w:t xml:space="preserve">, </w:t>
+      </w:r>
+      <w:proofErr w:type="spellStart"/>
+      <w:r>
+        <w:rPr>
+          <w:rFonts w:ascii="Cascadia Mono" w:hAnsi="Cascadia Mono" w:cs="Cascadia Mono"/>
+          <w:color w:val="000000"/>
+          <w:sz w:val="19"/>
+          <w:szCs w:val="19"/>
+          <w:highlight w:val="white"/>
+          <w:lang w:val="en-US"/>
         </w:rPr>
         <w:t>result.Message</w:t>
       </w:r>
@@ -10480,6 +10892,7 @@
           <w:sz w:val="19"/>
           <w:szCs w:val="19"/>
           <w:highlight w:val="white"/>
+          <w:lang w:val="en-US"/>
         </w:rPr>
         <w:t>);</w:t>
       </w:r>
@@ -10505,8 +10918,19 @@
           <w:sz w:val="19"/>
           <w:szCs w:val="19"/>
           <w:highlight w:val="white"/>
-        </w:rPr>
-        <w:t xml:space="preserve">        }</w:t>
+          <w:lang w:val="en-US"/>
+        </w:rPr>
+        <w:t xml:space="preserve">        </w:t>
+      </w:r>
+      <w:r>
+        <w:rPr>
+          <w:rFonts w:ascii="Cascadia Mono" w:hAnsi="Cascadia Mono" w:cs="Cascadia Mono"/>
+          <w:color w:val="000000"/>
+          <w:sz w:val="19"/>
+          <w:szCs w:val="19"/>
+          <w:highlight w:val="white"/>
+        </w:rPr>
+        <w:t>}</w:t>
       </w:r>
     </w:p>
     <w:p>
@@ -10541,7 +10965,6 @@
           <w:rFonts w:ascii="Times New Roman" w:hAnsi="Times New Roman" w:cs="Times New Roman"/>
           <w:sz w:val="28"/>
           <w:szCs w:val="28"/>
-          <w:lang w:val="en-US"/>
         </w:rPr>
       </w:pPr>
       <w:r>
@@ -10595,12 +11018,6 @@
         <w:gridCol w:w="3075"/>
       </w:tblGrid>
       <w:tr>
-        <w:tblPrEx>
-          <w:tblCellMar>
-            <w:top w:w="0" w:type="dxa"/>
-            <w:bottom w:w="0" w:type="dxa"/>
-          </w:tblCellMar>
-        </w:tblPrEx>
         <w:trPr>
           <w:trHeight w:val="720"/>
         </w:trPr>
@@ -10685,12 +11102,6 @@
         </w:tc>
       </w:tr>
       <w:tr>
-        <w:tblPrEx>
-          <w:tblCellMar>
-            <w:top w:w="0" w:type="dxa"/>
-            <w:bottom w:w="0" w:type="dxa"/>
-          </w:tblCellMar>
-        </w:tblPrEx>
         <w:trPr>
           <w:trHeight w:val="795"/>
         </w:trPr>
@@ -10794,12 +11205,6 @@
         </w:tc>
       </w:tr>
       <w:tr>
-        <w:tblPrEx>
-          <w:tblCellMar>
-            <w:top w:w="0" w:type="dxa"/>
-            <w:bottom w:w="0" w:type="dxa"/>
-          </w:tblCellMar>
-        </w:tblPrEx>
         <w:trPr>
           <w:trHeight w:val="645"/>
         </w:trPr>
@@ -10878,12 +11283,6 @@
         </w:tc>
       </w:tr>
       <w:tr>
-        <w:tblPrEx>
-          <w:tblCellMar>
-            <w:top w:w="0" w:type="dxa"/>
-            <w:bottom w:w="0" w:type="dxa"/>
-          </w:tblCellMar>
-        </w:tblPrEx>
         <w:trPr>
           <w:trHeight w:val="705"/>
         </w:trPr>
@@ -10963,12 +11362,6 @@
         </w:tc>
       </w:tr>
       <w:tr>
-        <w:tblPrEx>
-          <w:tblCellMar>
-            <w:top w:w="0" w:type="dxa"/>
-            <w:bottom w:w="0" w:type="dxa"/>
-          </w:tblCellMar>
-        </w:tblPrEx>
         <w:trPr>
           <w:trHeight w:val="645"/>
         </w:trPr>
@@ -11058,12 +11451,6 @@
         </w:tc>
       </w:tr>
       <w:tr>
-        <w:tblPrEx>
-          <w:tblCellMar>
-            <w:top w:w="0" w:type="dxa"/>
-            <w:bottom w:w="0" w:type="dxa"/>
-          </w:tblCellMar>
-        </w:tblPrEx>
         <w:trPr>
           <w:trHeight w:val="420"/>
         </w:trPr>
@@ -11178,12 +11565,6 @@
         </w:tc>
       </w:tr>
       <w:tr>
-        <w:tblPrEx>
-          <w:tblCellMar>
-            <w:top w:w="0" w:type="dxa"/>
-            <w:bottom w:w="0" w:type="dxa"/>
-          </w:tblCellMar>
-        </w:tblPrEx>
         <w:trPr>
           <w:trHeight w:val="375"/>
         </w:trPr>
@@ -11270,12 +11651,6 @@
         </w:tc>
       </w:tr>
       <w:tr>
-        <w:tblPrEx>
-          <w:tblCellMar>
-            <w:top w:w="0" w:type="dxa"/>
-            <w:bottom w:w="0" w:type="dxa"/>
-          </w:tblCellMar>
-        </w:tblPrEx>
         <w:trPr>
           <w:trHeight w:val="375"/>
         </w:trPr>
@@ -11362,12 +11737,6 @@
         </w:tc>
       </w:tr>
       <w:tr>
-        <w:tblPrEx>
-          <w:tblCellMar>
-            <w:top w:w="0" w:type="dxa"/>
-            <w:bottom w:w="0" w:type="dxa"/>
-          </w:tblCellMar>
-        </w:tblPrEx>
         <w:trPr>
           <w:trHeight w:val="375"/>
         </w:trPr>
@@ -11454,12 +11823,6 @@
         </w:tc>
       </w:tr>
       <w:tr>
-        <w:tblPrEx>
-          <w:tblCellMar>
-            <w:top w:w="0" w:type="dxa"/>
-            <w:bottom w:w="0" w:type="dxa"/>
-          </w:tblCellMar>
-        </w:tblPrEx>
         <w:trPr>
           <w:trHeight w:val="375"/>
         </w:trPr>
@@ -11546,12 +11909,6 @@
         </w:tc>
       </w:tr>
       <w:tr>
-        <w:tblPrEx>
-          <w:tblCellMar>
-            <w:top w:w="0" w:type="dxa"/>
-            <w:bottom w:w="0" w:type="dxa"/>
-          </w:tblCellMar>
-        </w:tblPrEx>
         <w:trPr>
           <w:trHeight w:val="375"/>
         </w:trPr>
@@ -11664,6 +12021,5473 @@
           <w:szCs w:val="24"/>
         </w:rPr>
       </w:pPr>
+    </w:p>
+    <w:p>
+      <w:pPr>
+        <w:rPr>
+          <w:rFonts w:ascii="Times New Roman" w:hAnsi="Times New Roman" w:cs="Times New Roman"/>
+          <w:b/>
+          <w:sz w:val="28"/>
+          <w:szCs w:val="28"/>
+        </w:rPr>
+      </w:pPr>
+      <w:r>
+        <w:rPr>
+          <w:rFonts w:ascii="Times New Roman" w:hAnsi="Times New Roman" w:cs="Times New Roman"/>
+          <w:b/>
+          <w:sz w:val="28"/>
+          <w:szCs w:val="28"/>
+        </w:rPr>
+        <w:lastRenderedPageBreak/>
+        <w:t>Модуль 2:</w:t>
+      </w:r>
+    </w:p>
+    <w:p>
+      <w:pPr>
+        <w:rPr>
+          <w:rFonts w:ascii="Times New Roman" w:hAnsi="Times New Roman" w:cs="Times New Roman"/>
+          <w:sz w:val="28"/>
+          <w:szCs w:val="28"/>
+        </w:rPr>
+      </w:pPr>
+      <w:r>
+        <w:rPr>
+          <w:rFonts w:ascii="Times New Roman" w:hAnsi="Times New Roman" w:cs="Times New Roman"/>
+          <w:sz w:val="28"/>
+          <w:szCs w:val="28"/>
+          <w:lang w:val="en-US"/>
+        </w:rPr>
+        <w:t>ERD-</w:t>
+      </w:r>
+      <w:r>
+        <w:rPr>
+          <w:rFonts w:ascii="Times New Roman" w:hAnsi="Times New Roman" w:cs="Times New Roman"/>
+          <w:sz w:val="28"/>
+          <w:szCs w:val="28"/>
+        </w:rPr>
+        <w:t>Диаграмма БД</w:t>
+      </w:r>
+    </w:p>
+    <w:p>
+      <w:pPr>
+        <w:rPr>
+          <w:rFonts w:ascii="Times New Roman" w:hAnsi="Times New Roman" w:cs="Times New Roman"/>
+          <w:sz w:val="24"/>
+          <w:szCs w:val="24"/>
+        </w:rPr>
+      </w:pPr>
+      <w:r>
+        <w:rPr>
+          <w:rFonts w:ascii="Times New Roman" w:hAnsi="Times New Roman" w:cs="Times New Roman"/>
+          <w:sz w:val="24"/>
+          <w:szCs w:val="24"/>
+        </w:rPr>
+        <w:drawing>
+          <wp:inline distT="0" distB="0" distL="0" distR="0" wp14:anchorId="2720F1D8" wp14:editId="0D26B5C7">
+            <wp:extent cx="5940425" cy="4597400"/>
+            <wp:effectExtent l="0" t="0" r="3175" b="0"/>
+            <wp:docPr id="1" name="Рисунок 1"/>
+            <wp:cNvGraphicFramePr>
+              <a:graphicFrameLocks xmlns:a="http://schemas.openxmlformats.org/drawingml/2006/main" noChangeAspect="1"/>
+            </wp:cNvGraphicFramePr>
+            <a:graphic xmlns:a="http://schemas.openxmlformats.org/drawingml/2006/main">
+              <a:graphicData uri="http://schemas.openxmlformats.org/drawingml/2006/picture">
+                <pic:pic xmlns:pic="http://schemas.openxmlformats.org/drawingml/2006/picture">
+                  <pic:nvPicPr>
+                    <pic:cNvPr id="1" name=""/>
+                    <pic:cNvPicPr/>
+                  </pic:nvPicPr>
+                  <pic:blipFill>
+                    <a:blip r:embed="rId5"/>
+                    <a:stretch>
+                      <a:fillRect/>
+                    </a:stretch>
+                  </pic:blipFill>
+                  <pic:spPr>
+                    <a:xfrm>
+                      <a:off x="0" y="0"/>
+                      <a:ext cx="5940425" cy="4597400"/>
+                    </a:xfrm>
+                    <a:prstGeom prst="rect">
+                      <a:avLst/>
+                    </a:prstGeom>
+                  </pic:spPr>
+                </pic:pic>
+              </a:graphicData>
+            </a:graphic>
+          </wp:inline>
+        </w:drawing>
+      </w:r>
+    </w:p>
+    <w:p>
+      <w:pPr>
+        <w:rPr>
+          <w:rFonts w:ascii="Times New Roman" w:hAnsi="Times New Roman" w:cs="Times New Roman"/>
+          <w:sz w:val="24"/>
+          <w:szCs w:val="24"/>
+        </w:rPr>
+      </w:pPr>
+    </w:p>
+    <w:p>
+      <w:pPr>
+        <w:rPr>
+          <w:rFonts w:ascii="Times New Roman" w:hAnsi="Times New Roman" w:cs="Times New Roman"/>
+          <w:sz w:val="24"/>
+          <w:szCs w:val="24"/>
+        </w:rPr>
+      </w:pPr>
+    </w:p>
+    <w:p>
+      <w:pPr>
+        <w:rPr>
+          <w:rFonts w:ascii="Times New Roman" w:hAnsi="Times New Roman" w:cs="Times New Roman"/>
+          <w:sz w:val="24"/>
+          <w:szCs w:val="24"/>
+        </w:rPr>
+      </w:pPr>
+      <w:r>
+        <w:rPr>
+          <w:rFonts w:ascii="Times New Roman" w:hAnsi="Times New Roman" w:cs="Times New Roman"/>
+          <w:sz w:val="24"/>
+          <w:szCs w:val="24"/>
+        </w:rPr>
+        <w:t>-- 3. ПРОЦЕДУР</w:t>
+      </w:r>
+      <w:r>
+        <w:rPr>
+          <w:rFonts w:ascii="Times New Roman" w:hAnsi="Times New Roman" w:cs="Times New Roman"/>
+          <w:sz w:val="24"/>
+          <w:szCs w:val="24"/>
+        </w:rPr>
+        <w:t>А ПРОВЕРКИ ДАННЫХ НА ВАЛИДНОСТЬ</w:t>
+      </w:r>
+    </w:p>
+    <w:p>
+      <w:pPr>
+        <w:rPr>
+          <w:rFonts w:ascii="Times New Roman" w:hAnsi="Times New Roman" w:cs="Times New Roman"/>
+          <w:sz w:val="24"/>
+          <w:szCs w:val="24"/>
+          <w:lang w:val="en-US"/>
+        </w:rPr>
+      </w:pPr>
+      <w:r>
+        <w:rPr>
+          <w:rFonts w:ascii="Times New Roman" w:hAnsi="Times New Roman" w:cs="Times New Roman"/>
+          <w:sz w:val="24"/>
+          <w:szCs w:val="24"/>
+          <w:lang w:val="en-US"/>
+        </w:rPr>
+        <w:t xml:space="preserve">CREATE OR REPLACE FUNCTION </w:t>
+      </w:r>
+      <w:proofErr w:type="spellStart"/>
+      <w:r>
+        <w:rPr>
+          <w:rFonts w:ascii="Times New Roman" w:hAnsi="Times New Roman" w:cs="Times New Roman"/>
+          <w:sz w:val="24"/>
+          <w:szCs w:val="24"/>
+          <w:lang w:val="en-US"/>
+        </w:rPr>
+        <w:t>validate_student_</w:t>
+      </w:r>
+      <w:proofErr w:type="gramStart"/>
+      <w:r>
+        <w:rPr>
+          <w:rFonts w:ascii="Times New Roman" w:hAnsi="Times New Roman" w:cs="Times New Roman"/>
+          <w:sz w:val="24"/>
+          <w:szCs w:val="24"/>
+          <w:lang w:val="en-US"/>
+        </w:rPr>
+        <w:t>data</w:t>
+      </w:r>
+      <w:proofErr w:type="spellEnd"/>
+      <w:r>
+        <w:rPr>
+          <w:rFonts w:ascii="Times New Roman" w:hAnsi="Times New Roman" w:cs="Times New Roman"/>
+          <w:sz w:val="24"/>
+          <w:szCs w:val="24"/>
+          <w:lang w:val="en-US"/>
+        </w:rPr>
+        <w:t>()</w:t>
+      </w:r>
+      <w:proofErr w:type="gramEnd"/>
+    </w:p>
+    <w:p>
+      <w:pPr>
+        <w:rPr>
+          <w:rFonts w:ascii="Times New Roman" w:hAnsi="Times New Roman" w:cs="Times New Roman"/>
+          <w:sz w:val="24"/>
+          <w:szCs w:val="24"/>
+          <w:lang w:val="en-US"/>
+        </w:rPr>
+      </w:pPr>
+      <w:r>
+        <w:rPr>
+          <w:rFonts w:ascii="Times New Roman" w:hAnsi="Times New Roman" w:cs="Times New Roman"/>
+          <w:sz w:val="24"/>
+          <w:szCs w:val="24"/>
+          <w:lang w:val="en-US"/>
+        </w:rPr>
+        <w:t xml:space="preserve">RETURNS </w:t>
+      </w:r>
+      <w:proofErr w:type="gramStart"/>
+      <w:r>
+        <w:rPr>
+          <w:rFonts w:ascii="Times New Roman" w:hAnsi="Times New Roman" w:cs="Times New Roman"/>
+          <w:sz w:val="24"/>
+          <w:szCs w:val="24"/>
+          <w:lang w:val="en-US"/>
+        </w:rPr>
+        <w:t>TABLE(</w:t>
+      </w:r>
+      <w:proofErr w:type="gramEnd"/>
+    </w:p>
+    <w:p>
+      <w:pPr>
+        <w:rPr>
+          <w:rFonts w:ascii="Times New Roman" w:hAnsi="Times New Roman" w:cs="Times New Roman"/>
+          <w:sz w:val="24"/>
+          <w:szCs w:val="24"/>
+          <w:lang w:val="en-US"/>
+        </w:rPr>
+      </w:pPr>
+      <w:r>
+        <w:rPr>
+          <w:rFonts w:ascii="Times New Roman" w:hAnsi="Times New Roman" w:cs="Times New Roman"/>
+          <w:sz w:val="24"/>
+          <w:szCs w:val="24"/>
+          <w:lang w:val="en-US"/>
+        </w:rPr>
+        <w:t xml:space="preserve">    </w:t>
+      </w:r>
+      <w:proofErr w:type="spellStart"/>
+      <w:proofErr w:type="gramStart"/>
+      <w:r>
+        <w:rPr>
+          <w:rFonts w:ascii="Times New Roman" w:hAnsi="Times New Roman" w:cs="Times New Roman"/>
+          <w:sz w:val="24"/>
+          <w:szCs w:val="24"/>
+          <w:lang w:val="en-US"/>
+        </w:rPr>
+        <w:t>student_id</w:t>
+      </w:r>
+      <w:proofErr w:type="spellEnd"/>
+      <w:proofErr w:type="gramEnd"/>
+      <w:r>
+        <w:rPr>
+          <w:rFonts w:ascii="Times New Roman" w:hAnsi="Times New Roman" w:cs="Times New Roman"/>
+          <w:sz w:val="24"/>
+          <w:szCs w:val="24"/>
+          <w:lang w:val="en-US"/>
+        </w:rPr>
+        <w:t xml:space="preserve"> INT,</w:t>
+      </w:r>
+    </w:p>
+    <w:p>
+      <w:pPr>
+        <w:rPr>
+          <w:rFonts w:ascii="Times New Roman" w:hAnsi="Times New Roman" w:cs="Times New Roman"/>
+          <w:sz w:val="24"/>
+          <w:szCs w:val="24"/>
+          <w:lang w:val="en-US"/>
+        </w:rPr>
+      </w:pPr>
+      <w:r>
+        <w:rPr>
+          <w:rFonts w:ascii="Times New Roman" w:hAnsi="Times New Roman" w:cs="Times New Roman"/>
+          <w:sz w:val="24"/>
+          <w:szCs w:val="24"/>
+          <w:lang w:val="en-US"/>
+        </w:rPr>
+        <w:t xml:space="preserve">    </w:t>
+      </w:r>
+      <w:proofErr w:type="spellStart"/>
+      <w:proofErr w:type="gramStart"/>
+      <w:r>
+        <w:rPr>
+          <w:rFonts w:ascii="Times New Roman" w:hAnsi="Times New Roman" w:cs="Times New Roman"/>
+          <w:sz w:val="24"/>
+          <w:szCs w:val="24"/>
+          <w:lang w:val="en-US"/>
+        </w:rPr>
+        <w:t>full_name</w:t>
+      </w:r>
+      <w:proofErr w:type="spellEnd"/>
+      <w:proofErr w:type="gramEnd"/>
+      <w:r>
+        <w:rPr>
+          <w:rFonts w:ascii="Times New Roman" w:hAnsi="Times New Roman" w:cs="Times New Roman"/>
+          <w:sz w:val="24"/>
+          <w:szCs w:val="24"/>
+          <w:lang w:val="en-US"/>
+        </w:rPr>
+        <w:t xml:space="preserve"> VARCHAR,</w:t>
+      </w:r>
+    </w:p>
+    <w:p>
+      <w:pPr>
+        <w:rPr>
+          <w:rFonts w:ascii="Times New Roman" w:hAnsi="Times New Roman" w:cs="Times New Roman"/>
+          <w:sz w:val="24"/>
+          <w:szCs w:val="24"/>
+          <w:lang w:val="en-US"/>
+        </w:rPr>
+      </w:pPr>
+      <w:r>
+        <w:rPr>
+          <w:rFonts w:ascii="Times New Roman" w:hAnsi="Times New Roman" w:cs="Times New Roman"/>
+          <w:sz w:val="24"/>
+          <w:szCs w:val="24"/>
+          <w:lang w:val="en-US"/>
+        </w:rPr>
+        <w:t xml:space="preserve">    </w:t>
+      </w:r>
+      <w:proofErr w:type="spellStart"/>
+      <w:proofErr w:type="gramStart"/>
+      <w:r>
+        <w:rPr>
+          <w:rFonts w:ascii="Times New Roman" w:hAnsi="Times New Roman" w:cs="Times New Roman"/>
+          <w:sz w:val="24"/>
+          <w:szCs w:val="24"/>
+          <w:lang w:val="en-US"/>
+        </w:rPr>
+        <w:t>birth_date</w:t>
+      </w:r>
+      <w:proofErr w:type="spellEnd"/>
+      <w:proofErr w:type="gramEnd"/>
+      <w:r>
+        <w:rPr>
+          <w:rFonts w:ascii="Times New Roman" w:hAnsi="Times New Roman" w:cs="Times New Roman"/>
+          <w:sz w:val="24"/>
+          <w:szCs w:val="24"/>
+          <w:lang w:val="en-US"/>
+        </w:rPr>
+        <w:t xml:space="preserve"> DATE,</w:t>
+      </w:r>
+    </w:p>
+    <w:p>
+      <w:pPr>
+        <w:rPr>
+          <w:rFonts w:ascii="Times New Roman" w:hAnsi="Times New Roman" w:cs="Times New Roman"/>
+          <w:sz w:val="24"/>
+          <w:szCs w:val="24"/>
+          <w:lang w:val="en-US"/>
+        </w:rPr>
+      </w:pPr>
+      <w:r>
+        <w:rPr>
+          <w:rFonts w:ascii="Times New Roman" w:hAnsi="Times New Roman" w:cs="Times New Roman"/>
+          <w:sz w:val="24"/>
+          <w:szCs w:val="24"/>
+          <w:lang w:val="en-US"/>
+        </w:rPr>
+        <w:t xml:space="preserve">    </w:t>
+      </w:r>
+      <w:proofErr w:type="spellStart"/>
+      <w:proofErr w:type="gramStart"/>
+      <w:r>
+        <w:rPr>
+          <w:rFonts w:ascii="Times New Roman" w:hAnsi="Times New Roman" w:cs="Times New Roman"/>
+          <w:sz w:val="24"/>
+          <w:szCs w:val="24"/>
+          <w:lang w:val="en-US"/>
+        </w:rPr>
+        <w:t>group_name</w:t>
+      </w:r>
+      <w:proofErr w:type="spellEnd"/>
+      <w:proofErr w:type="gramEnd"/>
+      <w:r>
+        <w:rPr>
+          <w:rFonts w:ascii="Times New Roman" w:hAnsi="Times New Roman" w:cs="Times New Roman"/>
+          <w:sz w:val="24"/>
+          <w:szCs w:val="24"/>
+          <w:lang w:val="en-US"/>
+        </w:rPr>
+        <w:t xml:space="preserve"> VARCHAR,</w:t>
+      </w:r>
+    </w:p>
+    <w:p>
+      <w:pPr>
+        <w:rPr>
+          <w:rFonts w:ascii="Times New Roman" w:hAnsi="Times New Roman" w:cs="Times New Roman"/>
+          <w:sz w:val="24"/>
+          <w:szCs w:val="24"/>
+          <w:lang w:val="en-US"/>
+        </w:rPr>
+      </w:pPr>
+      <w:r>
+        <w:rPr>
+          <w:rFonts w:ascii="Times New Roman" w:hAnsi="Times New Roman" w:cs="Times New Roman"/>
+          <w:sz w:val="24"/>
+          <w:szCs w:val="24"/>
+          <w:lang w:val="en-US"/>
+        </w:rPr>
+        <w:t xml:space="preserve">    </w:t>
+      </w:r>
+      <w:proofErr w:type="spellStart"/>
+      <w:proofErr w:type="gramStart"/>
+      <w:r>
+        <w:rPr>
+          <w:rFonts w:ascii="Times New Roman" w:hAnsi="Times New Roman" w:cs="Times New Roman"/>
+          <w:sz w:val="24"/>
+          <w:szCs w:val="24"/>
+          <w:lang w:val="en-US"/>
+        </w:rPr>
+        <w:t>contact_info</w:t>
+      </w:r>
+      <w:proofErr w:type="spellEnd"/>
+      <w:proofErr w:type="gramEnd"/>
+      <w:r>
+        <w:rPr>
+          <w:rFonts w:ascii="Times New Roman" w:hAnsi="Times New Roman" w:cs="Times New Roman"/>
+          <w:sz w:val="24"/>
+          <w:szCs w:val="24"/>
+          <w:lang w:val="en-US"/>
+        </w:rPr>
+        <w:t xml:space="preserve"> VARCHAR,</w:t>
+      </w:r>
+    </w:p>
+    <w:p>
+      <w:pPr>
+        <w:rPr>
+          <w:rFonts w:ascii="Times New Roman" w:hAnsi="Times New Roman" w:cs="Times New Roman"/>
+          <w:sz w:val="24"/>
+          <w:szCs w:val="24"/>
+          <w:lang w:val="en-US"/>
+        </w:rPr>
+      </w:pPr>
+      <w:r>
+        <w:rPr>
+          <w:rFonts w:ascii="Times New Roman" w:hAnsi="Times New Roman" w:cs="Times New Roman"/>
+          <w:sz w:val="24"/>
+          <w:szCs w:val="24"/>
+          <w:lang w:val="en-US"/>
+        </w:rPr>
+        <w:t xml:space="preserve">    </w:t>
+      </w:r>
+      <w:proofErr w:type="spellStart"/>
+      <w:proofErr w:type="gramStart"/>
+      <w:r>
+        <w:rPr>
+          <w:rFonts w:ascii="Times New Roman" w:hAnsi="Times New Roman" w:cs="Times New Roman"/>
+          <w:sz w:val="24"/>
+          <w:szCs w:val="24"/>
+          <w:lang w:val="en-US"/>
+        </w:rPr>
+        <w:t>is_valid</w:t>
+      </w:r>
+      <w:proofErr w:type="spellEnd"/>
+      <w:proofErr w:type="gramEnd"/>
+      <w:r>
+        <w:rPr>
+          <w:rFonts w:ascii="Times New Roman" w:hAnsi="Times New Roman" w:cs="Times New Roman"/>
+          <w:sz w:val="24"/>
+          <w:szCs w:val="24"/>
+          <w:lang w:val="en-US"/>
+        </w:rPr>
+        <w:t xml:space="preserve"> INT,</w:t>
+      </w:r>
+    </w:p>
+    <w:p>
+      <w:pPr>
+        <w:rPr>
+          <w:rFonts w:ascii="Times New Roman" w:hAnsi="Times New Roman" w:cs="Times New Roman"/>
+          <w:sz w:val="24"/>
+          <w:szCs w:val="24"/>
+          <w:lang w:val="en-US"/>
+        </w:rPr>
+      </w:pPr>
+      <w:r>
+        <w:rPr>
+          <w:rFonts w:ascii="Times New Roman" w:hAnsi="Times New Roman" w:cs="Times New Roman"/>
+          <w:sz w:val="24"/>
+          <w:szCs w:val="24"/>
+          <w:lang w:val="en-US"/>
+        </w:rPr>
+        <w:t xml:space="preserve">    </w:t>
+      </w:r>
+      <w:proofErr w:type="spellStart"/>
+      <w:proofErr w:type="gramStart"/>
+      <w:r>
+        <w:rPr>
+          <w:rFonts w:ascii="Times New Roman" w:hAnsi="Times New Roman" w:cs="Times New Roman"/>
+          <w:sz w:val="24"/>
+          <w:szCs w:val="24"/>
+          <w:lang w:val="en-US"/>
+        </w:rPr>
+        <w:t>validation_message</w:t>
+      </w:r>
+      <w:proofErr w:type="spellEnd"/>
+      <w:proofErr w:type="gramEnd"/>
+      <w:r>
+        <w:rPr>
+          <w:rFonts w:ascii="Times New Roman" w:hAnsi="Times New Roman" w:cs="Times New Roman"/>
+          <w:sz w:val="24"/>
+          <w:szCs w:val="24"/>
+          <w:lang w:val="en-US"/>
+        </w:rPr>
+        <w:t xml:space="preserve"> TEXT</w:t>
+      </w:r>
+    </w:p>
+    <w:p>
+      <w:pPr>
+        <w:rPr>
+          <w:rFonts w:ascii="Times New Roman" w:hAnsi="Times New Roman" w:cs="Times New Roman"/>
+          <w:sz w:val="24"/>
+          <w:szCs w:val="24"/>
+          <w:lang w:val="en-US"/>
+        </w:rPr>
+      </w:pPr>
+      <w:r>
+        <w:rPr>
+          <w:rFonts w:ascii="Times New Roman" w:hAnsi="Times New Roman" w:cs="Times New Roman"/>
+          <w:sz w:val="24"/>
+          <w:szCs w:val="24"/>
+          <w:lang w:val="en-US"/>
+        </w:rPr>
+        <w:t>) AS $$</w:t>
+      </w:r>
+    </w:p>
+    <w:p>
+      <w:pPr>
+        <w:rPr>
+          <w:rFonts w:ascii="Times New Roman" w:hAnsi="Times New Roman" w:cs="Times New Roman"/>
+          <w:sz w:val="24"/>
+          <w:szCs w:val="24"/>
+          <w:lang w:val="en-US"/>
+        </w:rPr>
+      </w:pPr>
+      <w:r>
+        <w:rPr>
+          <w:rFonts w:ascii="Times New Roman" w:hAnsi="Times New Roman" w:cs="Times New Roman"/>
+          <w:sz w:val="24"/>
+          <w:szCs w:val="24"/>
+          <w:lang w:val="en-US"/>
+        </w:rPr>
+        <w:lastRenderedPageBreak/>
+        <w:t>BEGIN</w:t>
+      </w:r>
+    </w:p>
+    <w:p>
+      <w:pPr>
+        <w:rPr>
+          <w:rFonts w:ascii="Times New Roman" w:hAnsi="Times New Roman" w:cs="Times New Roman"/>
+          <w:sz w:val="24"/>
+          <w:szCs w:val="24"/>
+          <w:lang w:val="en-US"/>
+        </w:rPr>
+      </w:pPr>
+      <w:r>
+        <w:rPr>
+          <w:rFonts w:ascii="Times New Roman" w:hAnsi="Times New Roman" w:cs="Times New Roman"/>
+          <w:sz w:val="24"/>
+          <w:szCs w:val="24"/>
+          <w:lang w:val="en-US"/>
+        </w:rPr>
+        <w:t xml:space="preserve">    RETURN QUERY</w:t>
+      </w:r>
+    </w:p>
+    <w:p>
+      <w:pPr>
+        <w:rPr>
+          <w:rFonts w:ascii="Times New Roman" w:hAnsi="Times New Roman" w:cs="Times New Roman"/>
+          <w:sz w:val="24"/>
+          <w:szCs w:val="24"/>
+          <w:lang w:val="en-US"/>
+        </w:rPr>
+      </w:pPr>
+      <w:r>
+        <w:rPr>
+          <w:rFonts w:ascii="Times New Roman" w:hAnsi="Times New Roman" w:cs="Times New Roman"/>
+          <w:sz w:val="24"/>
+          <w:szCs w:val="24"/>
+          <w:lang w:val="en-US"/>
+        </w:rPr>
+        <w:t xml:space="preserve">    SELECT </w:t>
+      </w:r>
+    </w:p>
+    <w:p>
+      <w:pPr>
+        <w:rPr>
+          <w:rFonts w:ascii="Times New Roman" w:hAnsi="Times New Roman" w:cs="Times New Roman"/>
+          <w:sz w:val="24"/>
+          <w:szCs w:val="24"/>
+          <w:lang w:val="en-US"/>
+        </w:rPr>
+      </w:pPr>
+      <w:r>
+        <w:rPr>
+          <w:rFonts w:ascii="Times New Roman" w:hAnsi="Times New Roman" w:cs="Times New Roman"/>
+          <w:sz w:val="24"/>
+          <w:szCs w:val="24"/>
+          <w:lang w:val="en-US"/>
+        </w:rPr>
+        <w:t xml:space="preserve">        </w:t>
+      </w:r>
+      <w:proofErr w:type="spellStart"/>
+      <w:r>
+        <w:rPr>
+          <w:rFonts w:ascii="Times New Roman" w:hAnsi="Times New Roman" w:cs="Times New Roman"/>
+          <w:sz w:val="24"/>
+          <w:szCs w:val="24"/>
+          <w:lang w:val="en-US"/>
+        </w:rPr>
+        <w:t>s.student_id</w:t>
+      </w:r>
+      <w:proofErr w:type="spellEnd"/>
+      <w:r>
+        <w:rPr>
+          <w:rFonts w:ascii="Times New Roman" w:hAnsi="Times New Roman" w:cs="Times New Roman"/>
+          <w:sz w:val="24"/>
+          <w:szCs w:val="24"/>
+          <w:lang w:val="en-US"/>
+        </w:rPr>
+        <w:t>,</w:t>
+      </w:r>
+    </w:p>
+    <w:p>
+      <w:pPr>
+        <w:rPr>
+          <w:rFonts w:ascii="Times New Roman" w:hAnsi="Times New Roman" w:cs="Times New Roman"/>
+          <w:sz w:val="24"/>
+          <w:szCs w:val="24"/>
+          <w:lang w:val="en-US"/>
+        </w:rPr>
+      </w:pPr>
+      <w:r>
+        <w:rPr>
+          <w:rFonts w:ascii="Times New Roman" w:hAnsi="Times New Roman" w:cs="Times New Roman"/>
+          <w:sz w:val="24"/>
+          <w:szCs w:val="24"/>
+          <w:lang w:val="en-US"/>
+        </w:rPr>
+        <w:t xml:space="preserve">        </w:t>
+      </w:r>
+      <w:proofErr w:type="spellStart"/>
+      <w:r>
+        <w:rPr>
+          <w:rFonts w:ascii="Times New Roman" w:hAnsi="Times New Roman" w:cs="Times New Roman"/>
+          <w:sz w:val="24"/>
+          <w:szCs w:val="24"/>
+          <w:lang w:val="en-US"/>
+        </w:rPr>
+        <w:t>s.full_name</w:t>
+      </w:r>
+      <w:proofErr w:type="spellEnd"/>
+      <w:r>
+        <w:rPr>
+          <w:rFonts w:ascii="Times New Roman" w:hAnsi="Times New Roman" w:cs="Times New Roman"/>
+          <w:sz w:val="24"/>
+          <w:szCs w:val="24"/>
+          <w:lang w:val="en-US"/>
+        </w:rPr>
+        <w:t>,</w:t>
+      </w:r>
+    </w:p>
+    <w:p>
+      <w:pPr>
+        <w:rPr>
+          <w:rFonts w:ascii="Times New Roman" w:hAnsi="Times New Roman" w:cs="Times New Roman"/>
+          <w:sz w:val="24"/>
+          <w:szCs w:val="24"/>
+          <w:lang w:val="en-US"/>
+        </w:rPr>
+      </w:pPr>
+      <w:r>
+        <w:rPr>
+          <w:rFonts w:ascii="Times New Roman" w:hAnsi="Times New Roman" w:cs="Times New Roman"/>
+          <w:sz w:val="24"/>
+          <w:szCs w:val="24"/>
+          <w:lang w:val="en-US"/>
+        </w:rPr>
+        <w:t xml:space="preserve">        </w:t>
+      </w:r>
+      <w:proofErr w:type="spellStart"/>
+      <w:r>
+        <w:rPr>
+          <w:rFonts w:ascii="Times New Roman" w:hAnsi="Times New Roman" w:cs="Times New Roman"/>
+          <w:sz w:val="24"/>
+          <w:szCs w:val="24"/>
+          <w:lang w:val="en-US"/>
+        </w:rPr>
+        <w:t>s.birth_date</w:t>
+      </w:r>
+      <w:proofErr w:type="spellEnd"/>
+      <w:r>
+        <w:rPr>
+          <w:rFonts w:ascii="Times New Roman" w:hAnsi="Times New Roman" w:cs="Times New Roman"/>
+          <w:sz w:val="24"/>
+          <w:szCs w:val="24"/>
+          <w:lang w:val="en-US"/>
+        </w:rPr>
+        <w:t>,</w:t>
+      </w:r>
+    </w:p>
+    <w:p>
+      <w:pPr>
+        <w:rPr>
+          <w:rFonts w:ascii="Times New Roman" w:hAnsi="Times New Roman" w:cs="Times New Roman"/>
+          <w:sz w:val="24"/>
+          <w:szCs w:val="24"/>
+          <w:lang w:val="en-US"/>
+        </w:rPr>
+      </w:pPr>
+      <w:r>
+        <w:rPr>
+          <w:rFonts w:ascii="Times New Roman" w:hAnsi="Times New Roman" w:cs="Times New Roman"/>
+          <w:sz w:val="24"/>
+          <w:szCs w:val="24"/>
+          <w:lang w:val="en-US"/>
+        </w:rPr>
+        <w:t xml:space="preserve">        </w:t>
+      </w:r>
+      <w:proofErr w:type="spellStart"/>
+      <w:r>
+        <w:rPr>
+          <w:rFonts w:ascii="Times New Roman" w:hAnsi="Times New Roman" w:cs="Times New Roman"/>
+          <w:sz w:val="24"/>
+          <w:szCs w:val="24"/>
+          <w:lang w:val="en-US"/>
+        </w:rPr>
+        <w:t>s.group_name</w:t>
+      </w:r>
+      <w:proofErr w:type="spellEnd"/>
+      <w:r>
+        <w:rPr>
+          <w:rFonts w:ascii="Times New Roman" w:hAnsi="Times New Roman" w:cs="Times New Roman"/>
+          <w:sz w:val="24"/>
+          <w:szCs w:val="24"/>
+          <w:lang w:val="en-US"/>
+        </w:rPr>
+        <w:t>,</w:t>
+      </w:r>
+    </w:p>
+    <w:p>
+      <w:pPr>
+        <w:rPr>
+          <w:rFonts w:ascii="Times New Roman" w:hAnsi="Times New Roman" w:cs="Times New Roman"/>
+          <w:sz w:val="24"/>
+          <w:szCs w:val="24"/>
+          <w:lang w:val="en-US"/>
+        </w:rPr>
+      </w:pPr>
+      <w:r>
+        <w:rPr>
+          <w:rFonts w:ascii="Times New Roman" w:hAnsi="Times New Roman" w:cs="Times New Roman"/>
+          <w:sz w:val="24"/>
+          <w:szCs w:val="24"/>
+          <w:lang w:val="en-US"/>
+        </w:rPr>
+        <w:t xml:space="preserve">        </w:t>
+      </w:r>
+      <w:proofErr w:type="spellStart"/>
+      <w:r>
+        <w:rPr>
+          <w:rFonts w:ascii="Times New Roman" w:hAnsi="Times New Roman" w:cs="Times New Roman"/>
+          <w:sz w:val="24"/>
+          <w:szCs w:val="24"/>
+          <w:lang w:val="en-US"/>
+        </w:rPr>
+        <w:t>s.contact_info</w:t>
+      </w:r>
+      <w:proofErr w:type="spellEnd"/>
+      <w:r>
+        <w:rPr>
+          <w:rFonts w:ascii="Times New Roman" w:hAnsi="Times New Roman" w:cs="Times New Roman"/>
+          <w:sz w:val="24"/>
+          <w:szCs w:val="24"/>
+          <w:lang w:val="en-US"/>
+        </w:rPr>
+        <w:t>,</w:t>
+      </w:r>
+    </w:p>
+    <w:p>
+      <w:pPr>
+        <w:rPr>
+          <w:rFonts w:ascii="Times New Roman" w:hAnsi="Times New Roman" w:cs="Times New Roman"/>
+          <w:sz w:val="24"/>
+          <w:szCs w:val="24"/>
+          <w:lang w:val="en-US"/>
+        </w:rPr>
+      </w:pPr>
+      <w:r>
+        <w:rPr>
+          <w:rFonts w:ascii="Times New Roman" w:hAnsi="Times New Roman" w:cs="Times New Roman"/>
+          <w:sz w:val="24"/>
+          <w:szCs w:val="24"/>
+          <w:lang w:val="en-US"/>
+        </w:rPr>
+        <w:t xml:space="preserve">        CASE </w:t>
+      </w:r>
+    </w:p>
+    <w:p>
+      <w:pPr>
+        <w:rPr>
+          <w:rFonts w:ascii="Times New Roman" w:hAnsi="Times New Roman" w:cs="Times New Roman"/>
+          <w:sz w:val="24"/>
+          <w:szCs w:val="24"/>
+          <w:lang w:val="en-US"/>
+        </w:rPr>
+      </w:pPr>
+      <w:r>
+        <w:rPr>
+          <w:rFonts w:ascii="Times New Roman" w:hAnsi="Times New Roman" w:cs="Times New Roman"/>
+          <w:sz w:val="24"/>
+          <w:szCs w:val="24"/>
+          <w:lang w:val="en-US"/>
+        </w:rPr>
+        <w:t xml:space="preserve">            WHEN </w:t>
+      </w:r>
+      <w:proofErr w:type="spellStart"/>
+      <w:r>
+        <w:rPr>
+          <w:rFonts w:ascii="Times New Roman" w:hAnsi="Times New Roman" w:cs="Times New Roman"/>
+          <w:sz w:val="24"/>
+          <w:szCs w:val="24"/>
+          <w:lang w:val="en-US"/>
+        </w:rPr>
+        <w:t>s.full_name</w:t>
+      </w:r>
+      <w:proofErr w:type="spellEnd"/>
+      <w:r>
+        <w:rPr>
+          <w:rFonts w:ascii="Times New Roman" w:hAnsi="Times New Roman" w:cs="Times New Roman"/>
+          <w:sz w:val="24"/>
+          <w:szCs w:val="24"/>
+          <w:lang w:val="en-US"/>
+        </w:rPr>
+        <w:t xml:space="preserve"> IS NULL OR </w:t>
+      </w:r>
+      <w:proofErr w:type="gramStart"/>
+      <w:r>
+        <w:rPr>
+          <w:rFonts w:ascii="Times New Roman" w:hAnsi="Times New Roman" w:cs="Times New Roman"/>
+          <w:sz w:val="24"/>
+          <w:szCs w:val="24"/>
+          <w:lang w:val="en-US"/>
+        </w:rPr>
+        <w:t>length(</w:t>
+      </w:r>
+      <w:proofErr w:type="gramEnd"/>
+      <w:r>
+        <w:rPr>
+          <w:rFonts w:ascii="Times New Roman" w:hAnsi="Times New Roman" w:cs="Times New Roman"/>
+          <w:sz w:val="24"/>
+          <w:szCs w:val="24"/>
+          <w:lang w:val="en-US"/>
+        </w:rPr>
+        <w:t>trim(</w:t>
+      </w:r>
+      <w:proofErr w:type="spellStart"/>
+      <w:r>
+        <w:rPr>
+          <w:rFonts w:ascii="Times New Roman" w:hAnsi="Times New Roman" w:cs="Times New Roman"/>
+          <w:sz w:val="24"/>
+          <w:szCs w:val="24"/>
+          <w:lang w:val="en-US"/>
+        </w:rPr>
+        <w:t>s.full_name</w:t>
+      </w:r>
+      <w:proofErr w:type="spellEnd"/>
+      <w:r>
+        <w:rPr>
+          <w:rFonts w:ascii="Times New Roman" w:hAnsi="Times New Roman" w:cs="Times New Roman"/>
+          <w:sz w:val="24"/>
+          <w:szCs w:val="24"/>
+          <w:lang w:val="en-US"/>
+        </w:rPr>
+        <w:t>)) = 0 THEN 0</w:t>
+      </w:r>
+    </w:p>
+    <w:p>
+      <w:pPr>
+        <w:rPr>
+          <w:rFonts w:ascii="Times New Roman" w:hAnsi="Times New Roman" w:cs="Times New Roman"/>
+          <w:sz w:val="24"/>
+          <w:szCs w:val="24"/>
+          <w:lang w:val="en-US"/>
+        </w:rPr>
+      </w:pPr>
+      <w:r>
+        <w:rPr>
+          <w:rFonts w:ascii="Times New Roman" w:hAnsi="Times New Roman" w:cs="Times New Roman"/>
+          <w:sz w:val="24"/>
+          <w:szCs w:val="24"/>
+          <w:lang w:val="en-US"/>
+        </w:rPr>
+        <w:t xml:space="preserve">            WHEN </w:t>
+      </w:r>
+      <w:proofErr w:type="spellStart"/>
+      <w:r>
+        <w:rPr>
+          <w:rFonts w:ascii="Times New Roman" w:hAnsi="Times New Roman" w:cs="Times New Roman"/>
+          <w:sz w:val="24"/>
+          <w:szCs w:val="24"/>
+          <w:lang w:val="en-US"/>
+        </w:rPr>
+        <w:t>s.birth_date</w:t>
+      </w:r>
+      <w:proofErr w:type="spellEnd"/>
+      <w:r>
+        <w:rPr>
+          <w:rFonts w:ascii="Times New Roman" w:hAnsi="Times New Roman" w:cs="Times New Roman"/>
+          <w:sz w:val="24"/>
+          <w:szCs w:val="24"/>
+          <w:lang w:val="en-US"/>
+        </w:rPr>
+        <w:t xml:space="preserve"> IS NULL THEN 0</w:t>
+      </w:r>
+    </w:p>
+    <w:p>
+      <w:pPr>
+        <w:rPr>
+          <w:rFonts w:ascii="Times New Roman" w:hAnsi="Times New Roman" w:cs="Times New Roman"/>
+          <w:sz w:val="24"/>
+          <w:szCs w:val="24"/>
+          <w:lang w:val="en-US"/>
+        </w:rPr>
+      </w:pPr>
+      <w:r>
+        <w:rPr>
+          <w:rFonts w:ascii="Times New Roman" w:hAnsi="Times New Roman" w:cs="Times New Roman"/>
+          <w:sz w:val="24"/>
+          <w:szCs w:val="24"/>
+          <w:lang w:val="en-US"/>
+        </w:rPr>
+        <w:t xml:space="preserve">            WHEN </w:t>
+      </w:r>
+      <w:proofErr w:type="spellStart"/>
+      <w:r>
+        <w:rPr>
+          <w:rFonts w:ascii="Times New Roman" w:hAnsi="Times New Roman" w:cs="Times New Roman"/>
+          <w:sz w:val="24"/>
+          <w:szCs w:val="24"/>
+          <w:lang w:val="en-US"/>
+        </w:rPr>
+        <w:t>s.birth_date</w:t>
+      </w:r>
+      <w:proofErr w:type="spellEnd"/>
+      <w:r>
+        <w:rPr>
+          <w:rFonts w:ascii="Times New Roman" w:hAnsi="Times New Roman" w:cs="Times New Roman"/>
+          <w:sz w:val="24"/>
+          <w:szCs w:val="24"/>
+          <w:lang w:val="en-US"/>
+        </w:rPr>
+        <w:t xml:space="preserve"> &gt; CURRENT_DATE - INTERVAL '16 years' THEN 0</w:t>
+      </w:r>
+    </w:p>
+    <w:p>
+      <w:pPr>
+        <w:rPr>
+          <w:rFonts w:ascii="Times New Roman" w:hAnsi="Times New Roman" w:cs="Times New Roman"/>
+          <w:sz w:val="24"/>
+          <w:szCs w:val="24"/>
+          <w:lang w:val="en-US"/>
+        </w:rPr>
+      </w:pPr>
+      <w:r>
+        <w:rPr>
+          <w:rFonts w:ascii="Times New Roman" w:hAnsi="Times New Roman" w:cs="Times New Roman"/>
+          <w:sz w:val="24"/>
+          <w:szCs w:val="24"/>
+          <w:lang w:val="en-US"/>
+        </w:rPr>
+        <w:t xml:space="preserve">            WHEN </w:t>
+      </w:r>
+      <w:proofErr w:type="spellStart"/>
+      <w:r>
+        <w:rPr>
+          <w:rFonts w:ascii="Times New Roman" w:hAnsi="Times New Roman" w:cs="Times New Roman"/>
+          <w:sz w:val="24"/>
+          <w:szCs w:val="24"/>
+          <w:lang w:val="en-US"/>
+        </w:rPr>
+        <w:t>s.group_name</w:t>
+      </w:r>
+      <w:proofErr w:type="spellEnd"/>
+      <w:r>
+        <w:rPr>
+          <w:rFonts w:ascii="Times New Roman" w:hAnsi="Times New Roman" w:cs="Times New Roman"/>
+          <w:sz w:val="24"/>
+          <w:szCs w:val="24"/>
+          <w:lang w:val="en-US"/>
+        </w:rPr>
+        <w:t xml:space="preserve"> IS NULL OR </w:t>
+      </w:r>
+      <w:proofErr w:type="gramStart"/>
+      <w:r>
+        <w:rPr>
+          <w:rFonts w:ascii="Times New Roman" w:hAnsi="Times New Roman" w:cs="Times New Roman"/>
+          <w:sz w:val="24"/>
+          <w:szCs w:val="24"/>
+          <w:lang w:val="en-US"/>
+        </w:rPr>
+        <w:t>length(</w:t>
+      </w:r>
+      <w:proofErr w:type="gramEnd"/>
+      <w:r>
+        <w:rPr>
+          <w:rFonts w:ascii="Times New Roman" w:hAnsi="Times New Roman" w:cs="Times New Roman"/>
+          <w:sz w:val="24"/>
+          <w:szCs w:val="24"/>
+          <w:lang w:val="en-US"/>
+        </w:rPr>
+        <w:t>trim(</w:t>
+      </w:r>
+      <w:proofErr w:type="spellStart"/>
+      <w:r>
+        <w:rPr>
+          <w:rFonts w:ascii="Times New Roman" w:hAnsi="Times New Roman" w:cs="Times New Roman"/>
+          <w:sz w:val="24"/>
+          <w:szCs w:val="24"/>
+          <w:lang w:val="en-US"/>
+        </w:rPr>
+        <w:t>s.group_name</w:t>
+      </w:r>
+      <w:proofErr w:type="spellEnd"/>
+      <w:r>
+        <w:rPr>
+          <w:rFonts w:ascii="Times New Roman" w:hAnsi="Times New Roman" w:cs="Times New Roman"/>
+          <w:sz w:val="24"/>
+          <w:szCs w:val="24"/>
+          <w:lang w:val="en-US"/>
+        </w:rPr>
+        <w:t>)) = 0 THEN 0</w:t>
+      </w:r>
+    </w:p>
+    <w:p>
+      <w:pPr>
+        <w:rPr>
+          <w:rFonts w:ascii="Times New Roman" w:hAnsi="Times New Roman" w:cs="Times New Roman"/>
+          <w:sz w:val="24"/>
+          <w:szCs w:val="24"/>
+          <w:lang w:val="en-US"/>
+        </w:rPr>
+      </w:pPr>
+      <w:r>
+        <w:rPr>
+          <w:rFonts w:ascii="Times New Roman" w:hAnsi="Times New Roman" w:cs="Times New Roman"/>
+          <w:sz w:val="24"/>
+          <w:szCs w:val="24"/>
+          <w:lang w:val="en-US"/>
+        </w:rPr>
+        <w:t xml:space="preserve">            ELSE 1</w:t>
+      </w:r>
+    </w:p>
+    <w:p>
+      <w:pPr>
+        <w:rPr>
+          <w:rFonts w:ascii="Times New Roman" w:hAnsi="Times New Roman" w:cs="Times New Roman"/>
+          <w:sz w:val="24"/>
+          <w:szCs w:val="24"/>
+          <w:lang w:val="en-US"/>
+        </w:rPr>
+      </w:pPr>
+      <w:r>
+        <w:rPr>
+          <w:rFonts w:ascii="Times New Roman" w:hAnsi="Times New Roman" w:cs="Times New Roman"/>
+          <w:sz w:val="24"/>
+          <w:szCs w:val="24"/>
+          <w:lang w:val="en-US"/>
+        </w:rPr>
+        <w:t xml:space="preserve">        END AS </w:t>
+      </w:r>
+      <w:proofErr w:type="spellStart"/>
+      <w:r>
+        <w:rPr>
+          <w:rFonts w:ascii="Times New Roman" w:hAnsi="Times New Roman" w:cs="Times New Roman"/>
+          <w:sz w:val="24"/>
+          <w:szCs w:val="24"/>
+          <w:lang w:val="en-US"/>
+        </w:rPr>
+        <w:t>is_valid</w:t>
+      </w:r>
+      <w:proofErr w:type="spellEnd"/>
+      <w:r>
+        <w:rPr>
+          <w:rFonts w:ascii="Times New Roman" w:hAnsi="Times New Roman" w:cs="Times New Roman"/>
+          <w:sz w:val="24"/>
+          <w:szCs w:val="24"/>
+          <w:lang w:val="en-US"/>
+        </w:rPr>
+        <w:t>,</w:t>
+      </w:r>
+    </w:p>
+    <w:p>
+      <w:pPr>
+        <w:rPr>
+          <w:rFonts w:ascii="Times New Roman" w:hAnsi="Times New Roman" w:cs="Times New Roman"/>
+          <w:sz w:val="24"/>
+          <w:szCs w:val="24"/>
+          <w:lang w:val="en-US"/>
+        </w:rPr>
+      </w:pPr>
+      <w:r>
+        <w:rPr>
+          <w:rFonts w:ascii="Times New Roman" w:hAnsi="Times New Roman" w:cs="Times New Roman"/>
+          <w:sz w:val="24"/>
+          <w:szCs w:val="24"/>
+          <w:lang w:val="en-US"/>
+        </w:rPr>
+        <w:t xml:space="preserve">        CASE </w:t>
+      </w:r>
+    </w:p>
+    <w:p>
+      <w:pPr>
+        <w:rPr>
+          <w:rFonts w:ascii="Times New Roman" w:hAnsi="Times New Roman" w:cs="Times New Roman"/>
+          <w:sz w:val="24"/>
+          <w:szCs w:val="24"/>
+          <w:lang w:val="en-US"/>
+        </w:rPr>
+      </w:pPr>
+      <w:r>
+        <w:rPr>
+          <w:rFonts w:ascii="Times New Roman" w:hAnsi="Times New Roman" w:cs="Times New Roman"/>
+          <w:sz w:val="24"/>
+          <w:szCs w:val="24"/>
+          <w:lang w:val="en-US"/>
+        </w:rPr>
+        <w:t xml:space="preserve">            WHEN </w:t>
+      </w:r>
+      <w:proofErr w:type="spellStart"/>
+      <w:r>
+        <w:rPr>
+          <w:rFonts w:ascii="Times New Roman" w:hAnsi="Times New Roman" w:cs="Times New Roman"/>
+          <w:sz w:val="24"/>
+          <w:szCs w:val="24"/>
+          <w:lang w:val="en-US"/>
+        </w:rPr>
+        <w:t>s.full_name</w:t>
+      </w:r>
+      <w:proofErr w:type="spellEnd"/>
+      <w:r>
+        <w:rPr>
+          <w:rFonts w:ascii="Times New Roman" w:hAnsi="Times New Roman" w:cs="Times New Roman"/>
+          <w:sz w:val="24"/>
+          <w:szCs w:val="24"/>
+          <w:lang w:val="en-US"/>
+        </w:rPr>
+        <w:t xml:space="preserve"> IS NULL OR </w:t>
+      </w:r>
+      <w:proofErr w:type="gramStart"/>
+      <w:r>
+        <w:rPr>
+          <w:rFonts w:ascii="Times New Roman" w:hAnsi="Times New Roman" w:cs="Times New Roman"/>
+          <w:sz w:val="24"/>
+          <w:szCs w:val="24"/>
+          <w:lang w:val="en-US"/>
+        </w:rPr>
+        <w:t>length(</w:t>
+      </w:r>
+      <w:proofErr w:type="gramEnd"/>
+      <w:r>
+        <w:rPr>
+          <w:rFonts w:ascii="Times New Roman" w:hAnsi="Times New Roman" w:cs="Times New Roman"/>
+          <w:sz w:val="24"/>
+          <w:szCs w:val="24"/>
+          <w:lang w:val="en-US"/>
+        </w:rPr>
+        <w:t>trim(</w:t>
+      </w:r>
+      <w:proofErr w:type="spellStart"/>
+      <w:r>
+        <w:rPr>
+          <w:rFonts w:ascii="Times New Roman" w:hAnsi="Times New Roman" w:cs="Times New Roman"/>
+          <w:sz w:val="24"/>
+          <w:szCs w:val="24"/>
+          <w:lang w:val="en-US"/>
+        </w:rPr>
+        <w:t>s.full_name</w:t>
+      </w:r>
+      <w:proofErr w:type="spellEnd"/>
+      <w:r>
+        <w:rPr>
+          <w:rFonts w:ascii="Times New Roman" w:hAnsi="Times New Roman" w:cs="Times New Roman"/>
+          <w:sz w:val="24"/>
+          <w:szCs w:val="24"/>
+          <w:lang w:val="en-US"/>
+        </w:rPr>
+        <w:t>)) = 0 THEN '</w:t>
+      </w:r>
+      <w:r>
+        <w:rPr>
+          <w:rFonts w:ascii="Times New Roman" w:hAnsi="Times New Roman" w:cs="Times New Roman"/>
+          <w:sz w:val="24"/>
+          <w:szCs w:val="24"/>
+        </w:rPr>
+        <w:t>Ошибка</w:t>
+      </w:r>
+      <w:r>
+        <w:rPr>
+          <w:rFonts w:ascii="Times New Roman" w:hAnsi="Times New Roman" w:cs="Times New Roman"/>
+          <w:sz w:val="24"/>
+          <w:szCs w:val="24"/>
+          <w:lang w:val="en-US"/>
+        </w:rPr>
+        <w:t xml:space="preserve">: </w:t>
+      </w:r>
+      <w:r>
+        <w:rPr>
+          <w:rFonts w:ascii="Times New Roman" w:hAnsi="Times New Roman" w:cs="Times New Roman"/>
+          <w:sz w:val="24"/>
+          <w:szCs w:val="24"/>
+        </w:rPr>
+        <w:t>ФИО</w:t>
+      </w:r>
+      <w:r>
+        <w:rPr>
+          <w:rFonts w:ascii="Times New Roman" w:hAnsi="Times New Roman" w:cs="Times New Roman"/>
+          <w:sz w:val="24"/>
+          <w:szCs w:val="24"/>
+          <w:lang w:val="en-US"/>
+        </w:rPr>
+        <w:t xml:space="preserve"> </w:t>
+      </w:r>
+      <w:r>
+        <w:rPr>
+          <w:rFonts w:ascii="Times New Roman" w:hAnsi="Times New Roman" w:cs="Times New Roman"/>
+          <w:sz w:val="24"/>
+          <w:szCs w:val="24"/>
+        </w:rPr>
+        <w:t>не</w:t>
+      </w:r>
+      <w:r>
+        <w:rPr>
+          <w:rFonts w:ascii="Times New Roman" w:hAnsi="Times New Roman" w:cs="Times New Roman"/>
+          <w:sz w:val="24"/>
+          <w:szCs w:val="24"/>
+          <w:lang w:val="en-US"/>
+        </w:rPr>
+        <w:t xml:space="preserve"> </w:t>
+      </w:r>
+      <w:r>
+        <w:rPr>
+          <w:rFonts w:ascii="Times New Roman" w:hAnsi="Times New Roman" w:cs="Times New Roman"/>
+          <w:sz w:val="24"/>
+          <w:szCs w:val="24"/>
+        </w:rPr>
+        <w:t>может</w:t>
+      </w:r>
+      <w:r>
+        <w:rPr>
+          <w:rFonts w:ascii="Times New Roman" w:hAnsi="Times New Roman" w:cs="Times New Roman"/>
+          <w:sz w:val="24"/>
+          <w:szCs w:val="24"/>
+          <w:lang w:val="en-US"/>
+        </w:rPr>
+        <w:t xml:space="preserve"> </w:t>
+      </w:r>
+      <w:r>
+        <w:rPr>
+          <w:rFonts w:ascii="Times New Roman" w:hAnsi="Times New Roman" w:cs="Times New Roman"/>
+          <w:sz w:val="24"/>
+          <w:szCs w:val="24"/>
+        </w:rPr>
+        <w:t>быть</w:t>
+      </w:r>
+      <w:r>
+        <w:rPr>
+          <w:rFonts w:ascii="Times New Roman" w:hAnsi="Times New Roman" w:cs="Times New Roman"/>
+          <w:sz w:val="24"/>
+          <w:szCs w:val="24"/>
+          <w:lang w:val="en-US"/>
+        </w:rPr>
+        <w:t xml:space="preserve"> </w:t>
+      </w:r>
+      <w:r>
+        <w:rPr>
+          <w:rFonts w:ascii="Times New Roman" w:hAnsi="Times New Roman" w:cs="Times New Roman"/>
+          <w:sz w:val="24"/>
+          <w:szCs w:val="24"/>
+        </w:rPr>
+        <w:t>пустым</w:t>
+      </w:r>
+      <w:r>
+        <w:rPr>
+          <w:rFonts w:ascii="Times New Roman" w:hAnsi="Times New Roman" w:cs="Times New Roman"/>
+          <w:sz w:val="24"/>
+          <w:szCs w:val="24"/>
+          <w:lang w:val="en-US"/>
+        </w:rPr>
+        <w:t>'</w:t>
+      </w:r>
+    </w:p>
+    <w:p>
+      <w:pPr>
+        <w:rPr>
+          <w:rFonts w:ascii="Times New Roman" w:hAnsi="Times New Roman" w:cs="Times New Roman"/>
+          <w:sz w:val="24"/>
+          <w:szCs w:val="24"/>
+        </w:rPr>
+      </w:pPr>
+      <w:r>
+        <w:rPr>
+          <w:rFonts w:ascii="Times New Roman" w:hAnsi="Times New Roman" w:cs="Times New Roman"/>
+          <w:sz w:val="24"/>
+          <w:szCs w:val="24"/>
+          <w:lang w:val="en-US"/>
+        </w:rPr>
+        <w:t xml:space="preserve">            </w:t>
+      </w:r>
+      <w:r>
+        <w:rPr>
+          <w:rFonts w:ascii="Times New Roman" w:hAnsi="Times New Roman" w:cs="Times New Roman"/>
+          <w:sz w:val="24"/>
+          <w:szCs w:val="24"/>
+        </w:rPr>
+        <w:t xml:space="preserve">WHEN </w:t>
+      </w:r>
+      <w:proofErr w:type="spellStart"/>
+      <w:r>
+        <w:rPr>
+          <w:rFonts w:ascii="Times New Roman" w:hAnsi="Times New Roman" w:cs="Times New Roman"/>
+          <w:sz w:val="24"/>
+          <w:szCs w:val="24"/>
+        </w:rPr>
+        <w:t>s.birth_date</w:t>
+      </w:r>
+      <w:proofErr w:type="spellEnd"/>
+      <w:r>
+        <w:rPr>
+          <w:rFonts w:ascii="Times New Roman" w:hAnsi="Times New Roman" w:cs="Times New Roman"/>
+          <w:sz w:val="24"/>
+          <w:szCs w:val="24"/>
+        </w:rPr>
+        <w:t xml:space="preserve"> IS NULL THEN 'Ошибка: Дата рождения не может быть пустой'</w:t>
+      </w:r>
+    </w:p>
+    <w:p>
+      <w:pPr>
+        <w:rPr>
+          <w:rFonts w:ascii="Times New Roman" w:hAnsi="Times New Roman" w:cs="Times New Roman"/>
+          <w:sz w:val="24"/>
+          <w:szCs w:val="24"/>
+          <w:lang w:val="en-US"/>
+        </w:rPr>
+      </w:pPr>
+      <w:r>
+        <w:rPr>
+          <w:rFonts w:ascii="Times New Roman" w:hAnsi="Times New Roman" w:cs="Times New Roman"/>
+          <w:sz w:val="24"/>
+          <w:szCs w:val="24"/>
+        </w:rPr>
+        <w:t xml:space="preserve">            </w:t>
+      </w:r>
+      <w:r>
+        <w:rPr>
+          <w:rFonts w:ascii="Times New Roman" w:hAnsi="Times New Roman" w:cs="Times New Roman"/>
+          <w:sz w:val="24"/>
+          <w:szCs w:val="24"/>
+          <w:lang w:val="en-US"/>
+        </w:rPr>
+        <w:t xml:space="preserve">WHEN </w:t>
+      </w:r>
+      <w:proofErr w:type="spellStart"/>
+      <w:r>
+        <w:rPr>
+          <w:rFonts w:ascii="Times New Roman" w:hAnsi="Times New Roman" w:cs="Times New Roman"/>
+          <w:sz w:val="24"/>
+          <w:szCs w:val="24"/>
+          <w:lang w:val="en-US"/>
+        </w:rPr>
+        <w:t>s.birth_date</w:t>
+      </w:r>
+      <w:proofErr w:type="spellEnd"/>
+      <w:r>
+        <w:rPr>
+          <w:rFonts w:ascii="Times New Roman" w:hAnsi="Times New Roman" w:cs="Times New Roman"/>
+          <w:sz w:val="24"/>
+          <w:szCs w:val="24"/>
+          <w:lang w:val="en-US"/>
+        </w:rPr>
+        <w:t xml:space="preserve"> &gt; CURRENT_DATE - INTERVAL '16 years' THEN '</w:t>
+      </w:r>
+      <w:r>
+        <w:rPr>
+          <w:rFonts w:ascii="Times New Roman" w:hAnsi="Times New Roman" w:cs="Times New Roman"/>
+          <w:sz w:val="24"/>
+          <w:szCs w:val="24"/>
+        </w:rPr>
+        <w:t>Ошибка</w:t>
+      </w:r>
+      <w:r>
+        <w:rPr>
+          <w:rFonts w:ascii="Times New Roman" w:hAnsi="Times New Roman" w:cs="Times New Roman"/>
+          <w:sz w:val="24"/>
+          <w:szCs w:val="24"/>
+          <w:lang w:val="en-US"/>
+        </w:rPr>
+        <w:t xml:space="preserve">: </w:t>
+      </w:r>
+      <w:r>
+        <w:rPr>
+          <w:rFonts w:ascii="Times New Roman" w:hAnsi="Times New Roman" w:cs="Times New Roman"/>
+          <w:sz w:val="24"/>
+          <w:szCs w:val="24"/>
+        </w:rPr>
+        <w:t>Студент</w:t>
+      </w:r>
+      <w:r>
+        <w:rPr>
+          <w:rFonts w:ascii="Times New Roman" w:hAnsi="Times New Roman" w:cs="Times New Roman"/>
+          <w:sz w:val="24"/>
+          <w:szCs w:val="24"/>
+          <w:lang w:val="en-US"/>
+        </w:rPr>
+        <w:t xml:space="preserve"> </w:t>
+      </w:r>
+      <w:r>
+        <w:rPr>
+          <w:rFonts w:ascii="Times New Roman" w:hAnsi="Times New Roman" w:cs="Times New Roman"/>
+          <w:sz w:val="24"/>
+          <w:szCs w:val="24"/>
+        </w:rPr>
+        <w:t>должен</w:t>
+      </w:r>
+      <w:r>
+        <w:rPr>
+          <w:rFonts w:ascii="Times New Roman" w:hAnsi="Times New Roman" w:cs="Times New Roman"/>
+          <w:sz w:val="24"/>
+          <w:szCs w:val="24"/>
+          <w:lang w:val="en-US"/>
+        </w:rPr>
+        <w:t xml:space="preserve"> </w:t>
+      </w:r>
+      <w:r>
+        <w:rPr>
+          <w:rFonts w:ascii="Times New Roman" w:hAnsi="Times New Roman" w:cs="Times New Roman"/>
+          <w:sz w:val="24"/>
+          <w:szCs w:val="24"/>
+        </w:rPr>
+        <w:t>быть</w:t>
+      </w:r>
+      <w:r>
+        <w:rPr>
+          <w:rFonts w:ascii="Times New Roman" w:hAnsi="Times New Roman" w:cs="Times New Roman"/>
+          <w:sz w:val="24"/>
+          <w:szCs w:val="24"/>
+          <w:lang w:val="en-US"/>
+        </w:rPr>
+        <w:t xml:space="preserve"> </w:t>
+      </w:r>
+      <w:r>
+        <w:rPr>
+          <w:rFonts w:ascii="Times New Roman" w:hAnsi="Times New Roman" w:cs="Times New Roman"/>
+          <w:sz w:val="24"/>
+          <w:szCs w:val="24"/>
+        </w:rPr>
+        <w:t>старше</w:t>
+      </w:r>
+      <w:r>
+        <w:rPr>
+          <w:rFonts w:ascii="Times New Roman" w:hAnsi="Times New Roman" w:cs="Times New Roman"/>
+          <w:sz w:val="24"/>
+          <w:szCs w:val="24"/>
+          <w:lang w:val="en-US"/>
+        </w:rPr>
+        <w:t xml:space="preserve"> 16 </w:t>
+      </w:r>
+      <w:r>
+        <w:rPr>
+          <w:rFonts w:ascii="Times New Roman" w:hAnsi="Times New Roman" w:cs="Times New Roman"/>
+          <w:sz w:val="24"/>
+          <w:szCs w:val="24"/>
+        </w:rPr>
+        <w:t>лет</w:t>
+      </w:r>
+      <w:r>
+        <w:rPr>
+          <w:rFonts w:ascii="Times New Roman" w:hAnsi="Times New Roman" w:cs="Times New Roman"/>
+          <w:sz w:val="24"/>
+          <w:szCs w:val="24"/>
+          <w:lang w:val="en-US"/>
+        </w:rPr>
+        <w:t>'</w:t>
+      </w:r>
+    </w:p>
+    <w:p>
+      <w:pPr>
+        <w:rPr>
+          <w:rFonts w:ascii="Times New Roman" w:hAnsi="Times New Roman" w:cs="Times New Roman"/>
+          <w:sz w:val="24"/>
+          <w:szCs w:val="24"/>
+          <w:lang w:val="en-US"/>
+        </w:rPr>
+      </w:pPr>
+      <w:r>
+        <w:rPr>
+          <w:rFonts w:ascii="Times New Roman" w:hAnsi="Times New Roman" w:cs="Times New Roman"/>
+          <w:sz w:val="24"/>
+          <w:szCs w:val="24"/>
+          <w:lang w:val="en-US"/>
+        </w:rPr>
+        <w:t xml:space="preserve">            WHEN </w:t>
+      </w:r>
+      <w:proofErr w:type="spellStart"/>
+      <w:r>
+        <w:rPr>
+          <w:rFonts w:ascii="Times New Roman" w:hAnsi="Times New Roman" w:cs="Times New Roman"/>
+          <w:sz w:val="24"/>
+          <w:szCs w:val="24"/>
+          <w:lang w:val="en-US"/>
+        </w:rPr>
+        <w:t>s.group_name</w:t>
+      </w:r>
+      <w:proofErr w:type="spellEnd"/>
+      <w:r>
+        <w:rPr>
+          <w:rFonts w:ascii="Times New Roman" w:hAnsi="Times New Roman" w:cs="Times New Roman"/>
+          <w:sz w:val="24"/>
+          <w:szCs w:val="24"/>
+          <w:lang w:val="en-US"/>
+        </w:rPr>
+        <w:t xml:space="preserve"> IS NULL OR </w:t>
+      </w:r>
+      <w:proofErr w:type="gramStart"/>
+      <w:r>
+        <w:rPr>
+          <w:rFonts w:ascii="Times New Roman" w:hAnsi="Times New Roman" w:cs="Times New Roman"/>
+          <w:sz w:val="24"/>
+          <w:szCs w:val="24"/>
+          <w:lang w:val="en-US"/>
+        </w:rPr>
+        <w:t>length(</w:t>
+      </w:r>
+      <w:proofErr w:type="gramEnd"/>
+      <w:r>
+        <w:rPr>
+          <w:rFonts w:ascii="Times New Roman" w:hAnsi="Times New Roman" w:cs="Times New Roman"/>
+          <w:sz w:val="24"/>
+          <w:szCs w:val="24"/>
+          <w:lang w:val="en-US"/>
+        </w:rPr>
+        <w:t>trim(</w:t>
+      </w:r>
+      <w:proofErr w:type="spellStart"/>
+      <w:r>
+        <w:rPr>
+          <w:rFonts w:ascii="Times New Roman" w:hAnsi="Times New Roman" w:cs="Times New Roman"/>
+          <w:sz w:val="24"/>
+          <w:szCs w:val="24"/>
+          <w:lang w:val="en-US"/>
+        </w:rPr>
+        <w:t>s.group_name</w:t>
+      </w:r>
+      <w:proofErr w:type="spellEnd"/>
+      <w:r>
+        <w:rPr>
+          <w:rFonts w:ascii="Times New Roman" w:hAnsi="Times New Roman" w:cs="Times New Roman"/>
+          <w:sz w:val="24"/>
+          <w:szCs w:val="24"/>
+          <w:lang w:val="en-US"/>
+        </w:rPr>
+        <w:t>)) = 0 THEN '</w:t>
+      </w:r>
+      <w:r>
+        <w:rPr>
+          <w:rFonts w:ascii="Times New Roman" w:hAnsi="Times New Roman" w:cs="Times New Roman"/>
+          <w:sz w:val="24"/>
+          <w:szCs w:val="24"/>
+        </w:rPr>
+        <w:t>Ошибка</w:t>
+      </w:r>
+      <w:r>
+        <w:rPr>
+          <w:rFonts w:ascii="Times New Roman" w:hAnsi="Times New Roman" w:cs="Times New Roman"/>
+          <w:sz w:val="24"/>
+          <w:szCs w:val="24"/>
+          <w:lang w:val="en-US"/>
+        </w:rPr>
+        <w:t xml:space="preserve">: </w:t>
+      </w:r>
+      <w:r>
+        <w:rPr>
+          <w:rFonts w:ascii="Times New Roman" w:hAnsi="Times New Roman" w:cs="Times New Roman"/>
+          <w:sz w:val="24"/>
+          <w:szCs w:val="24"/>
+        </w:rPr>
+        <w:t>Группа</w:t>
+      </w:r>
+      <w:r>
+        <w:rPr>
+          <w:rFonts w:ascii="Times New Roman" w:hAnsi="Times New Roman" w:cs="Times New Roman"/>
+          <w:sz w:val="24"/>
+          <w:szCs w:val="24"/>
+          <w:lang w:val="en-US"/>
+        </w:rPr>
+        <w:t xml:space="preserve"> </w:t>
+      </w:r>
+      <w:r>
+        <w:rPr>
+          <w:rFonts w:ascii="Times New Roman" w:hAnsi="Times New Roman" w:cs="Times New Roman"/>
+          <w:sz w:val="24"/>
+          <w:szCs w:val="24"/>
+        </w:rPr>
+        <w:t>не</w:t>
+      </w:r>
+      <w:r>
+        <w:rPr>
+          <w:rFonts w:ascii="Times New Roman" w:hAnsi="Times New Roman" w:cs="Times New Roman"/>
+          <w:sz w:val="24"/>
+          <w:szCs w:val="24"/>
+          <w:lang w:val="en-US"/>
+        </w:rPr>
+        <w:t xml:space="preserve"> </w:t>
+      </w:r>
+      <w:r>
+        <w:rPr>
+          <w:rFonts w:ascii="Times New Roman" w:hAnsi="Times New Roman" w:cs="Times New Roman"/>
+          <w:sz w:val="24"/>
+          <w:szCs w:val="24"/>
+        </w:rPr>
+        <w:t>может</w:t>
+      </w:r>
+      <w:r>
+        <w:rPr>
+          <w:rFonts w:ascii="Times New Roman" w:hAnsi="Times New Roman" w:cs="Times New Roman"/>
+          <w:sz w:val="24"/>
+          <w:szCs w:val="24"/>
+          <w:lang w:val="en-US"/>
+        </w:rPr>
+        <w:t xml:space="preserve"> </w:t>
+      </w:r>
+      <w:r>
+        <w:rPr>
+          <w:rFonts w:ascii="Times New Roman" w:hAnsi="Times New Roman" w:cs="Times New Roman"/>
+          <w:sz w:val="24"/>
+          <w:szCs w:val="24"/>
+        </w:rPr>
+        <w:t>быть</w:t>
+      </w:r>
+      <w:r>
+        <w:rPr>
+          <w:rFonts w:ascii="Times New Roman" w:hAnsi="Times New Roman" w:cs="Times New Roman"/>
+          <w:sz w:val="24"/>
+          <w:szCs w:val="24"/>
+          <w:lang w:val="en-US"/>
+        </w:rPr>
+        <w:t xml:space="preserve"> </w:t>
+      </w:r>
+      <w:r>
+        <w:rPr>
+          <w:rFonts w:ascii="Times New Roman" w:hAnsi="Times New Roman" w:cs="Times New Roman"/>
+          <w:sz w:val="24"/>
+          <w:szCs w:val="24"/>
+        </w:rPr>
+        <w:t>пустой</w:t>
+      </w:r>
+      <w:r>
+        <w:rPr>
+          <w:rFonts w:ascii="Times New Roman" w:hAnsi="Times New Roman" w:cs="Times New Roman"/>
+          <w:sz w:val="24"/>
+          <w:szCs w:val="24"/>
+          <w:lang w:val="en-US"/>
+        </w:rPr>
+        <w:t>'</w:t>
+      </w:r>
+    </w:p>
+    <w:p>
+      <w:pPr>
+        <w:rPr>
+          <w:rFonts w:ascii="Times New Roman" w:hAnsi="Times New Roman" w:cs="Times New Roman"/>
+          <w:sz w:val="24"/>
+          <w:szCs w:val="24"/>
+          <w:lang w:val="en-US"/>
+        </w:rPr>
+      </w:pPr>
+      <w:r>
+        <w:rPr>
+          <w:rFonts w:ascii="Times New Roman" w:hAnsi="Times New Roman" w:cs="Times New Roman"/>
+          <w:sz w:val="24"/>
+          <w:szCs w:val="24"/>
+          <w:lang w:val="en-US"/>
+        </w:rPr>
+        <w:t xml:space="preserve">            ELSE '</w:t>
+      </w:r>
+      <w:r>
+        <w:rPr>
+          <w:rFonts w:ascii="Times New Roman" w:hAnsi="Times New Roman" w:cs="Times New Roman"/>
+          <w:sz w:val="24"/>
+          <w:szCs w:val="24"/>
+        </w:rPr>
+        <w:t>Валидная</w:t>
+      </w:r>
+      <w:r>
+        <w:rPr>
+          <w:rFonts w:ascii="Times New Roman" w:hAnsi="Times New Roman" w:cs="Times New Roman"/>
+          <w:sz w:val="24"/>
+          <w:szCs w:val="24"/>
+          <w:lang w:val="en-US"/>
+        </w:rPr>
+        <w:t xml:space="preserve"> </w:t>
+      </w:r>
+      <w:r>
+        <w:rPr>
+          <w:rFonts w:ascii="Times New Roman" w:hAnsi="Times New Roman" w:cs="Times New Roman"/>
+          <w:sz w:val="24"/>
+          <w:szCs w:val="24"/>
+        </w:rPr>
+        <w:t>запись</w:t>
+      </w:r>
+      <w:r>
+        <w:rPr>
+          <w:rFonts w:ascii="Times New Roman" w:hAnsi="Times New Roman" w:cs="Times New Roman"/>
+          <w:sz w:val="24"/>
+          <w:szCs w:val="24"/>
+          <w:lang w:val="en-US"/>
+        </w:rPr>
+        <w:t>'</w:t>
+      </w:r>
+    </w:p>
+    <w:p>
+      <w:pPr>
+        <w:rPr>
+          <w:rFonts w:ascii="Times New Roman" w:hAnsi="Times New Roman" w:cs="Times New Roman"/>
+          <w:sz w:val="24"/>
+          <w:szCs w:val="24"/>
+          <w:lang w:val="en-US"/>
+        </w:rPr>
+      </w:pPr>
+      <w:r>
+        <w:rPr>
+          <w:rFonts w:ascii="Times New Roman" w:hAnsi="Times New Roman" w:cs="Times New Roman"/>
+          <w:sz w:val="24"/>
+          <w:szCs w:val="24"/>
+          <w:lang w:val="en-US"/>
+        </w:rPr>
+        <w:t xml:space="preserve">        END AS </w:t>
+      </w:r>
+      <w:proofErr w:type="spellStart"/>
+      <w:r>
+        <w:rPr>
+          <w:rFonts w:ascii="Times New Roman" w:hAnsi="Times New Roman" w:cs="Times New Roman"/>
+          <w:sz w:val="24"/>
+          <w:szCs w:val="24"/>
+          <w:lang w:val="en-US"/>
+        </w:rPr>
+        <w:t>validation_message</w:t>
+      </w:r>
+      <w:proofErr w:type="spellEnd"/>
+    </w:p>
+    <w:p>
+      <w:pPr>
+        <w:rPr>
+          <w:rFonts w:ascii="Times New Roman" w:hAnsi="Times New Roman" w:cs="Times New Roman"/>
+          <w:sz w:val="24"/>
+          <w:szCs w:val="24"/>
+          <w:lang w:val="en-US"/>
+        </w:rPr>
+      </w:pPr>
+      <w:r>
+        <w:rPr>
+          <w:rFonts w:ascii="Times New Roman" w:hAnsi="Times New Roman" w:cs="Times New Roman"/>
+          <w:sz w:val="24"/>
+          <w:szCs w:val="24"/>
+          <w:lang w:val="en-US"/>
+        </w:rPr>
+        <w:t xml:space="preserve">    FROM Student s;</w:t>
+      </w:r>
+    </w:p>
+    <w:p>
+      <w:pPr>
+        <w:rPr>
+          <w:rFonts w:ascii="Times New Roman" w:hAnsi="Times New Roman" w:cs="Times New Roman"/>
+          <w:sz w:val="24"/>
+          <w:szCs w:val="24"/>
+          <w:lang w:val="en-US"/>
+        </w:rPr>
+      </w:pPr>
+      <w:r>
+        <w:rPr>
+          <w:rFonts w:ascii="Times New Roman" w:hAnsi="Times New Roman" w:cs="Times New Roman"/>
+          <w:sz w:val="24"/>
+          <w:szCs w:val="24"/>
+          <w:lang w:val="en-US"/>
+        </w:rPr>
+        <w:t>END;</w:t>
+      </w:r>
+    </w:p>
+    <w:p>
+      <w:pPr>
+        <w:rPr>
+          <w:rFonts w:ascii="Times New Roman" w:hAnsi="Times New Roman" w:cs="Times New Roman"/>
+          <w:sz w:val="24"/>
+          <w:szCs w:val="24"/>
+          <w:lang w:val="en-US"/>
+        </w:rPr>
+      </w:pPr>
+      <w:r>
+        <w:rPr>
+          <w:rFonts w:ascii="Times New Roman" w:hAnsi="Times New Roman" w:cs="Times New Roman"/>
+          <w:sz w:val="24"/>
+          <w:szCs w:val="24"/>
+          <w:lang w:val="en-US"/>
+        </w:rPr>
+        <w:t xml:space="preserve">$$ LANGUAGE </w:t>
+      </w:r>
+      <w:proofErr w:type="spellStart"/>
+      <w:r>
+        <w:rPr>
+          <w:rFonts w:ascii="Times New Roman" w:hAnsi="Times New Roman" w:cs="Times New Roman"/>
+          <w:sz w:val="24"/>
+          <w:szCs w:val="24"/>
+          <w:lang w:val="en-US"/>
+        </w:rPr>
+        <w:t>plpgsql</w:t>
+      </w:r>
+      <w:proofErr w:type="spellEnd"/>
+      <w:r>
+        <w:rPr>
+          <w:rFonts w:ascii="Times New Roman" w:hAnsi="Times New Roman" w:cs="Times New Roman"/>
+          <w:sz w:val="24"/>
+          <w:szCs w:val="24"/>
+          <w:lang w:val="en-US"/>
+        </w:rPr>
+        <w:t>;</w:t>
+      </w:r>
+    </w:p>
+    <w:p>
+      <w:pPr>
+        <w:rPr>
+          <w:rFonts w:ascii="Times New Roman" w:hAnsi="Times New Roman" w:cs="Times New Roman"/>
+          <w:sz w:val="24"/>
+          <w:szCs w:val="24"/>
+          <w:lang w:val="en-US"/>
+        </w:rPr>
+      </w:pPr>
+    </w:p>
+    <w:p>
+      <w:pPr>
+        <w:rPr>
+          <w:rFonts w:ascii="Times New Roman" w:hAnsi="Times New Roman" w:cs="Times New Roman"/>
+          <w:sz w:val="24"/>
+          <w:szCs w:val="24"/>
+          <w:lang w:val="en-US"/>
+        </w:rPr>
+      </w:pPr>
+      <w:r>
+        <w:rPr>
+          <w:rFonts w:ascii="Times New Roman" w:hAnsi="Times New Roman" w:cs="Times New Roman"/>
+          <w:sz w:val="24"/>
+          <w:szCs w:val="24"/>
+          <w:lang w:val="en-US"/>
+        </w:rPr>
+        <w:t xml:space="preserve">-- </w:t>
+      </w:r>
+      <w:r>
+        <w:rPr>
+          <w:rFonts w:ascii="Times New Roman" w:hAnsi="Times New Roman" w:cs="Times New Roman"/>
+          <w:sz w:val="24"/>
+          <w:szCs w:val="24"/>
+        </w:rPr>
+        <w:t>Пример</w:t>
+      </w:r>
+      <w:r>
+        <w:rPr>
+          <w:rFonts w:ascii="Times New Roman" w:hAnsi="Times New Roman" w:cs="Times New Roman"/>
+          <w:sz w:val="24"/>
+          <w:szCs w:val="24"/>
+          <w:lang w:val="en-US"/>
+        </w:rPr>
+        <w:t xml:space="preserve"> </w:t>
+      </w:r>
+      <w:r>
+        <w:rPr>
+          <w:rFonts w:ascii="Times New Roman" w:hAnsi="Times New Roman" w:cs="Times New Roman"/>
+          <w:sz w:val="24"/>
+          <w:szCs w:val="24"/>
+        </w:rPr>
+        <w:t>вызова</w:t>
+      </w:r>
+      <w:r>
+        <w:rPr>
+          <w:rFonts w:ascii="Times New Roman" w:hAnsi="Times New Roman" w:cs="Times New Roman"/>
+          <w:sz w:val="24"/>
+          <w:szCs w:val="24"/>
+          <w:lang w:val="en-US"/>
+        </w:rPr>
+        <w:t xml:space="preserve"> </w:t>
+      </w:r>
+      <w:r>
+        <w:rPr>
+          <w:rFonts w:ascii="Times New Roman" w:hAnsi="Times New Roman" w:cs="Times New Roman"/>
+          <w:sz w:val="24"/>
+          <w:szCs w:val="24"/>
+        </w:rPr>
+        <w:t>процедуры</w:t>
+      </w:r>
+      <w:r>
+        <w:rPr>
+          <w:rFonts w:ascii="Times New Roman" w:hAnsi="Times New Roman" w:cs="Times New Roman"/>
+          <w:sz w:val="24"/>
+          <w:szCs w:val="24"/>
+          <w:lang w:val="en-US"/>
+        </w:rPr>
+        <w:t>:</w:t>
+      </w:r>
+    </w:p>
+    <w:p>
+      <w:pPr>
+        <w:rPr>
+          <w:rFonts w:ascii="Times New Roman" w:hAnsi="Times New Roman" w:cs="Times New Roman"/>
+          <w:sz w:val="24"/>
+          <w:szCs w:val="24"/>
+          <w:lang w:val="en-US"/>
+        </w:rPr>
+      </w:pPr>
+      <w:r>
+        <w:rPr>
+          <w:rFonts w:ascii="Times New Roman" w:hAnsi="Times New Roman" w:cs="Times New Roman"/>
+          <w:sz w:val="24"/>
+          <w:szCs w:val="24"/>
+          <w:lang w:val="en-US"/>
+        </w:rPr>
+        <w:t xml:space="preserve">-- SELECT * FROM </w:t>
+      </w:r>
+      <w:proofErr w:type="spellStart"/>
+      <w:r>
+        <w:rPr>
+          <w:rFonts w:ascii="Times New Roman" w:hAnsi="Times New Roman" w:cs="Times New Roman"/>
+          <w:sz w:val="24"/>
+          <w:szCs w:val="24"/>
+          <w:lang w:val="en-US"/>
+        </w:rPr>
+        <w:t>validate_student_</w:t>
+      </w:r>
+      <w:proofErr w:type="gramStart"/>
+      <w:r>
+        <w:rPr>
+          <w:rFonts w:ascii="Times New Roman" w:hAnsi="Times New Roman" w:cs="Times New Roman"/>
+          <w:sz w:val="24"/>
+          <w:szCs w:val="24"/>
+          <w:lang w:val="en-US"/>
+        </w:rPr>
+        <w:t>data</w:t>
+      </w:r>
+      <w:proofErr w:type="spellEnd"/>
+      <w:r>
+        <w:rPr>
+          <w:rFonts w:ascii="Times New Roman" w:hAnsi="Times New Roman" w:cs="Times New Roman"/>
+          <w:sz w:val="24"/>
+          <w:szCs w:val="24"/>
+          <w:lang w:val="en-US"/>
+        </w:rPr>
+        <w:t>(</w:t>
+      </w:r>
+      <w:proofErr w:type="gramEnd"/>
+      <w:r>
+        <w:rPr>
+          <w:rFonts w:ascii="Times New Roman" w:hAnsi="Times New Roman" w:cs="Times New Roman"/>
+          <w:sz w:val="24"/>
+          <w:szCs w:val="24"/>
+          <w:lang w:val="en-US"/>
+        </w:rPr>
+        <w:t>);</w:t>
+      </w:r>
+    </w:p>
+    <w:p>
+      <w:pPr>
+        <w:rPr>
+          <w:rFonts w:ascii="Times New Roman" w:hAnsi="Times New Roman" w:cs="Times New Roman"/>
+          <w:sz w:val="24"/>
+          <w:szCs w:val="24"/>
+          <w:lang w:val="en-US"/>
+        </w:rPr>
+      </w:pPr>
+    </w:p>
+    <w:p>
+      <w:pPr>
+        <w:rPr>
+          <w:rFonts w:ascii="Times New Roman" w:hAnsi="Times New Roman" w:cs="Times New Roman"/>
+          <w:sz w:val="24"/>
+          <w:szCs w:val="24"/>
+        </w:rPr>
+      </w:pPr>
+      <w:r>
+        <w:rPr>
+          <w:rFonts w:ascii="Times New Roman" w:hAnsi="Times New Roman" w:cs="Times New Roman"/>
+          <w:sz w:val="24"/>
+          <w:szCs w:val="24"/>
+        </w:rPr>
+        <w:t>-- 4. ТРИГГЕР ДЛЯ ЛОГИРОВАНИЯ ИЗМЕНЕНИЙ</w:t>
+      </w:r>
+    </w:p>
+    <w:p>
+      <w:pPr>
+        <w:rPr>
+          <w:rFonts w:ascii="Times New Roman" w:hAnsi="Times New Roman" w:cs="Times New Roman"/>
+          <w:sz w:val="24"/>
+          <w:szCs w:val="24"/>
+        </w:rPr>
+      </w:pPr>
+      <w:r>
+        <w:rPr>
+          <w:rFonts w:ascii="Times New Roman" w:hAnsi="Times New Roman" w:cs="Times New Roman"/>
+          <w:sz w:val="24"/>
+          <w:szCs w:val="24"/>
+        </w:rPr>
+        <w:lastRenderedPageBreak/>
+        <w:t>-- Создание таблицы логов</w:t>
+      </w:r>
+    </w:p>
+    <w:p>
+      <w:pPr>
+        <w:rPr>
+          <w:rFonts w:ascii="Times New Roman" w:hAnsi="Times New Roman" w:cs="Times New Roman"/>
+          <w:sz w:val="24"/>
+          <w:szCs w:val="24"/>
+          <w:lang w:val="en-US"/>
+        </w:rPr>
+      </w:pPr>
+      <w:r>
+        <w:rPr>
+          <w:rFonts w:ascii="Times New Roman" w:hAnsi="Times New Roman" w:cs="Times New Roman"/>
+          <w:sz w:val="24"/>
+          <w:szCs w:val="24"/>
+          <w:lang w:val="en-US"/>
+        </w:rPr>
+        <w:t xml:space="preserve">CREATE TABLE IF NOT EXISTS </w:t>
+      </w:r>
+      <w:proofErr w:type="spellStart"/>
+      <w:r>
+        <w:rPr>
+          <w:rFonts w:ascii="Times New Roman" w:hAnsi="Times New Roman" w:cs="Times New Roman"/>
+          <w:sz w:val="24"/>
+          <w:szCs w:val="24"/>
+          <w:lang w:val="en-US"/>
+        </w:rPr>
+        <w:t>ChangeLog</w:t>
+      </w:r>
+      <w:proofErr w:type="spellEnd"/>
+      <w:r>
+        <w:rPr>
+          <w:rFonts w:ascii="Times New Roman" w:hAnsi="Times New Roman" w:cs="Times New Roman"/>
+          <w:sz w:val="24"/>
+          <w:szCs w:val="24"/>
+          <w:lang w:val="en-US"/>
+        </w:rPr>
+        <w:t xml:space="preserve"> (</w:t>
+      </w:r>
+    </w:p>
+    <w:p>
+      <w:pPr>
+        <w:rPr>
+          <w:rFonts w:ascii="Times New Roman" w:hAnsi="Times New Roman" w:cs="Times New Roman"/>
+          <w:sz w:val="24"/>
+          <w:szCs w:val="24"/>
+          <w:lang w:val="en-US"/>
+        </w:rPr>
+      </w:pPr>
+      <w:r>
+        <w:rPr>
+          <w:rFonts w:ascii="Times New Roman" w:hAnsi="Times New Roman" w:cs="Times New Roman"/>
+          <w:sz w:val="24"/>
+          <w:szCs w:val="24"/>
+          <w:lang w:val="en-US"/>
+        </w:rPr>
+        <w:t xml:space="preserve">    </w:t>
+      </w:r>
+      <w:proofErr w:type="spellStart"/>
+      <w:proofErr w:type="gramStart"/>
+      <w:r>
+        <w:rPr>
+          <w:rFonts w:ascii="Times New Roman" w:hAnsi="Times New Roman" w:cs="Times New Roman"/>
+          <w:sz w:val="24"/>
+          <w:szCs w:val="24"/>
+          <w:lang w:val="en-US"/>
+        </w:rPr>
+        <w:t>log_id</w:t>
+      </w:r>
+      <w:proofErr w:type="spellEnd"/>
+      <w:proofErr w:type="gramEnd"/>
+      <w:r>
+        <w:rPr>
+          <w:rFonts w:ascii="Times New Roman" w:hAnsi="Times New Roman" w:cs="Times New Roman"/>
+          <w:sz w:val="24"/>
+          <w:szCs w:val="24"/>
+          <w:lang w:val="en-US"/>
+        </w:rPr>
+        <w:t xml:space="preserve"> SERIAL PRIMARY KEY,</w:t>
+      </w:r>
+    </w:p>
+    <w:p>
+      <w:pPr>
+        <w:rPr>
+          <w:rFonts w:ascii="Times New Roman" w:hAnsi="Times New Roman" w:cs="Times New Roman"/>
+          <w:sz w:val="24"/>
+          <w:szCs w:val="24"/>
+          <w:lang w:val="en-US"/>
+        </w:rPr>
+      </w:pPr>
+      <w:r>
+        <w:rPr>
+          <w:rFonts w:ascii="Times New Roman" w:hAnsi="Times New Roman" w:cs="Times New Roman"/>
+          <w:sz w:val="24"/>
+          <w:szCs w:val="24"/>
+          <w:lang w:val="en-US"/>
+        </w:rPr>
+        <w:t xml:space="preserve">    </w:t>
+      </w:r>
+      <w:proofErr w:type="spellStart"/>
+      <w:proofErr w:type="gramStart"/>
+      <w:r>
+        <w:rPr>
+          <w:rFonts w:ascii="Times New Roman" w:hAnsi="Times New Roman" w:cs="Times New Roman"/>
+          <w:sz w:val="24"/>
+          <w:szCs w:val="24"/>
+          <w:lang w:val="en-US"/>
+        </w:rPr>
+        <w:t>table_name</w:t>
+      </w:r>
+      <w:proofErr w:type="spellEnd"/>
+      <w:proofErr w:type="gramEnd"/>
+      <w:r>
+        <w:rPr>
+          <w:rFonts w:ascii="Times New Roman" w:hAnsi="Times New Roman" w:cs="Times New Roman"/>
+          <w:sz w:val="24"/>
+          <w:szCs w:val="24"/>
+          <w:lang w:val="en-US"/>
+        </w:rPr>
+        <w:t xml:space="preserve"> VARCHAR(50) NOT NULL,</w:t>
+      </w:r>
+    </w:p>
+    <w:p>
+      <w:pPr>
+        <w:rPr>
+          <w:rFonts w:ascii="Times New Roman" w:hAnsi="Times New Roman" w:cs="Times New Roman"/>
+          <w:sz w:val="24"/>
+          <w:szCs w:val="24"/>
+          <w:lang w:val="en-US"/>
+        </w:rPr>
+      </w:pPr>
+      <w:r>
+        <w:rPr>
+          <w:rFonts w:ascii="Times New Roman" w:hAnsi="Times New Roman" w:cs="Times New Roman"/>
+          <w:sz w:val="24"/>
+          <w:szCs w:val="24"/>
+          <w:lang w:val="en-US"/>
+        </w:rPr>
+        <w:t xml:space="preserve">    </w:t>
+      </w:r>
+      <w:proofErr w:type="spellStart"/>
+      <w:proofErr w:type="gramStart"/>
+      <w:r>
+        <w:rPr>
+          <w:rFonts w:ascii="Times New Roman" w:hAnsi="Times New Roman" w:cs="Times New Roman"/>
+          <w:sz w:val="24"/>
+          <w:szCs w:val="24"/>
+          <w:lang w:val="en-US"/>
+        </w:rPr>
+        <w:t>operation_type</w:t>
+      </w:r>
+      <w:proofErr w:type="spellEnd"/>
+      <w:proofErr w:type="gramEnd"/>
+      <w:r>
+        <w:rPr>
+          <w:rFonts w:ascii="Times New Roman" w:hAnsi="Times New Roman" w:cs="Times New Roman"/>
+          <w:sz w:val="24"/>
+          <w:szCs w:val="24"/>
+          <w:lang w:val="en-US"/>
+        </w:rPr>
+        <w:t xml:space="preserve"> VARCHAR(10) NOT NULL,</w:t>
+      </w:r>
+    </w:p>
+    <w:p>
+      <w:pPr>
+        <w:rPr>
+          <w:rFonts w:ascii="Times New Roman" w:hAnsi="Times New Roman" w:cs="Times New Roman"/>
+          <w:sz w:val="24"/>
+          <w:szCs w:val="24"/>
+          <w:lang w:val="en-US"/>
+        </w:rPr>
+      </w:pPr>
+      <w:r>
+        <w:rPr>
+          <w:rFonts w:ascii="Times New Roman" w:hAnsi="Times New Roman" w:cs="Times New Roman"/>
+          <w:sz w:val="24"/>
+          <w:szCs w:val="24"/>
+          <w:lang w:val="en-US"/>
+        </w:rPr>
+        <w:t xml:space="preserve">    </w:t>
+      </w:r>
+      <w:proofErr w:type="spellStart"/>
+      <w:proofErr w:type="gramStart"/>
+      <w:r>
+        <w:rPr>
+          <w:rFonts w:ascii="Times New Roman" w:hAnsi="Times New Roman" w:cs="Times New Roman"/>
+          <w:sz w:val="24"/>
+          <w:szCs w:val="24"/>
+          <w:lang w:val="en-US"/>
+        </w:rPr>
+        <w:t>changed_data</w:t>
+      </w:r>
+      <w:proofErr w:type="spellEnd"/>
+      <w:proofErr w:type="gramEnd"/>
+      <w:r>
+        <w:rPr>
+          <w:rFonts w:ascii="Times New Roman" w:hAnsi="Times New Roman" w:cs="Times New Roman"/>
+          <w:sz w:val="24"/>
+          <w:szCs w:val="24"/>
+          <w:lang w:val="en-US"/>
+        </w:rPr>
+        <w:t xml:space="preserve"> TEXT,</w:t>
+      </w:r>
+    </w:p>
+    <w:p>
+      <w:pPr>
+        <w:rPr>
+          <w:rFonts w:ascii="Times New Roman" w:hAnsi="Times New Roman" w:cs="Times New Roman"/>
+          <w:sz w:val="24"/>
+          <w:szCs w:val="24"/>
+          <w:lang w:val="en-US"/>
+        </w:rPr>
+      </w:pPr>
+      <w:r>
+        <w:rPr>
+          <w:rFonts w:ascii="Times New Roman" w:hAnsi="Times New Roman" w:cs="Times New Roman"/>
+          <w:sz w:val="24"/>
+          <w:szCs w:val="24"/>
+          <w:lang w:val="en-US"/>
+        </w:rPr>
+        <w:t xml:space="preserve">    </w:t>
+      </w:r>
+      <w:proofErr w:type="spellStart"/>
+      <w:proofErr w:type="gramStart"/>
+      <w:r>
+        <w:rPr>
+          <w:rFonts w:ascii="Times New Roman" w:hAnsi="Times New Roman" w:cs="Times New Roman"/>
+          <w:sz w:val="24"/>
+          <w:szCs w:val="24"/>
+          <w:lang w:val="en-US"/>
+        </w:rPr>
+        <w:t>change_date</w:t>
+      </w:r>
+      <w:proofErr w:type="spellEnd"/>
+      <w:proofErr w:type="gramEnd"/>
+      <w:r>
+        <w:rPr>
+          <w:rFonts w:ascii="Times New Roman" w:hAnsi="Times New Roman" w:cs="Times New Roman"/>
+          <w:sz w:val="24"/>
+          <w:szCs w:val="24"/>
+          <w:lang w:val="en-US"/>
+        </w:rPr>
+        <w:t xml:space="preserve"> TIMESTAMP DEFAULT CURRENT_TIMESTAMP,</w:t>
+      </w:r>
+    </w:p>
+    <w:p>
+      <w:pPr>
+        <w:rPr>
+          <w:rFonts w:ascii="Times New Roman" w:hAnsi="Times New Roman" w:cs="Times New Roman"/>
+          <w:sz w:val="24"/>
+          <w:szCs w:val="24"/>
+          <w:lang w:val="en-US"/>
+        </w:rPr>
+      </w:pPr>
+      <w:r>
+        <w:rPr>
+          <w:rFonts w:ascii="Times New Roman" w:hAnsi="Times New Roman" w:cs="Times New Roman"/>
+          <w:sz w:val="24"/>
+          <w:szCs w:val="24"/>
+          <w:lang w:val="en-US"/>
+        </w:rPr>
+        <w:t xml:space="preserve">    </w:t>
+      </w:r>
+      <w:proofErr w:type="spellStart"/>
+      <w:proofErr w:type="gramStart"/>
+      <w:r>
+        <w:rPr>
+          <w:rFonts w:ascii="Times New Roman" w:hAnsi="Times New Roman" w:cs="Times New Roman"/>
+          <w:sz w:val="24"/>
+          <w:szCs w:val="24"/>
+          <w:lang w:val="en-US"/>
+        </w:rPr>
+        <w:t>changed_by</w:t>
+      </w:r>
+      <w:proofErr w:type="spellEnd"/>
+      <w:proofErr w:type="gramEnd"/>
+      <w:r>
+        <w:rPr>
+          <w:rFonts w:ascii="Times New Roman" w:hAnsi="Times New Roman" w:cs="Times New Roman"/>
+          <w:sz w:val="24"/>
+          <w:szCs w:val="24"/>
+          <w:lang w:val="en-US"/>
+        </w:rPr>
+        <w:t xml:space="preserve"> VARCHAR(50) DEFAULT CURRENT_USER</w:t>
+      </w:r>
+    </w:p>
+    <w:p>
+      <w:pPr>
+        <w:rPr>
+          <w:rFonts w:ascii="Times New Roman" w:hAnsi="Times New Roman" w:cs="Times New Roman"/>
+          <w:sz w:val="24"/>
+          <w:szCs w:val="24"/>
+          <w:lang w:val="en-US"/>
+        </w:rPr>
+      </w:pPr>
+      <w:r>
+        <w:rPr>
+          <w:rFonts w:ascii="Times New Roman" w:hAnsi="Times New Roman" w:cs="Times New Roman"/>
+          <w:sz w:val="24"/>
+          <w:szCs w:val="24"/>
+          <w:lang w:val="en-US"/>
+        </w:rPr>
+        <w:t>);</w:t>
+      </w:r>
+    </w:p>
+    <w:p>
+      <w:pPr>
+        <w:rPr>
+          <w:rFonts w:ascii="Times New Roman" w:hAnsi="Times New Roman" w:cs="Times New Roman"/>
+          <w:sz w:val="24"/>
+          <w:szCs w:val="24"/>
+          <w:lang w:val="en-US"/>
+        </w:rPr>
+      </w:pPr>
+    </w:p>
+    <w:p>
+      <w:pPr>
+        <w:rPr>
+          <w:rFonts w:ascii="Times New Roman" w:hAnsi="Times New Roman" w:cs="Times New Roman"/>
+          <w:sz w:val="24"/>
+          <w:szCs w:val="24"/>
+          <w:lang w:val="en-US"/>
+        </w:rPr>
+      </w:pPr>
+      <w:r>
+        <w:rPr>
+          <w:rFonts w:ascii="Times New Roman" w:hAnsi="Times New Roman" w:cs="Times New Roman"/>
+          <w:sz w:val="24"/>
+          <w:szCs w:val="24"/>
+          <w:lang w:val="en-US"/>
+        </w:rPr>
+        <w:t xml:space="preserve">-- </w:t>
+      </w:r>
+      <w:r>
+        <w:rPr>
+          <w:rFonts w:ascii="Times New Roman" w:hAnsi="Times New Roman" w:cs="Times New Roman"/>
+          <w:sz w:val="24"/>
+          <w:szCs w:val="24"/>
+        </w:rPr>
+        <w:t>Функция</w:t>
+      </w:r>
+      <w:r>
+        <w:rPr>
+          <w:rFonts w:ascii="Times New Roman" w:hAnsi="Times New Roman" w:cs="Times New Roman"/>
+          <w:sz w:val="24"/>
+          <w:szCs w:val="24"/>
+          <w:lang w:val="en-US"/>
+        </w:rPr>
+        <w:t xml:space="preserve"> </w:t>
+      </w:r>
+      <w:r>
+        <w:rPr>
+          <w:rFonts w:ascii="Times New Roman" w:hAnsi="Times New Roman" w:cs="Times New Roman"/>
+          <w:sz w:val="24"/>
+          <w:szCs w:val="24"/>
+        </w:rPr>
+        <w:t>для</w:t>
+      </w:r>
+      <w:r>
+        <w:rPr>
+          <w:rFonts w:ascii="Times New Roman" w:hAnsi="Times New Roman" w:cs="Times New Roman"/>
+          <w:sz w:val="24"/>
+          <w:szCs w:val="24"/>
+          <w:lang w:val="en-US"/>
+        </w:rPr>
+        <w:t xml:space="preserve"> </w:t>
+      </w:r>
+      <w:r>
+        <w:rPr>
+          <w:rFonts w:ascii="Times New Roman" w:hAnsi="Times New Roman" w:cs="Times New Roman"/>
+          <w:sz w:val="24"/>
+          <w:szCs w:val="24"/>
+        </w:rPr>
+        <w:t>триггера</w:t>
+      </w:r>
+    </w:p>
+    <w:p>
+      <w:pPr>
+        <w:rPr>
+          <w:rFonts w:ascii="Times New Roman" w:hAnsi="Times New Roman" w:cs="Times New Roman"/>
+          <w:sz w:val="24"/>
+          <w:szCs w:val="24"/>
+          <w:lang w:val="en-US"/>
+        </w:rPr>
+      </w:pPr>
+      <w:r>
+        <w:rPr>
+          <w:rFonts w:ascii="Times New Roman" w:hAnsi="Times New Roman" w:cs="Times New Roman"/>
+          <w:sz w:val="24"/>
+          <w:szCs w:val="24"/>
+          <w:lang w:val="en-US"/>
+        </w:rPr>
+        <w:t xml:space="preserve">CREATE OR REPLACE FUNCTION </w:t>
+      </w:r>
+      <w:proofErr w:type="spellStart"/>
+      <w:r>
+        <w:rPr>
+          <w:rFonts w:ascii="Times New Roman" w:hAnsi="Times New Roman" w:cs="Times New Roman"/>
+          <w:sz w:val="24"/>
+          <w:szCs w:val="24"/>
+          <w:lang w:val="en-US"/>
+        </w:rPr>
+        <w:t>log_data_</w:t>
+      </w:r>
+      <w:proofErr w:type="gramStart"/>
+      <w:r>
+        <w:rPr>
+          <w:rFonts w:ascii="Times New Roman" w:hAnsi="Times New Roman" w:cs="Times New Roman"/>
+          <w:sz w:val="24"/>
+          <w:szCs w:val="24"/>
+          <w:lang w:val="en-US"/>
+        </w:rPr>
+        <w:t>changes</w:t>
+      </w:r>
+      <w:proofErr w:type="spellEnd"/>
+      <w:r>
+        <w:rPr>
+          <w:rFonts w:ascii="Times New Roman" w:hAnsi="Times New Roman" w:cs="Times New Roman"/>
+          <w:sz w:val="24"/>
+          <w:szCs w:val="24"/>
+          <w:lang w:val="en-US"/>
+        </w:rPr>
+        <w:t>()</w:t>
+      </w:r>
+      <w:proofErr w:type="gramEnd"/>
+    </w:p>
+    <w:p>
+      <w:pPr>
+        <w:rPr>
+          <w:rFonts w:ascii="Times New Roman" w:hAnsi="Times New Roman" w:cs="Times New Roman"/>
+          <w:sz w:val="24"/>
+          <w:szCs w:val="24"/>
+          <w:lang w:val="en-US"/>
+        </w:rPr>
+      </w:pPr>
+      <w:r>
+        <w:rPr>
+          <w:rFonts w:ascii="Times New Roman" w:hAnsi="Times New Roman" w:cs="Times New Roman"/>
+          <w:sz w:val="24"/>
+          <w:szCs w:val="24"/>
+          <w:lang w:val="en-US"/>
+        </w:rPr>
+        <w:t>RETURNS TRIGGER AS $$</w:t>
+      </w:r>
+    </w:p>
+    <w:p>
+      <w:pPr>
+        <w:rPr>
+          <w:rFonts w:ascii="Times New Roman" w:hAnsi="Times New Roman" w:cs="Times New Roman"/>
+          <w:sz w:val="24"/>
+          <w:szCs w:val="24"/>
+          <w:lang w:val="en-US"/>
+        </w:rPr>
+      </w:pPr>
+      <w:r>
+        <w:rPr>
+          <w:rFonts w:ascii="Times New Roman" w:hAnsi="Times New Roman" w:cs="Times New Roman"/>
+          <w:sz w:val="24"/>
+          <w:szCs w:val="24"/>
+          <w:lang w:val="en-US"/>
+        </w:rPr>
+        <w:t>BEGIN</w:t>
+      </w:r>
+    </w:p>
+    <w:p>
+      <w:pPr>
+        <w:rPr>
+          <w:rFonts w:ascii="Times New Roman" w:hAnsi="Times New Roman" w:cs="Times New Roman"/>
+          <w:sz w:val="24"/>
+          <w:szCs w:val="24"/>
+          <w:lang w:val="en-US"/>
+        </w:rPr>
+      </w:pPr>
+      <w:r>
+        <w:rPr>
+          <w:rFonts w:ascii="Times New Roman" w:hAnsi="Times New Roman" w:cs="Times New Roman"/>
+          <w:sz w:val="24"/>
+          <w:szCs w:val="24"/>
+          <w:lang w:val="en-US"/>
+        </w:rPr>
+        <w:t xml:space="preserve">    INSERT INTO </w:t>
+      </w:r>
+      <w:proofErr w:type="spellStart"/>
+      <w:r>
+        <w:rPr>
+          <w:rFonts w:ascii="Times New Roman" w:hAnsi="Times New Roman" w:cs="Times New Roman"/>
+          <w:sz w:val="24"/>
+          <w:szCs w:val="24"/>
+          <w:lang w:val="en-US"/>
+        </w:rPr>
+        <w:t>ChangeLog</w:t>
+      </w:r>
+      <w:proofErr w:type="spellEnd"/>
+      <w:r>
+        <w:rPr>
+          <w:rFonts w:ascii="Times New Roman" w:hAnsi="Times New Roman" w:cs="Times New Roman"/>
+          <w:sz w:val="24"/>
+          <w:szCs w:val="24"/>
+          <w:lang w:val="en-US"/>
+        </w:rPr>
+        <w:t xml:space="preserve"> (</w:t>
+      </w:r>
+      <w:proofErr w:type="spellStart"/>
+      <w:r>
+        <w:rPr>
+          <w:rFonts w:ascii="Times New Roman" w:hAnsi="Times New Roman" w:cs="Times New Roman"/>
+          <w:sz w:val="24"/>
+          <w:szCs w:val="24"/>
+          <w:lang w:val="en-US"/>
+        </w:rPr>
+        <w:t>table_name</w:t>
+      </w:r>
+      <w:proofErr w:type="spellEnd"/>
+      <w:r>
+        <w:rPr>
+          <w:rFonts w:ascii="Times New Roman" w:hAnsi="Times New Roman" w:cs="Times New Roman"/>
+          <w:sz w:val="24"/>
+          <w:szCs w:val="24"/>
+          <w:lang w:val="en-US"/>
+        </w:rPr>
+        <w:t xml:space="preserve">, </w:t>
+      </w:r>
+      <w:proofErr w:type="spellStart"/>
+      <w:r>
+        <w:rPr>
+          <w:rFonts w:ascii="Times New Roman" w:hAnsi="Times New Roman" w:cs="Times New Roman"/>
+          <w:sz w:val="24"/>
+          <w:szCs w:val="24"/>
+          <w:lang w:val="en-US"/>
+        </w:rPr>
+        <w:t>operation_type</w:t>
+      </w:r>
+      <w:proofErr w:type="spellEnd"/>
+      <w:r>
+        <w:rPr>
+          <w:rFonts w:ascii="Times New Roman" w:hAnsi="Times New Roman" w:cs="Times New Roman"/>
+          <w:sz w:val="24"/>
+          <w:szCs w:val="24"/>
+          <w:lang w:val="en-US"/>
+        </w:rPr>
+        <w:t xml:space="preserve">, </w:t>
+      </w:r>
+      <w:proofErr w:type="spellStart"/>
+      <w:r>
+        <w:rPr>
+          <w:rFonts w:ascii="Times New Roman" w:hAnsi="Times New Roman" w:cs="Times New Roman"/>
+          <w:sz w:val="24"/>
+          <w:szCs w:val="24"/>
+          <w:lang w:val="en-US"/>
+        </w:rPr>
+        <w:t>changed_data</w:t>
+      </w:r>
+      <w:proofErr w:type="spellEnd"/>
+      <w:r>
+        <w:rPr>
+          <w:rFonts w:ascii="Times New Roman" w:hAnsi="Times New Roman" w:cs="Times New Roman"/>
+          <w:sz w:val="24"/>
+          <w:szCs w:val="24"/>
+          <w:lang w:val="en-US"/>
+        </w:rPr>
+        <w:t>)</w:t>
+      </w:r>
+    </w:p>
+    <w:p>
+      <w:pPr>
+        <w:rPr>
+          <w:rFonts w:ascii="Times New Roman" w:hAnsi="Times New Roman" w:cs="Times New Roman"/>
+          <w:sz w:val="24"/>
+          <w:szCs w:val="24"/>
+          <w:lang w:val="en-US"/>
+        </w:rPr>
+      </w:pPr>
+      <w:r>
+        <w:rPr>
+          <w:rFonts w:ascii="Times New Roman" w:hAnsi="Times New Roman" w:cs="Times New Roman"/>
+          <w:sz w:val="24"/>
+          <w:szCs w:val="24"/>
+          <w:lang w:val="en-US"/>
+        </w:rPr>
+        <w:t xml:space="preserve">    VALUES (</w:t>
+      </w:r>
+    </w:p>
+    <w:p>
+      <w:pPr>
+        <w:rPr>
+          <w:rFonts w:ascii="Times New Roman" w:hAnsi="Times New Roman" w:cs="Times New Roman"/>
+          <w:sz w:val="24"/>
+          <w:szCs w:val="24"/>
+          <w:lang w:val="en-US"/>
+        </w:rPr>
+      </w:pPr>
+      <w:r>
+        <w:rPr>
+          <w:rFonts w:ascii="Times New Roman" w:hAnsi="Times New Roman" w:cs="Times New Roman"/>
+          <w:sz w:val="24"/>
+          <w:szCs w:val="24"/>
+          <w:lang w:val="en-US"/>
+        </w:rPr>
+        <w:t xml:space="preserve">        TG_TABLE_NAME,</w:t>
+      </w:r>
+    </w:p>
+    <w:p>
+      <w:pPr>
+        <w:rPr>
+          <w:rFonts w:ascii="Times New Roman" w:hAnsi="Times New Roman" w:cs="Times New Roman"/>
+          <w:sz w:val="24"/>
+          <w:szCs w:val="24"/>
+          <w:lang w:val="en-US"/>
+        </w:rPr>
+      </w:pPr>
+      <w:r>
+        <w:rPr>
+          <w:rFonts w:ascii="Times New Roman" w:hAnsi="Times New Roman" w:cs="Times New Roman"/>
+          <w:sz w:val="24"/>
+          <w:szCs w:val="24"/>
+          <w:lang w:val="en-US"/>
+        </w:rPr>
+        <w:t xml:space="preserve">        TG_OP,</w:t>
+      </w:r>
+    </w:p>
+    <w:p>
+      <w:pPr>
+        <w:rPr>
+          <w:rFonts w:ascii="Times New Roman" w:hAnsi="Times New Roman" w:cs="Times New Roman"/>
+          <w:sz w:val="24"/>
+          <w:szCs w:val="24"/>
+          <w:lang w:val="en-US"/>
+        </w:rPr>
+      </w:pPr>
+      <w:r>
+        <w:rPr>
+          <w:rFonts w:ascii="Times New Roman" w:hAnsi="Times New Roman" w:cs="Times New Roman"/>
+          <w:sz w:val="24"/>
+          <w:szCs w:val="24"/>
+          <w:lang w:val="en-US"/>
+        </w:rPr>
+        <w:t xml:space="preserve">        CASE</w:t>
+      </w:r>
+    </w:p>
+    <w:p>
+      <w:pPr>
+        <w:rPr>
+          <w:rFonts w:ascii="Times New Roman" w:hAnsi="Times New Roman" w:cs="Times New Roman"/>
+          <w:sz w:val="24"/>
+          <w:szCs w:val="24"/>
+          <w:lang w:val="en-US"/>
+        </w:rPr>
+      </w:pPr>
+      <w:r>
+        <w:rPr>
+          <w:rFonts w:ascii="Times New Roman" w:hAnsi="Times New Roman" w:cs="Times New Roman"/>
+          <w:sz w:val="24"/>
+          <w:szCs w:val="24"/>
+          <w:lang w:val="en-US"/>
+        </w:rPr>
+        <w:t xml:space="preserve">            WHEN TG_OP = 'INSERT' THEN </w:t>
+      </w:r>
+      <w:proofErr w:type="spellStart"/>
+      <w:r>
+        <w:rPr>
+          <w:rFonts w:ascii="Times New Roman" w:hAnsi="Times New Roman" w:cs="Times New Roman"/>
+          <w:sz w:val="24"/>
+          <w:szCs w:val="24"/>
+          <w:lang w:val="en-US"/>
+        </w:rPr>
+        <w:t>row_to_</w:t>
+      </w:r>
+      <w:proofErr w:type="gramStart"/>
+      <w:r>
+        <w:rPr>
+          <w:rFonts w:ascii="Times New Roman" w:hAnsi="Times New Roman" w:cs="Times New Roman"/>
+          <w:sz w:val="24"/>
+          <w:szCs w:val="24"/>
+          <w:lang w:val="en-US"/>
+        </w:rPr>
+        <w:t>json</w:t>
+      </w:r>
+      <w:proofErr w:type="spellEnd"/>
+      <w:r>
+        <w:rPr>
+          <w:rFonts w:ascii="Times New Roman" w:hAnsi="Times New Roman" w:cs="Times New Roman"/>
+          <w:sz w:val="24"/>
+          <w:szCs w:val="24"/>
+          <w:lang w:val="en-US"/>
+        </w:rPr>
+        <w:t>(</w:t>
+      </w:r>
+      <w:proofErr w:type="gramEnd"/>
+      <w:r>
+        <w:rPr>
+          <w:rFonts w:ascii="Times New Roman" w:hAnsi="Times New Roman" w:cs="Times New Roman"/>
+          <w:sz w:val="24"/>
+          <w:szCs w:val="24"/>
+          <w:lang w:val="en-US"/>
+        </w:rPr>
+        <w:t>NEW)::TEXT</w:t>
+      </w:r>
+    </w:p>
+    <w:p>
+      <w:pPr>
+        <w:rPr>
+          <w:rFonts w:ascii="Times New Roman" w:hAnsi="Times New Roman" w:cs="Times New Roman"/>
+          <w:sz w:val="24"/>
+          <w:szCs w:val="24"/>
+          <w:lang w:val="en-US"/>
+        </w:rPr>
+      </w:pPr>
+      <w:r>
+        <w:rPr>
+          <w:rFonts w:ascii="Times New Roman" w:hAnsi="Times New Roman" w:cs="Times New Roman"/>
+          <w:sz w:val="24"/>
+          <w:szCs w:val="24"/>
+          <w:lang w:val="en-US"/>
+        </w:rPr>
+        <w:t xml:space="preserve">            WHEN TG_OP = 'UPDATE' THEN </w:t>
+      </w:r>
+      <w:proofErr w:type="spellStart"/>
+      <w:r>
+        <w:rPr>
+          <w:rFonts w:ascii="Times New Roman" w:hAnsi="Times New Roman" w:cs="Times New Roman"/>
+          <w:sz w:val="24"/>
+          <w:szCs w:val="24"/>
+          <w:lang w:val="en-US"/>
+        </w:rPr>
+        <w:t>row_to_</w:t>
+      </w:r>
+      <w:proofErr w:type="gramStart"/>
+      <w:r>
+        <w:rPr>
+          <w:rFonts w:ascii="Times New Roman" w:hAnsi="Times New Roman" w:cs="Times New Roman"/>
+          <w:sz w:val="24"/>
+          <w:szCs w:val="24"/>
+          <w:lang w:val="en-US"/>
+        </w:rPr>
+        <w:t>json</w:t>
+      </w:r>
+      <w:proofErr w:type="spellEnd"/>
+      <w:r>
+        <w:rPr>
+          <w:rFonts w:ascii="Times New Roman" w:hAnsi="Times New Roman" w:cs="Times New Roman"/>
+          <w:sz w:val="24"/>
+          <w:szCs w:val="24"/>
+          <w:lang w:val="en-US"/>
+        </w:rPr>
+        <w:t>(</w:t>
+      </w:r>
+      <w:proofErr w:type="gramEnd"/>
+      <w:r>
+        <w:rPr>
+          <w:rFonts w:ascii="Times New Roman" w:hAnsi="Times New Roman" w:cs="Times New Roman"/>
+          <w:sz w:val="24"/>
+          <w:szCs w:val="24"/>
+          <w:lang w:val="en-US"/>
+        </w:rPr>
+        <w:t xml:space="preserve">OLD)::TEXT || ' -&gt; ' || </w:t>
+      </w:r>
+      <w:proofErr w:type="spellStart"/>
+      <w:r>
+        <w:rPr>
+          <w:rFonts w:ascii="Times New Roman" w:hAnsi="Times New Roman" w:cs="Times New Roman"/>
+          <w:sz w:val="24"/>
+          <w:szCs w:val="24"/>
+          <w:lang w:val="en-US"/>
+        </w:rPr>
+        <w:t>row_to_json</w:t>
+      </w:r>
+      <w:proofErr w:type="spellEnd"/>
+      <w:r>
+        <w:rPr>
+          <w:rFonts w:ascii="Times New Roman" w:hAnsi="Times New Roman" w:cs="Times New Roman"/>
+          <w:sz w:val="24"/>
+          <w:szCs w:val="24"/>
+          <w:lang w:val="en-US"/>
+        </w:rPr>
+        <w:t>(NEW)::TEXT</w:t>
+      </w:r>
+    </w:p>
+    <w:p>
+      <w:pPr>
+        <w:rPr>
+          <w:rFonts w:ascii="Times New Roman" w:hAnsi="Times New Roman" w:cs="Times New Roman"/>
+          <w:sz w:val="24"/>
+          <w:szCs w:val="24"/>
+          <w:lang w:val="en-US"/>
+        </w:rPr>
+      </w:pPr>
+      <w:r>
+        <w:rPr>
+          <w:rFonts w:ascii="Times New Roman" w:hAnsi="Times New Roman" w:cs="Times New Roman"/>
+          <w:sz w:val="24"/>
+          <w:szCs w:val="24"/>
+          <w:lang w:val="en-US"/>
+        </w:rPr>
+        <w:t xml:space="preserve">            WHEN TG_OP = 'DELETE' THEN </w:t>
+      </w:r>
+      <w:proofErr w:type="spellStart"/>
+      <w:r>
+        <w:rPr>
+          <w:rFonts w:ascii="Times New Roman" w:hAnsi="Times New Roman" w:cs="Times New Roman"/>
+          <w:sz w:val="24"/>
+          <w:szCs w:val="24"/>
+          <w:lang w:val="en-US"/>
+        </w:rPr>
+        <w:t>row_to_</w:t>
+      </w:r>
+      <w:proofErr w:type="gramStart"/>
+      <w:r>
+        <w:rPr>
+          <w:rFonts w:ascii="Times New Roman" w:hAnsi="Times New Roman" w:cs="Times New Roman"/>
+          <w:sz w:val="24"/>
+          <w:szCs w:val="24"/>
+          <w:lang w:val="en-US"/>
+        </w:rPr>
+        <w:t>json</w:t>
+      </w:r>
+      <w:proofErr w:type="spellEnd"/>
+      <w:r>
+        <w:rPr>
+          <w:rFonts w:ascii="Times New Roman" w:hAnsi="Times New Roman" w:cs="Times New Roman"/>
+          <w:sz w:val="24"/>
+          <w:szCs w:val="24"/>
+          <w:lang w:val="en-US"/>
+        </w:rPr>
+        <w:t>(</w:t>
+      </w:r>
+      <w:proofErr w:type="gramEnd"/>
+      <w:r>
+        <w:rPr>
+          <w:rFonts w:ascii="Times New Roman" w:hAnsi="Times New Roman" w:cs="Times New Roman"/>
+          <w:sz w:val="24"/>
+          <w:szCs w:val="24"/>
+          <w:lang w:val="en-US"/>
+        </w:rPr>
+        <w:t>OLD)::TEXT</w:t>
+      </w:r>
+    </w:p>
+    <w:p>
+      <w:pPr>
+        <w:rPr>
+          <w:rFonts w:ascii="Times New Roman" w:hAnsi="Times New Roman" w:cs="Times New Roman"/>
+          <w:sz w:val="24"/>
+          <w:szCs w:val="24"/>
+          <w:lang w:val="en-US"/>
+        </w:rPr>
+      </w:pPr>
+      <w:r>
+        <w:rPr>
+          <w:rFonts w:ascii="Times New Roman" w:hAnsi="Times New Roman" w:cs="Times New Roman"/>
+          <w:sz w:val="24"/>
+          <w:szCs w:val="24"/>
+          <w:lang w:val="en-US"/>
+        </w:rPr>
+        <w:t xml:space="preserve">        END</w:t>
+      </w:r>
+    </w:p>
+    <w:p>
+      <w:pPr>
+        <w:rPr>
+          <w:rFonts w:ascii="Times New Roman" w:hAnsi="Times New Roman" w:cs="Times New Roman"/>
+          <w:sz w:val="24"/>
+          <w:szCs w:val="24"/>
+          <w:lang w:val="en-US"/>
+        </w:rPr>
+      </w:pPr>
+      <w:r>
+        <w:rPr>
+          <w:rFonts w:ascii="Times New Roman" w:hAnsi="Times New Roman" w:cs="Times New Roman"/>
+          <w:sz w:val="24"/>
+          <w:szCs w:val="24"/>
+          <w:lang w:val="en-US"/>
+        </w:rPr>
+        <w:t xml:space="preserve">    );</w:t>
+      </w:r>
+    </w:p>
+    <w:p>
+      <w:pPr>
+        <w:rPr>
+          <w:rFonts w:ascii="Times New Roman" w:hAnsi="Times New Roman" w:cs="Times New Roman"/>
+          <w:sz w:val="24"/>
+          <w:szCs w:val="24"/>
+          <w:lang w:val="en-US"/>
+        </w:rPr>
+      </w:pPr>
+      <w:r>
+        <w:rPr>
+          <w:rFonts w:ascii="Times New Roman" w:hAnsi="Times New Roman" w:cs="Times New Roman"/>
+          <w:sz w:val="24"/>
+          <w:szCs w:val="24"/>
+          <w:lang w:val="en-US"/>
+        </w:rPr>
+        <w:t xml:space="preserve">    RETURN NEW;</w:t>
+      </w:r>
+    </w:p>
+    <w:p>
+      <w:pPr>
+        <w:rPr>
+          <w:rFonts w:ascii="Times New Roman" w:hAnsi="Times New Roman" w:cs="Times New Roman"/>
+          <w:sz w:val="24"/>
+          <w:szCs w:val="24"/>
+          <w:lang w:val="en-US"/>
+        </w:rPr>
+      </w:pPr>
+      <w:r>
+        <w:rPr>
+          <w:rFonts w:ascii="Times New Roman" w:hAnsi="Times New Roman" w:cs="Times New Roman"/>
+          <w:sz w:val="24"/>
+          <w:szCs w:val="24"/>
+          <w:lang w:val="en-US"/>
+        </w:rPr>
+        <w:t>END;</w:t>
+      </w:r>
+    </w:p>
+    <w:p>
+      <w:pPr>
+        <w:rPr>
+          <w:rFonts w:ascii="Times New Roman" w:hAnsi="Times New Roman" w:cs="Times New Roman"/>
+          <w:sz w:val="24"/>
+          <w:szCs w:val="24"/>
+          <w:lang w:val="en-US"/>
+        </w:rPr>
+      </w:pPr>
+      <w:r>
+        <w:rPr>
+          <w:rFonts w:ascii="Times New Roman" w:hAnsi="Times New Roman" w:cs="Times New Roman"/>
+          <w:sz w:val="24"/>
+          <w:szCs w:val="24"/>
+          <w:lang w:val="en-US"/>
+        </w:rPr>
+        <w:t xml:space="preserve">$$ LANGUAGE </w:t>
+      </w:r>
+      <w:proofErr w:type="spellStart"/>
+      <w:r>
+        <w:rPr>
+          <w:rFonts w:ascii="Times New Roman" w:hAnsi="Times New Roman" w:cs="Times New Roman"/>
+          <w:sz w:val="24"/>
+          <w:szCs w:val="24"/>
+          <w:lang w:val="en-US"/>
+        </w:rPr>
+        <w:t>plpgsql</w:t>
+      </w:r>
+      <w:proofErr w:type="spellEnd"/>
+      <w:r>
+        <w:rPr>
+          <w:rFonts w:ascii="Times New Roman" w:hAnsi="Times New Roman" w:cs="Times New Roman"/>
+          <w:sz w:val="24"/>
+          <w:szCs w:val="24"/>
+          <w:lang w:val="en-US"/>
+        </w:rPr>
+        <w:t>;</w:t>
+      </w:r>
+    </w:p>
+    <w:p>
+      <w:pPr>
+        <w:rPr>
+          <w:rFonts w:ascii="Times New Roman" w:hAnsi="Times New Roman" w:cs="Times New Roman"/>
+          <w:sz w:val="24"/>
+          <w:szCs w:val="24"/>
+          <w:lang w:val="en-US"/>
+        </w:rPr>
+      </w:pPr>
+    </w:p>
+    <w:p>
+      <w:pPr>
+        <w:rPr>
+          <w:rFonts w:ascii="Times New Roman" w:hAnsi="Times New Roman" w:cs="Times New Roman"/>
+          <w:sz w:val="24"/>
+          <w:szCs w:val="24"/>
+        </w:rPr>
+      </w:pPr>
+      <w:r>
+        <w:rPr>
+          <w:rFonts w:ascii="Times New Roman" w:hAnsi="Times New Roman" w:cs="Times New Roman"/>
+          <w:sz w:val="24"/>
+          <w:szCs w:val="24"/>
+        </w:rPr>
+        <w:t>-- Создание триггеров для всех основных таблиц</w:t>
+      </w:r>
+    </w:p>
+    <w:p>
+      <w:pPr>
+        <w:rPr>
+          <w:rFonts w:ascii="Times New Roman" w:hAnsi="Times New Roman" w:cs="Times New Roman"/>
+          <w:sz w:val="24"/>
+          <w:szCs w:val="24"/>
+          <w:lang w:val="en-US"/>
+        </w:rPr>
+      </w:pPr>
+      <w:r>
+        <w:rPr>
+          <w:rFonts w:ascii="Times New Roman" w:hAnsi="Times New Roman" w:cs="Times New Roman"/>
+          <w:sz w:val="24"/>
+          <w:szCs w:val="24"/>
+          <w:lang w:val="en-US"/>
+        </w:rPr>
+        <w:t xml:space="preserve">-- </w:t>
+      </w:r>
+      <w:r>
+        <w:rPr>
+          <w:rFonts w:ascii="Times New Roman" w:hAnsi="Times New Roman" w:cs="Times New Roman"/>
+          <w:sz w:val="24"/>
+          <w:szCs w:val="24"/>
+        </w:rPr>
+        <w:t>Триггер</w:t>
+      </w:r>
+      <w:r>
+        <w:rPr>
+          <w:rFonts w:ascii="Times New Roman" w:hAnsi="Times New Roman" w:cs="Times New Roman"/>
+          <w:sz w:val="24"/>
+          <w:szCs w:val="24"/>
+          <w:lang w:val="en-US"/>
+        </w:rPr>
+        <w:t xml:space="preserve"> </w:t>
+      </w:r>
+      <w:r>
+        <w:rPr>
+          <w:rFonts w:ascii="Times New Roman" w:hAnsi="Times New Roman" w:cs="Times New Roman"/>
+          <w:sz w:val="24"/>
+          <w:szCs w:val="24"/>
+        </w:rPr>
+        <w:t>на</w:t>
+      </w:r>
+      <w:r>
+        <w:rPr>
+          <w:rFonts w:ascii="Times New Roman" w:hAnsi="Times New Roman" w:cs="Times New Roman"/>
+          <w:sz w:val="24"/>
+          <w:szCs w:val="24"/>
+          <w:lang w:val="en-US"/>
+        </w:rPr>
+        <w:t xml:space="preserve"> </w:t>
+      </w:r>
+      <w:r>
+        <w:rPr>
+          <w:rFonts w:ascii="Times New Roman" w:hAnsi="Times New Roman" w:cs="Times New Roman"/>
+          <w:sz w:val="24"/>
+          <w:szCs w:val="24"/>
+        </w:rPr>
+        <w:t>таблицу</w:t>
+      </w:r>
+      <w:r>
+        <w:rPr>
+          <w:rFonts w:ascii="Times New Roman" w:hAnsi="Times New Roman" w:cs="Times New Roman"/>
+          <w:sz w:val="24"/>
+          <w:szCs w:val="24"/>
+          <w:lang w:val="en-US"/>
+        </w:rPr>
+        <w:t xml:space="preserve"> Student</w:t>
+      </w:r>
+    </w:p>
+    <w:p>
+      <w:pPr>
+        <w:rPr>
+          <w:rFonts w:ascii="Times New Roman" w:hAnsi="Times New Roman" w:cs="Times New Roman"/>
+          <w:sz w:val="24"/>
+          <w:szCs w:val="24"/>
+          <w:lang w:val="en-US"/>
+        </w:rPr>
+      </w:pPr>
+      <w:r>
+        <w:rPr>
+          <w:rFonts w:ascii="Times New Roman" w:hAnsi="Times New Roman" w:cs="Times New Roman"/>
+          <w:sz w:val="24"/>
+          <w:szCs w:val="24"/>
+          <w:lang w:val="en-US"/>
+        </w:rPr>
+        <w:t xml:space="preserve">DROP TRIGGER IF EXISTS </w:t>
+      </w:r>
+      <w:proofErr w:type="spellStart"/>
+      <w:r>
+        <w:rPr>
+          <w:rFonts w:ascii="Times New Roman" w:hAnsi="Times New Roman" w:cs="Times New Roman"/>
+          <w:sz w:val="24"/>
+          <w:szCs w:val="24"/>
+          <w:lang w:val="en-US"/>
+        </w:rPr>
+        <w:t>student_changes</w:t>
+      </w:r>
+      <w:proofErr w:type="spellEnd"/>
+      <w:r>
+        <w:rPr>
+          <w:rFonts w:ascii="Times New Roman" w:hAnsi="Times New Roman" w:cs="Times New Roman"/>
+          <w:sz w:val="24"/>
+          <w:szCs w:val="24"/>
+          <w:lang w:val="en-US"/>
+        </w:rPr>
+        <w:t xml:space="preserve"> ON Student;</w:t>
+      </w:r>
+    </w:p>
+    <w:p>
+      <w:pPr>
+        <w:rPr>
+          <w:rFonts w:ascii="Times New Roman" w:hAnsi="Times New Roman" w:cs="Times New Roman"/>
+          <w:sz w:val="24"/>
+          <w:szCs w:val="24"/>
+          <w:lang w:val="en-US"/>
+        </w:rPr>
+      </w:pPr>
+      <w:r>
+        <w:rPr>
+          <w:rFonts w:ascii="Times New Roman" w:hAnsi="Times New Roman" w:cs="Times New Roman"/>
+          <w:sz w:val="24"/>
+          <w:szCs w:val="24"/>
+          <w:lang w:val="en-US"/>
+        </w:rPr>
+        <w:lastRenderedPageBreak/>
+        <w:t xml:space="preserve">CREATE TRIGGER </w:t>
+      </w:r>
+      <w:proofErr w:type="spellStart"/>
+      <w:r>
+        <w:rPr>
+          <w:rFonts w:ascii="Times New Roman" w:hAnsi="Times New Roman" w:cs="Times New Roman"/>
+          <w:sz w:val="24"/>
+          <w:szCs w:val="24"/>
+          <w:lang w:val="en-US"/>
+        </w:rPr>
+        <w:t>student_changes</w:t>
+      </w:r>
+      <w:proofErr w:type="spellEnd"/>
+    </w:p>
+    <w:p>
+      <w:pPr>
+        <w:rPr>
+          <w:rFonts w:ascii="Times New Roman" w:hAnsi="Times New Roman" w:cs="Times New Roman"/>
+          <w:sz w:val="24"/>
+          <w:szCs w:val="24"/>
+          <w:lang w:val="en-US"/>
+        </w:rPr>
+      </w:pPr>
+      <w:r>
+        <w:rPr>
+          <w:rFonts w:ascii="Times New Roman" w:hAnsi="Times New Roman" w:cs="Times New Roman"/>
+          <w:sz w:val="24"/>
+          <w:szCs w:val="24"/>
+          <w:lang w:val="en-US"/>
+        </w:rPr>
+        <w:t>AFTER INSERT OR UPDATE OR DELETE ON Student</w:t>
+      </w:r>
+    </w:p>
+    <w:p>
+      <w:pPr>
+        <w:rPr>
+          <w:rFonts w:ascii="Times New Roman" w:hAnsi="Times New Roman" w:cs="Times New Roman"/>
+          <w:sz w:val="24"/>
+          <w:szCs w:val="24"/>
+          <w:lang w:val="en-US"/>
+        </w:rPr>
+      </w:pPr>
+      <w:r>
+        <w:rPr>
+          <w:rFonts w:ascii="Times New Roman" w:hAnsi="Times New Roman" w:cs="Times New Roman"/>
+          <w:sz w:val="24"/>
+          <w:szCs w:val="24"/>
+          <w:lang w:val="en-US"/>
+        </w:rPr>
+        <w:t xml:space="preserve">FOR EACH ROW EXECUTE FUNCTION </w:t>
+      </w:r>
+      <w:proofErr w:type="spellStart"/>
+      <w:r>
+        <w:rPr>
+          <w:rFonts w:ascii="Times New Roman" w:hAnsi="Times New Roman" w:cs="Times New Roman"/>
+          <w:sz w:val="24"/>
+          <w:szCs w:val="24"/>
+          <w:lang w:val="en-US"/>
+        </w:rPr>
+        <w:t>log_data_</w:t>
+      </w:r>
+      <w:proofErr w:type="gramStart"/>
+      <w:r>
+        <w:rPr>
+          <w:rFonts w:ascii="Times New Roman" w:hAnsi="Times New Roman" w:cs="Times New Roman"/>
+          <w:sz w:val="24"/>
+          <w:szCs w:val="24"/>
+          <w:lang w:val="en-US"/>
+        </w:rPr>
+        <w:t>changes</w:t>
+      </w:r>
+      <w:proofErr w:type="spellEnd"/>
+      <w:r>
+        <w:rPr>
+          <w:rFonts w:ascii="Times New Roman" w:hAnsi="Times New Roman" w:cs="Times New Roman"/>
+          <w:sz w:val="24"/>
+          <w:szCs w:val="24"/>
+          <w:lang w:val="en-US"/>
+        </w:rPr>
+        <w:t>(</w:t>
+      </w:r>
+      <w:proofErr w:type="gramEnd"/>
+      <w:r>
+        <w:rPr>
+          <w:rFonts w:ascii="Times New Roman" w:hAnsi="Times New Roman" w:cs="Times New Roman"/>
+          <w:sz w:val="24"/>
+          <w:szCs w:val="24"/>
+          <w:lang w:val="en-US"/>
+        </w:rPr>
+        <w:t>);</w:t>
+      </w:r>
+    </w:p>
+    <w:p>
+      <w:pPr>
+        <w:rPr>
+          <w:rFonts w:ascii="Times New Roman" w:hAnsi="Times New Roman" w:cs="Times New Roman"/>
+          <w:sz w:val="24"/>
+          <w:szCs w:val="24"/>
+          <w:lang w:val="en-US"/>
+        </w:rPr>
+      </w:pPr>
+    </w:p>
+    <w:p>
+      <w:pPr>
+        <w:rPr>
+          <w:rFonts w:ascii="Times New Roman" w:hAnsi="Times New Roman" w:cs="Times New Roman"/>
+          <w:sz w:val="24"/>
+          <w:szCs w:val="24"/>
+          <w:lang w:val="en-US"/>
+        </w:rPr>
+      </w:pPr>
+      <w:r>
+        <w:rPr>
+          <w:rFonts w:ascii="Times New Roman" w:hAnsi="Times New Roman" w:cs="Times New Roman"/>
+          <w:sz w:val="24"/>
+          <w:szCs w:val="24"/>
+          <w:lang w:val="en-US"/>
+        </w:rPr>
+        <w:t xml:space="preserve">-- </w:t>
+      </w:r>
+      <w:r>
+        <w:rPr>
+          <w:rFonts w:ascii="Times New Roman" w:hAnsi="Times New Roman" w:cs="Times New Roman"/>
+          <w:sz w:val="24"/>
+          <w:szCs w:val="24"/>
+        </w:rPr>
+        <w:t>Триггер</w:t>
+      </w:r>
+      <w:r>
+        <w:rPr>
+          <w:rFonts w:ascii="Times New Roman" w:hAnsi="Times New Roman" w:cs="Times New Roman"/>
+          <w:sz w:val="24"/>
+          <w:szCs w:val="24"/>
+          <w:lang w:val="en-US"/>
+        </w:rPr>
+        <w:t xml:space="preserve"> </w:t>
+      </w:r>
+      <w:r>
+        <w:rPr>
+          <w:rFonts w:ascii="Times New Roman" w:hAnsi="Times New Roman" w:cs="Times New Roman"/>
+          <w:sz w:val="24"/>
+          <w:szCs w:val="24"/>
+        </w:rPr>
+        <w:t>на</w:t>
+      </w:r>
+      <w:r>
+        <w:rPr>
+          <w:rFonts w:ascii="Times New Roman" w:hAnsi="Times New Roman" w:cs="Times New Roman"/>
+          <w:sz w:val="24"/>
+          <w:szCs w:val="24"/>
+          <w:lang w:val="en-US"/>
+        </w:rPr>
+        <w:t xml:space="preserve"> </w:t>
+      </w:r>
+      <w:r>
+        <w:rPr>
+          <w:rFonts w:ascii="Times New Roman" w:hAnsi="Times New Roman" w:cs="Times New Roman"/>
+          <w:sz w:val="24"/>
+          <w:szCs w:val="24"/>
+        </w:rPr>
+        <w:t>таблицу</w:t>
+      </w:r>
+      <w:r>
+        <w:rPr>
+          <w:rFonts w:ascii="Times New Roman" w:hAnsi="Times New Roman" w:cs="Times New Roman"/>
+          <w:sz w:val="24"/>
+          <w:szCs w:val="24"/>
+          <w:lang w:val="en-US"/>
+        </w:rPr>
+        <w:t xml:space="preserve"> Teacher</w:t>
+      </w:r>
+    </w:p>
+    <w:p>
+      <w:pPr>
+        <w:rPr>
+          <w:rFonts w:ascii="Times New Roman" w:hAnsi="Times New Roman" w:cs="Times New Roman"/>
+          <w:sz w:val="24"/>
+          <w:szCs w:val="24"/>
+          <w:lang w:val="en-US"/>
+        </w:rPr>
+      </w:pPr>
+      <w:r>
+        <w:rPr>
+          <w:rFonts w:ascii="Times New Roman" w:hAnsi="Times New Roman" w:cs="Times New Roman"/>
+          <w:sz w:val="24"/>
+          <w:szCs w:val="24"/>
+          <w:lang w:val="en-US"/>
+        </w:rPr>
+        <w:t xml:space="preserve">DROP TRIGGER IF EXISTS </w:t>
+      </w:r>
+      <w:proofErr w:type="spellStart"/>
+      <w:r>
+        <w:rPr>
+          <w:rFonts w:ascii="Times New Roman" w:hAnsi="Times New Roman" w:cs="Times New Roman"/>
+          <w:sz w:val="24"/>
+          <w:szCs w:val="24"/>
+          <w:lang w:val="en-US"/>
+        </w:rPr>
+        <w:t>teacher_changes</w:t>
+      </w:r>
+      <w:proofErr w:type="spellEnd"/>
+      <w:r>
+        <w:rPr>
+          <w:rFonts w:ascii="Times New Roman" w:hAnsi="Times New Roman" w:cs="Times New Roman"/>
+          <w:sz w:val="24"/>
+          <w:szCs w:val="24"/>
+          <w:lang w:val="en-US"/>
+        </w:rPr>
+        <w:t xml:space="preserve"> ON Teacher;</w:t>
+      </w:r>
+    </w:p>
+    <w:p>
+      <w:pPr>
+        <w:rPr>
+          <w:rFonts w:ascii="Times New Roman" w:hAnsi="Times New Roman" w:cs="Times New Roman"/>
+          <w:sz w:val="24"/>
+          <w:szCs w:val="24"/>
+          <w:lang w:val="en-US"/>
+        </w:rPr>
+      </w:pPr>
+      <w:r>
+        <w:rPr>
+          <w:rFonts w:ascii="Times New Roman" w:hAnsi="Times New Roman" w:cs="Times New Roman"/>
+          <w:sz w:val="24"/>
+          <w:szCs w:val="24"/>
+          <w:lang w:val="en-US"/>
+        </w:rPr>
+        <w:t xml:space="preserve">CREATE TRIGGER </w:t>
+      </w:r>
+      <w:proofErr w:type="spellStart"/>
+      <w:r>
+        <w:rPr>
+          <w:rFonts w:ascii="Times New Roman" w:hAnsi="Times New Roman" w:cs="Times New Roman"/>
+          <w:sz w:val="24"/>
+          <w:szCs w:val="24"/>
+          <w:lang w:val="en-US"/>
+        </w:rPr>
+        <w:t>teacher_changes</w:t>
+      </w:r>
+      <w:proofErr w:type="spellEnd"/>
+    </w:p>
+    <w:p>
+      <w:pPr>
+        <w:rPr>
+          <w:rFonts w:ascii="Times New Roman" w:hAnsi="Times New Roman" w:cs="Times New Roman"/>
+          <w:sz w:val="24"/>
+          <w:szCs w:val="24"/>
+          <w:lang w:val="en-US"/>
+        </w:rPr>
+      </w:pPr>
+      <w:r>
+        <w:rPr>
+          <w:rFonts w:ascii="Times New Roman" w:hAnsi="Times New Roman" w:cs="Times New Roman"/>
+          <w:sz w:val="24"/>
+          <w:szCs w:val="24"/>
+          <w:lang w:val="en-US"/>
+        </w:rPr>
+        <w:t>AFTER INSERT OR UPDATE OR DELETE ON Teacher</w:t>
+      </w:r>
+    </w:p>
+    <w:p>
+      <w:pPr>
+        <w:rPr>
+          <w:rFonts w:ascii="Times New Roman" w:hAnsi="Times New Roman" w:cs="Times New Roman"/>
+          <w:sz w:val="24"/>
+          <w:szCs w:val="24"/>
+          <w:lang w:val="en-US"/>
+        </w:rPr>
+      </w:pPr>
+      <w:r>
+        <w:rPr>
+          <w:rFonts w:ascii="Times New Roman" w:hAnsi="Times New Roman" w:cs="Times New Roman"/>
+          <w:sz w:val="24"/>
+          <w:szCs w:val="24"/>
+          <w:lang w:val="en-US"/>
+        </w:rPr>
+        <w:t xml:space="preserve">FOR EACH ROW EXECUTE FUNCTION </w:t>
+      </w:r>
+      <w:proofErr w:type="spellStart"/>
+      <w:r>
+        <w:rPr>
+          <w:rFonts w:ascii="Times New Roman" w:hAnsi="Times New Roman" w:cs="Times New Roman"/>
+          <w:sz w:val="24"/>
+          <w:szCs w:val="24"/>
+          <w:lang w:val="en-US"/>
+        </w:rPr>
+        <w:t>log_data_</w:t>
+      </w:r>
+      <w:proofErr w:type="gramStart"/>
+      <w:r>
+        <w:rPr>
+          <w:rFonts w:ascii="Times New Roman" w:hAnsi="Times New Roman" w:cs="Times New Roman"/>
+          <w:sz w:val="24"/>
+          <w:szCs w:val="24"/>
+          <w:lang w:val="en-US"/>
+        </w:rPr>
+        <w:t>changes</w:t>
+      </w:r>
+      <w:proofErr w:type="spellEnd"/>
+      <w:r>
+        <w:rPr>
+          <w:rFonts w:ascii="Times New Roman" w:hAnsi="Times New Roman" w:cs="Times New Roman"/>
+          <w:sz w:val="24"/>
+          <w:szCs w:val="24"/>
+          <w:lang w:val="en-US"/>
+        </w:rPr>
+        <w:t>(</w:t>
+      </w:r>
+      <w:proofErr w:type="gramEnd"/>
+      <w:r>
+        <w:rPr>
+          <w:rFonts w:ascii="Times New Roman" w:hAnsi="Times New Roman" w:cs="Times New Roman"/>
+          <w:sz w:val="24"/>
+          <w:szCs w:val="24"/>
+          <w:lang w:val="en-US"/>
+        </w:rPr>
+        <w:t>);</w:t>
+      </w:r>
+    </w:p>
+    <w:p>
+      <w:pPr>
+        <w:rPr>
+          <w:rFonts w:ascii="Times New Roman" w:hAnsi="Times New Roman" w:cs="Times New Roman"/>
+          <w:sz w:val="24"/>
+          <w:szCs w:val="24"/>
+          <w:lang w:val="en-US"/>
+        </w:rPr>
+      </w:pPr>
+    </w:p>
+    <w:p>
+      <w:pPr>
+        <w:rPr>
+          <w:rFonts w:ascii="Times New Roman" w:hAnsi="Times New Roman" w:cs="Times New Roman"/>
+          <w:sz w:val="24"/>
+          <w:szCs w:val="24"/>
+          <w:lang w:val="en-US"/>
+        </w:rPr>
+      </w:pPr>
+      <w:r>
+        <w:rPr>
+          <w:rFonts w:ascii="Times New Roman" w:hAnsi="Times New Roman" w:cs="Times New Roman"/>
+          <w:sz w:val="24"/>
+          <w:szCs w:val="24"/>
+          <w:lang w:val="en-US"/>
+        </w:rPr>
+        <w:t xml:space="preserve">-- </w:t>
+      </w:r>
+      <w:r>
+        <w:rPr>
+          <w:rFonts w:ascii="Times New Roman" w:hAnsi="Times New Roman" w:cs="Times New Roman"/>
+          <w:sz w:val="24"/>
+          <w:szCs w:val="24"/>
+        </w:rPr>
+        <w:t>Триггер</w:t>
+      </w:r>
+      <w:r>
+        <w:rPr>
+          <w:rFonts w:ascii="Times New Roman" w:hAnsi="Times New Roman" w:cs="Times New Roman"/>
+          <w:sz w:val="24"/>
+          <w:szCs w:val="24"/>
+          <w:lang w:val="en-US"/>
+        </w:rPr>
+        <w:t xml:space="preserve"> </w:t>
+      </w:r>
+      <w:r>
+        <w:rPr>
+          <w:rFonts w:ascii="Times New Roman" w:hAnsi="Times New Roman" w:cs="Times New Roman"/>
+          <w:sz w:val="24"/>
+          <w:szCs w:val="24"/>
+        </w:rPr>
+        <w:t>на</w:t>
+      </w:r>
+      <w:r>
+        <w:rPr>
+          <w:rFonts w:ascii="Times New Roman" w:hAnsi="Times New Roman" w:cs="Times New Roman"/>
+          <w:sz w:val="24"/>
+          <w:szCs w:val="24"/>
+          <w:lang w:val="en-US"/>
+        </w:rPr>
+        <w:t xml:space="preserve"> </w:t>
+      </w:r>
+      <w:r>
+        <w:rPr>
+          <w:rFonts w:ascii="Times New Roman" w:hAnsi="Times New Roman" w:cs="Times New Roman"/>
+          <w:sz w:val="24"/>
+          <w:szCs w:val="24"/>
+        </w:rPr>
+        <w:t>таблицу</w:t>
+      </w:r>
+      <w:r>
+        <w:rPr>
+          <w:rFonts w:ascii="Times New Roman" w:hAnsi="Times New Roman" w:cs="Times New Roman"/>
+          <w:sz w:val="24"/>
+          <w:szCs w:val="24"/>
+          <w:lang w:val="en-US"/>
+        </w:rPr>
+        <w:t xml:space="preserve"> Course</w:t>
+      </w:r>
+    </w:p>
+    <w:p>
+      <w:pPr>
+        <w:rPr>
+          <w:rFonts w:ascii="Times New Roman" w:hAnsi="Times New Roman" w:cs="Times New Roman"/>
+          <w:sz w:val="24"/>
+          <w:szCs w:val="24"/>
+          <w:lang w:val="en-US"/>
+        </w:rPr>
+      </w:pPr>
+      <w:r>
+        <w:rPr>
+          <w:rFonts w:ascii="Times New Roman" w:hAnsi="Times New Roman" w:cs="Times New Roman"/>
+          <w:sz w:val="24"/>
+          <w:szCs w:val="24"/>
+          <w:lang w:val="en-US"/>
+        </w:rPr>
+        <w:t xml:space="preserve">DROP TRIGGER IF EXISTS </w:t>
+      </w:r>
+      <w:proofErr w:type="spellStart"/>
+      <w:r>
+        <w:rPr>
+          <w:rFonts w:ascii="Times New Roman" w:hAnsi="Times New Roman" w:cs="Times New Roman"/>
+          <w:sz w:val="24"/>
+          <w:szCs w:val="24"/>
+          <w:lang w:val="en-US"/>
+        </w:rPr>
+        <w:t>course_changes</w:t>
+      </w:r>
+      <w:proofErr w:type="spellEnd"/>
+      <w:r>
+        <w:rPr>
+          <w:rFonts w:ascii="Times New Roman" w:hAnsi="Times New Roman" w:cs="Times New Roman"/>
+          <w:sz w:val="24"/>
+          <w:szCs w:val="24"/>
+          <w:lang w:val="en-US"/>
+        </w:rPr>
+        <w:t xml:space="preserve"> ON Course;</w:t>
+      </w:r>
+    </w:p>
+    <w:p>
+      <w:pPr>
+        <w:rPr>
+          <w:rFonts w:ascii="Times New Roman" w:hAnsi="Times New Roman" w:cs="Times New Roman"/>
+          <w:sz w:val="24"/>
+          <w:szCs w:val="24"/>
+          <w:lang w:val="en-US"/>
+        </w:rPr>
+      </w:pPr>
+      <w:r>
+        <w:rPr>
+          <w:rFonts w:ascii="Times New Roman" w:hAnsi="Times New Roman" w:cs="Times New Roman"/>
+          <w:sz w:val="24"/>
+          <w:szCs w:val="24"/>
+          <w:lang w:val="en-US"/>
+        </w:rPr>
+        <w:t xml:space="preserve">CREATE TRIGGER </w:t>
+      </w:r>
+      <w:proofErr w:type="spellStart"/>
+      <w:r>
+        <w:rPr>
+          <w:rFonts w:ascii="Times New Roman" w:hAnsi="Times New Roman" w:cs="Times New Roman"/>
+          <w:sz w:val="24"/>
+          <w:szCs w:val="24"/>
+          <w:lang w:val="en-US"/>
+        </w:rPr>
+        <w:t>course_changes</w:t>
+      </w:r>
+      <w:proofErr w:type="spellEnd"/>
+    </w:p>
+    <w:p>
+      <w:pPr>
+        <w:rPr>
+          <w:rFonts w:ascii="Times New Roman" w:hAnsi="Times New Roman" w:cs="Times New Roman"/>
+          <w:sz w:val="24"/>
+          <w:szCs w:val="24"/>
+          <w:lang w:val="en-US"/>
+        </w:rPr>
+      </w:pPr>
+      <w:r>
+        <w:rPr>
+          <w:rFonts w:ascii="Times New Roman" w:hAnsi="Times New Roman" w:cs="Times New Roman"/>
+          <w:sz w:val="24"/>
+          <w:szCs w:val="24"/>
+          <w:lang w:val="en-US"/>
+        </w:rPr>
+        <w:t>AFTER INSERT OR UPDATE OR DELETE ON Course</w:t>
+      </w:r>
+    </w:p>
+    <w:p>
+      <w:pPr>
+        <w:rPr>
+          <w:rFonts w:ascii="Times New Roman" w:hAnsi="Times New Roman" w:cs="Times New Roman"/>
+          <w:sz w:val="24"/>
+          <w:szCs w:val="24"/>
+          <w:lang w:val="en-US"/>
+        </w:rPr>
+      </w:pPr>
+      <w:r>
+        <w:rPr>
+          <w:rFonts w:ascii="Times New Roman" w:hAnsi="Times New Roman" w:cs="Times New Roman"/>
+          <w:sz w:val="24"/>
+          <w:szCs w:val="24"/>
+          <w:lang w:val="en-US"/>
+        </w:rPr>
+        <w:t xml:space="preserve">FOR EACH ROW EXECUTE FUNCTION </w:t>
+      </w:r>
+      <w:proofErr w:type="spellStart"/>
+      <w:r>
+        <w:rPr>
+          <w:rFonts w:ascii="Times New Roman" w:hAnsi="Times New Roman" w:cs="Times New Roman"/>
+          <w:sz w:val="24"/>
+          <w:szCs w:val="24"/>
+          <w:lang w:val="en-US"/>
+        </w:rPr>
+        <w:t>log_data_</w:t>
+      </w:r>
+      <w:proofErr w:type="gramStart"/>
+      <w:r>
+        <w:rPr>
+          <w:rFonts w:ascii="Times New Roman" w:hAnsi="Times New Roman" w:cs="Times New Roman"/>
+          <w:sz w:val="24"/>
+          <w:szCs w:val="24"/>
+          <w:lang w:val="en-US"/>
+        </w:rPr>
+        <w:t>changes</w:t>
+      </w:r>
+      <w:proofErr w:type="spellEnd"/>
+      <w:r>
+        <w:rPr>
+          <w:rFonts w:ascii="Times New Roman" w:hAnsi="Times New Roman" w:cs="Times New Roman"/>
+          <w:sz w:val="24"/>
+          <w:szCs w:val="24"/>
+          <w:lang w:val="en-US"/>
+        </w:rPr>
+        <w:t>(</w:t>
+      </w:r>
+      <w:proofErr w:type="gramEnd"/>
+      <w:r>
+        <w:rPr>
+          <w:rFonts w:ascii="Times New Roman" w:hAnsi="Times New Roman" w:cs="Times New Roman"/>
+          <w:sz w:val="24"/>
+          <w:szCs w:val="24"/>
+          <w:lang w:val="en-US"/>
+        </w:rPr>
+        <w:t>);</w:t>
+      </w:r>
+    </w:p>
+    <w:p>
+      <w:pPr>
+        <w:rPr>
+          <w:rFonts w:ascii="Times New Roman" w:hAnsi="Times New Roman" w:cs="Times New Roman"/>
+          <w:sz w:val="24"/>
+          <w:szCs w:val="24"/>
+          <w:lang w:val="en-US"/>
+        </w:rPr>
+      </w:pPr>
+    </w:p>
+    <w:p>
+      <w:pPr>
+        <w:rPr>
+          <w:rFonts w:ascii="Times New Roman" w:hAnsi="Times New Roman" w:cs="Times New Roman"/>
+          <w:sz w:val="24"/>
+          <w:szCs w:val="24"/>
+        </w:rPr>
+      </w:pPr>
+      <w:r>
+        <w:rPr>
+          <w:rFonts w:ascii="Times New Roman" w:hAnsi="Times New Roman" w:cs="Times New Roman"/>
+          <w:sz w:val="24"/>
+          <w:szCs w:val="24"/>
+        </w:rPr>
+        <w:t>-- 5. ПРОВЕ</w:t>
+      </w:r>
+      <w:r>
+        <w:rPr>
+          <w:rFonts w:ascii="Times New Roman" w:hAnsi="Times New Roman" w:cs="Times New Roman"/>
+          <w:sz w:val="24"/>
+          <w:szCs w:val="24"/>
+        </w:rPr>
+        <w:t>РКА РАБОТЫ ТРИГГЕРА И ПРОЦЕДУРЫ</w:t>
+      </w:r>
+    </w:p>
+    <w:p>
+      <w:pPr>
+        <w:rPr>
+          <w:rFonts w:ascii="Times New Roman" w:hAnsi="Times New Roman" w:cs="Times New Roman"/>
+          <w:sz w:val="24"/>
+          <w:szCs w:val="24"/>
+        </w:rPr>
+      </w:pPr>
+      <w:r>
+        <w:rPr>
+          <w:rFonts w:ascii="Times New Roman" w:hAnsi="Times New Roman" w:cs="Times New Roman"/>
+          <w:sz w:val="24"/>
+          <w:szCs w:val="24"/>
+        </w:rPr>
+        <w:t xml:space="preserve">-- Пример: обновление данных студента (триггер должен создать запись в </w:t>
+      </w:r>
+      <w:proofErr w:type="spellStart"/>
+      <w:r>
+        <w:rPr>
+          <w:rFonts w:ascii="Times New Roman" w:hAnsi="Times New Roman" w:cs="Times New Roman"/>
+          <w:sz w:val="24"/>
+          <w:szCs w:val="24"/>
+        </w:rPr>
+        <w:t>ChangeLog</w:t>
+      </w:r>
+      <w:proofErr w:type="spellEnd"/>
+      <w:r>
+        <w:rPr>
+          <w:rFonts w:ascii="Times New Roman" w:hAnsi="Times New Roman" w:cs="Times New Roman"/>
+          <w:sz w:val="24"/>
+          <w:szCs w:val="24"/>
+        </w:rPr>
+        <w:t>)</w:t>
+      </w:r>
+    </w:p>
+    <w:p>
+      <w:pPr>
+        <w:rPr>
+          <w:rFonts w:ascii="Times New Roman" w:hAnsi="Times New Roman" w:cs="Times New Roman"/>
+          <w:sz w:val="24"/>
+          <w:szCs w:val="24"/>
+          <w:lang w:val="en-US"/>
+        </w:rPr>
+      </w:pPr>
+      <w:r>
+        <w:rPr>
+          <w:rFonts w:ascii="Times New Roman" w:hAnsi="Times New Roman" w:cs="Times New Roman"/>
+          <w:sz w:val="24"/>
+          <w:szCs w:val="24"/>
+          <w:lang w:val="en-US"/>
+        </w:rPr>
+        <w:t xml:space="preserve">UPDATE Student SET </w:t>
+      </w:r>
+      <w:proofErr w:type="spellStart"/>
+      <w:r>
+        <w:rPr>
+          <w:rFonts w:ascii="Times New Roman" w:hAnsi="Times New Roman" w:cs="Times New Roman"/>
+          <w:sz w:val="24"/>
+          <w:szCs w:val="24"/>
+          <w:lang w:val="en-US"/>
+        </w:rPr>
+        <w:t>contact_info</w:t>
+      </w:r>
+      <w:proofErr w:type="spellEnd"/>
+      <w:r>
+        <w:rPr>
+          <w:rFonts w:ascii="Times New Roman" w:hAnsi="Times New Roman" w:cs="Times New Roman"/>
+          <w:sz w:val="24"/>
+          <w:szCs w:val="24"/>
+          <w:lang w:val="en-US"/>
+        </w:rPr>
+        <w:t xml:space="preserve"> = 'ivanov@newmail.ru, +7-999-888-7777' WHERE </w:t>
+      </w:r>
+      <w:proofErr w:type="spellStart"/>
+      <w:r>
+        <w:rPr>
+          <w:rFonts w:ascii="Times New Roman" w:hAnsi="Times New Roman" w:cs="Times New Roman"/>
+          <w:sz w:val="24"/>
+          <w:szCs w:val="24"/>
+          <w:lang w:val="en-US"/>
+        </w:rPr>
+        <w:t>student_id</w:t>
+      </w:r>
+      <w:proofErr w:type="spellEnd"/>
+      <w:r>
+        <w:rPr>
+          <w:rFonts w:ascii="Times New Roman" w:hAnsi="Times New Roman" w:cs="Times New Roman"/>
+          <w:sz w:val="24"/>
+          <w:szCs w:val="24"/>
+          <w:lang w:val="en-US"/>
+        </w:rPr>
+        <w:t xml:space="preserve"> = 1;</w:t>
+      </w:r>
+    </w:p>
+    <w:p>
+      <w:pPr>
+        <w:rPr>
+          <w:rFonts w:ascii="Times New Roman" w:hAnsi="Times New Roman" w:cs="Times New Roman"/>
+          <w:sz w:val="24"/>
+          <w:szCs w:val="24"/>
+          <w:lang w:val="en-US"/>
+        </w:rPr>
+      </w:pPr>
+    </w:p>
+    <w:p>
+      <w:pPr>
+        <w:rPr>
+          <w:rFonts w:ascii="Times New Roman" w:hAnsi="Times New Roman" w:cs="Times New Roman"/>
+          <w:sz w:val="24"/>
+          <w:szCs w:val="24"/>
+        </w:rPr>
+      </w:pPr>
+      <w:r>
+        <w:rPr>
+          <w:rFonts w:ascii="Times New Roman" w:hAnsi="Times New Roman" w:cs="Times New Roman"/>
+          <w:sz w:val="24"/>
+          <w:szCs w:val="24"/>
+        </w:rPr>
+        <w:t>-- Проверка содержимого логов</w:t>
+      </w:r>
+    </w:p>
+    <w:p>
+      <w:pPr>
+        <w:rPr>
+          <w:rFonts w:ascii="Times New Roman" w:hAnsi="Times New Roman" w:cs="Times New Roman"/>
+          <w:sz w:val="24"/>
+          <w:szCs w:val="24"/>
+        </w:rPr>
+      </w:pPr>
+      <w:r>
+        <w:rPr>
+          <w:rFonts w:ascii="Times New Roman" w:hAnsi="Times New Roman" w:cs="Times New Roman"/>
+          <w:sz w:val="24"/>
+          <w:szCs w:val="24"/>
+        </w:rPr>
+        <w:t xml:space="preserve">-- SELECT * FROM </w:t>
+      </w:r>
+      <w:proofErr w:type="spellStart"/>
+      <w:r>
+        <w:rPr>
+          <w:rFonts w:ascii="Times New Roman" w:hAnsi="Times New Roman" w:cs="Times New Roman"/>
+          <w:sz w:val="24"/>
+          <w:szCs w:val="24"/>
+        </w:rPr>
+        <w:t>ChangeLog</w:t>
+      </w:r>
+      <w:proofErr w:type="spellEnd"/>
+      <w:r>
+        <w:rPr>
+          <w:rFonts w:ascii="Times New Roman" w:hAnsi="Times New Roman" w:cs="Times New Roman"/>
+          <w:sz w:val="24"/>
+          <w:szCs w:val="24"/>
+        </w:rPr>
+        <w:t>;</w:t>
+      </w:r>
+    </w:p>
+    <w:p>
+      <w:pPr>
+        <w:rPr>
+          <w:rFonts w:ascii="Times New Roman" w:hAnsi="Times New Roman" w:cs="Times New Roman"/>
+          <w:sz w:val="24"/>
+          <w:szCs w:val="24"/>
+        </w:rPr>
+      </w:pPr>
+      <w:bookmarkStart w:id="0" w:name="_GoBack"/>
+      <w:bookmarkEnd w:id="0"/>
+    </w:p>
+    <w:p>
+      <w:pPr>
+        <w:rPr>
+          <w:rFonts w:ascii="Times New Roman" w:hAnsi="Times New Roman" w:cs="Times New Roman"/>
+          <w:sz w:val="24"/>
+          <w:szCs w:val="24"/>
+          <w:lang w:val="en-US"/>
+        </w:rPr>
+      </w:pPr>
+      <w:r>
+        <w:rPr>
+          <w:rFonts w:ascii="Times New Roman" w:hAnsi="Times New Roman" w:cs="Times New Roman"/>
+          <w:sz w:val="24"/>
+          <w:szCs w:val="24"/>
+          <w:lang w:val="en-US"/>
+        </w:rPr>
+        <w:t xml:space="preserve">-- </w:t>
+      </w:r>
+      <w:r>
+        <w:rPr>
+          <w:rFonts w:ascii="Times New Roman" w:hAnsi="Times New Roman" w:cs="Times New Roman"/>
+          <w:sz w:val="24"/>
+          <w:szCs w:val="24"/>
+        </w:rPr>
+        <w:t>Проверка</w:t>
+      </w:r>
+      <w:r>
+        <w:rPr>
+          <w:rFonts w:ascii="Times New Roman" w:hAnsi="Times New Roman" w:cs="Times New Roman"/>
+          <w:sz w:val="24"/>
+          <w:szCs w:val="24"/>
+          <w:lang w:val="en-US"/>
+        </w:rPr>
+        <w:t xml:space="preserve"> </w:t>
+      </w:r>
+      <w:proofErr w:type="spellStart"/>
+      <w:r>
+        <w:rPr>
+          <w:rFonts w:ascii="Times New Roman" w:hAnsi="Times New Roman" w:cs="Times New Roman"/>
+          <w:sz w:val="24"/>
+          <w:szCs w:val="24"/>
+        </w:rPr>
+        <w:t>валидации</w:t>
+      </w:r>
+      <w:proofErr w:type="spellEnd"/>
+      <w:r>
+        <w:rPr>
+          <w:rFonts w:ascii="Times New Roman" w:hAnsi="Times New Roman" w:cs="Times New Roman"/>
+          <w:sz w:val="24"/>
+          <w:szCs w:val="24"/>
+          <w:lang w:val="en-US"/>
+        </w:rPr>
+        <w:t xml:space="preserve"> </w:t>
+      </w:r>
+      <w:r>
+        <w:rPr>
+          <w:rFonts w:ascii="Times New Roman" w:hAnsi="Times New Roman" w:cs="Times New Roman"/>
+          <w:sz w:val="24"/>
+          <w:szCs w:val="24"/>
+        </w:rPr>
+        <w:t>данных</w:t>
+      </w:r>
+    </w:p>
+    <w:p>
+      <w:pPr>
+        <w:rPr>
+          <w:rFonts w:ascii="Times New Roman" w:hAnsi="Times New Roman" w:cs="Times New Roman"/>
+          <w:sz w:val="24"/>
+          <w:szCs w:val="24"/>
+          <w:lang w:val="en-US"/>
+        </w:rPr>
+      </w:pPr>
+      <w:r>
+        <w:rPr>
+          <w:rFonts w:ascii="Times New Roman" w:hAnsi="Times New Roman" w:cs="Times New Roman"/>
+          <w:sz w:val="24"/>
+          <w:szCs w:val="24"/>
+          <w:lang w:val="en-US"/>
+        </w:rPr>
+        <w:t xml:space="preserve">-- SELECT * FROM </w:t>
+      </w:r>
+      <w:proofErr w:type="spellStart"/>
+      <w:r>
+        <w:rPr>
+          <w:rFonts w:ascii="Times New Roman" w:hAnsi="Times New Roman" w:cs="Times New Roman"/>
+          <w:sz w:val="24"/>
+          <w:szCs w:val="24"/>
+          <w:lang w:val="en-US"/>
+        </w:rPr>
+        <w:t>validate_student_</w:t>
+      </w:r>
+      <w:proofErr w:type="gramStart"/>
+      <w:r>
+        <w:rPr>
+          <w:rFonts w:ascii="Times New Roman" w:hAnsi="Times New Roman" w:cs="Times New Roman"/>
+          <w:sz w:val="24"/>
+          <w:szCs w:val="24"/>
+          <w:lang w:val="en-US"/>
+        </w:rPr>
+        <w:t>data</w:t>
+      </w:r>
+      <w:proofErr w:type="spellEnd"/>
+      <w:r>
+        <w:rPr>
+          <w:rFonts w:ascii="Times New Roman" w:hAnsi="Times New Roman" w:cs="Times New Roman"/>
+          <w:sz w:val="24"/>
+          <w:szCs w:val="24"/>
+          <w:lang w:val="en-US"/>
+        </w:rPr>
+        <w:t>(</w:t>
+      </w:r>
+      <w:proofErr w:type="gramEnd"/>
+      <w:r>
+        <w:rPr>
+          <w:rFonts w:ascii="Times New Roman" w:hAnsi="Times New Roman" w:cs="Times New Roman"/>
+          <w:sz w:val="24"/>
+          <w:szCs w:val="24"/>
+          <w:lang w:val="en-US"/>
+        </w:rPr>
+        <w:t>);</w:t>
+      </w:r>
+    </w:p>
+    <w:p>
+      <w:pPr>
+        <w:rPr>
+          <w:rFonts w:ascii="Times New Roman" w:hAnsi="Times New Roman" w:cs="Times New Roman"/>
+          <w:sz w:val="24"/>
+          <w:szCs w:val="24"/>
+          <w:lang w:val="en-US"/>
+        </w:rPr>
+      </w:pPr>
+    </w:p>
+    <w:p>
+      <w:pPr>
+        <w:rPr>
+          <w:rFonts w:ascii="Times New Roman" w:hAnsi="Times New Roman" w:cs="Times New Roman"/>
+          <w:b/>
+          <w:sz w:val="28"/>
+          <w:szCs w:val="28"/>
+        </w:rPr>
+      </w:pPr>
+      <w:r>
+        <w:rPr>
+          <w:rFonts w:ascii="Times New Roman" w:hAnsi="Times New Roman" w:cs="Times New Roman"/>
+          <w:b/>
+          <w:sz w:val="28"/>
+          <w:szCs w:val="28"/>
+        </w:rPr>
+        <w:t>6. СОЗДАНИЕ БЭКАПА БАЗЫ ДАННЫХ (скрипт для</w:t>
+      </w:r>
+      <w:r>
+        <w:rPr>
+          <w:rFonts w:ascii="Times New Roman" w:hAnsi="Times New Roman" w:cs="Times New Roman"/>
+          <w:b/>
+          <w:sz w:val="28"/>
+          <w:szCs w:val="28"/>
+        </w:rPr>
+        <w:t xml:space="preserve"> выполнения в командной строке)</w:t>
+      </w:r>
+    </w:p>
+    <w:p>
+      <w:pPr>
+        <w:rPr>
+          <w:rFonts w:ascii="Times New Roman" w:hAnsi="Times New Roman" w:cs="Times New Roman"/>
+          <w:sz w:val="24"/>
+          <w:szCs w:val="24"/>
+          <w:lang w:val="en-US"/>
+        </w:rPr>
+      </w:pPr>
+      <w:r>
+        <w:rPr>
+          <w:rFonts w:ascii="Times New Roman" w:hAnsi="Times New Roman" w:cs="Times New Roman"/>
+          <w:sz w:val="24"/>
+          <w:szCs w:val="24"/>
+          <w:lang w:val="en-US"/>
+        </w:rPr>
+        <w:t xml:space="preserve">-- pg_dump -U </w:t>
+      </w:r>
+      <w:proofErr w:type="spellStart"/>
+      <w:r>
+        <w:rPr>
+          <w:rFonts w:ascii="Times New Roman" w:hAnsi="Times New Roman" w:cs="Times New Roman"/>
+          <w:sz w:val="24"/>
+          <w:szCs w:val="24"/>
+          <w:lang w:val="en-US"/>
+        </w:rPr>
+        <w:t>postgres</w:t>
+      </w:r>
+      <w:proofErr w:type="spellEnd"/>
+      <w:r>
+        <w:rPr>
+          <w:rFonts w:ascii="Times New Roman" w:hAnsi="Times New Roman" w:cs="Times New Roman"/>
+          <w:sz w:val="24"/>
+          <w:szCs w:val="24"/>
+          <w:lang w:val="en-US"/>
+        </w:rPr>
+        <w:t xml:space="preserve"> -d </w:t>
+      </w:r>
+      <w:proofErr w:type="spellStart"/>
+      <w:r>
+        <w:rPr>
+          <w:rFonts w:ascii="Times New Roman" w:hAnsi="Times New Roman" w:cs="Times New Roman"/>
+          <w:sz w:val="24"/>
+          <w:szCs w:val="24"/>
+          <w:lang w:val="en-US"/>
+        </w:rPr>
+        <w:t>university_db</w:t>
+      </w:r>
+      <w:proofErr w:type="spellEnd"/>
+      <w:r>
+        <w:rPr>
+          <w:rFonts w:ascii="Times New Roman" w:hAnsi="Times New Roman" w:cs="Times New Roman"/>
+          <w:sz w:val="24"/>
+          <w:szCs w:val="24"/>
+          <w:lang w:val="en-US"/>
+        </w:rPr>
+        <w:t xml:space="preserve"> -F c -b -v -f "C:\backups\university_db_backup.dump"</w:t>
+      </w:r>
+    </w:p>
+    <w:p>
+      <w:pPr>
+        <w:rPr>
+          <w:rFonts w:ascii="Times New Roman" w:hAnsi="Times New Roman" w:cs="Times New Roman"/>
+          <w:sz w:val="24"/>
+          <w:szCs w:val="24"/>
+          <w:lang w:val="en-US"/>
+        </w:rPr>
+      </w:pPr>
+    </w:p>
+    <w:p>
+      <w:pPr>
+        <w:rPr>
+          <w:rFonts w:ascii="Times New Roman" w:hAnsi="Times New Roman" w:cs="Times New Roman"/>
+          <w:sz w:val="24"/>
+          <w:szCs w:val="24"/>
+          <w:lang w:val="en-US"/>
+        </w:rPr>
+      </w:pPr>
+      <w:r>
+        <w:rPr>
+          <w:rFonts w:ascii="Times New Roman" w:hAnsi="Times New Roman" w:cs="Times New Roman"/>
+          <w:sz w:val="24"/>
+          <w:szCs w:val="24"/>
+          <w:lang w:val="en-US"/>
+        </w:rPr>
+        <w:t xml:space="preserve">-- </w:t>
+      </w:r>
+      <w:r>
+        <w:rPr>
+          <w:rFonts w:ascii="Times New Roman" w:hAnsi="Times New Roman" w:cs="Times New Roman"/>
+          <w:sz w:val="24"/>
+          <w:szCs w:val="24"/>
+        </w:rPr>
+        <w:t>Для</w:t>
+      </w:r>
+      <w:r>
+        <w:rPr>
+          <w:rFonts w:ascii="Times New Roman" w:hAnsi="Times New Roman" w:cs="Times New Roman"/>
+          <w:sz w:val="24"/>
+          <w:szCs w:val="24"/>
+          <w:lang w:val="en-US"/>
+        </w:rPr>
+        <w:t xml:space="preserve"> </w:t>
+      </w:r>
+      <w:r>
+        <w:rPr>
+          <w:rFonts w:ascii="Times New Roman" w:hAnsi="Times New Roman" w:cs="Times New Roman"/>
+          <w:sz w:val="24"/>
+          <w:szCs w:val="24"/>
+        </w:rPr>
+        <w:t>восстановления</w:t>
+      </w:r>
+      <w:r>
+        <w:rPr>
+          <w:rFonts w:ascii="Times New Roman" w:hAnsi="Times New Roman" w:cs="Times New Roman"/>
+          <w:sz w:val="24"/>
+          <w:szCs w:val="24"/>
+          <w:lang w:val="en-US"/>
+        </w:rPr>
+        <w:t xml:space="preserve"> </w:t>
+      </w:r>
+      <w:r>
+        <w:rPr>
+          <w:rFonts w:ascii="Times New Roman" w:hAnsi="Times New Roman" w:cs="Times New Roman"/>
+          <w:sz w:val="24"/>
+          <w:szCs w:val="24"/>
+        </w:rPr>
+        <w:t>из</w:t>
+      </w:r>
+      <w:r>
+        <w:rPr>
+          <w:rFonts w:ascii="Times New Roman" w:hAnsi="Times New Roman" w:cs="Times New Roman"/>
+          <w:sz w:val="24"/>
+          <w:szCs w:val="24"/>
+          <w:lang w:val="en-US"/>
+        </w:rPr>
+        <w:t xml:space="preserve"> </w:t>
+      </w:r>
+      <w:proofErr w:type="spellStart"/>
+      <w:r>
+        <w:rPr>
+          <w:rFonts w:ascii="Times New Roman" w:hAnsi="Times New Roman" w:cs="Times New Roman"/>
+          <w:sz w:val="24"/>
+          <w:szCs w:val="24"/>
+        </w:rPr>
+        <w:t>бэкапа</w:t>
+      </w:r>
+      <w:proofErr w:type="spellEnd"/>
+      <w:r>
+        <w:rPr>
+          <w:rFonts w:ascii="Times New Roman" w:hAnsi="Times New Roman" w:cs="Times New Roman"/>
+          <w:sz w:val="24"/>
+          <w:szCs w:val="24"/>
+          <w:lang w:val="en-US"/>
+        </w:rPr>
+        <w:t>:</w:t>
+      </w:r>
+    </w:p>
+    <w:p>
+      <w:pPr>
+        <w:rPr>
+          <w:rFonts w:ascii="Times New Roman" w:hAnsi="Times New Roman" w:cs="Times New Roman"/>
+          <w:sz w:val="24"/>
+          <w:szCs w:val="24"/>
+          <w:lang w:val="en-US"/>
+        </w:rPr>
+      </w:pPr>
+      <w:r>
+        <w:rPr>
+          <w:rFonts w:ascii="Times New Roman" w:hAnsi="Times New Roman" w:cs="Times New Roman"/>
+          <w:sz w:val="24"/>
+          <w:szCs w:val="24"/>
+          <w:lang w:val="en-US"/>
+        </w:rPr>
+        <w:lastRenderedPageBreak/>
+        <w:t xml:space="preserve">-- pg_restore -U </w:t>
+      </w:r>
+      <w:proofErr w:type="spellStart"/>
+      <w:r>
+        <w:rPr>
+          <w:rFonts w:ascii="Times New Roman" w:hAnsi="Times New Roman" w:cs="Times New Roman"/>
+          <w:sz w:val="24"/>
+          <w:szCs w:val="24"/>
+          <w:lang w:val="en-US"/>
+        </w:rPr>
+        <w:t>postgres</w:t>
+      </w:r>
+      <w:proofErr w:type="spellEnd"/>
+      <w:r>
+        <w:rPr>
+          <w:rFonts w:ascii="Times New Roman" w:hAnsi="Times New Roman" w:cs="Times New Roman"/>
+          <w:sz w:val="24"/>
+          <w:szCs w:val="24"/>
+          <w:lang w:val="en-US"/>
+        </w:rPr>
+        <w:t xml:space="preserve"> -d </w:t>
+      </w:r>
+      <w:proofErr w:type="spellStart"/>
+      <w:r>
+        <w:rPr>
+          <w:rFonts w:ascii="Times New Roman" w:hAnsi="Times New Roman" w:cs="Times New Roman"/>
+          <w:sz w:val="24"/>
+          <w:szCs w:val="24"/>
+          <w:lang w:val="en-US"/>
+        </w:rPr>
+        <w:t>university_db</w:t>
+      </w:r>
+      <w:proofErr w:type="spellEnd"/>
+      <w:r>
+        <w:rPr>
+          <w:rFonts w:ascii="Times New Roman" w:hAnsi="Times New Roman" w:cs="Times New Roman"/>
+          <w:sz w:val="24"/>
+          <w:szCs w:val="24"/>
+          <w:lang w:val="en-US"/>
+        </w:rPr>
+        <w:t xml:space="preserve"> -v "C:\backups\university_db_backup.dump"</w:t>
+      </w:r>
+    </w:p>
+    <w:p>
+      <w:pPr>
+        <w:rPr>
+          <w:rFonts w:ascii="Times New Roman" w:hAnsi="Times New Roman" w:cs="Times New Roman"/>
+          <w:sz w:val="24"/>
+          <w:szCs w:val="24"/>
+          <w:lang w:val="en-US"/>
+        </w:rPr>
+      </w:pPr>
+    </w:p>
+    <w:p>
+      <w:pPr>
+        <w:rPr>
+          <w:rFonts w:ascii="Times New Roman" w:hAnsi="Times New Roman" w:cs="Times New Roman"/>
+          <w:sz w:val="24"/>
+          <w:szCs w:val="24"/>
+        </w:rPr>
+      </w:pPr>
+      <w:r>
+        <w:rPr>
+          <w:rFonts w:ascii="Times New Roman" w:hAnsi="Times New Roman" w:cs="Times New Roman"/>
+          <w:sz w:val="24"/>
+          <w:szCs w:val="24"/>
+        </w:rPr>
+        <w:t>-- Альтернативный способ - создание SQL-дампа (читаемый скрипт):</w:t>
+      </w:r>
+    </w:p>
+    <w:p>
+      <w:pPr>
+        <w:rPr>
+          <w:rFonts w:ascii="Times New Roman" w:hAnsi="Times New Roman" w:cs="Times New Roman"/>
+          <w:sz w:val="24"/>
+          <w:szCs w:val="24"/>
+          <w:lang w:val="en-US"/>
+        </w:rPr>
+      </w:pPr>
+      <w:r>
+        <w:rPr>
+          <w:rFonts w:ascii="Times New Roman" w:hAnsi="Times New Roman" w:cs="Times New Roman"/>
+          <w:sz w:val="24"/>
+          <w:szCs w:val="24"/>
+          <w:lang w:val="en-US"/>
+        </w:rPr>
+        <w:t xml:space="preserve">-- pg_dump -U </w:t>
+      </w:r>
+      <w:proofErr w:type="spellStart"/>
+      <w:r>
+        <w:rPr>
+          <w:rFonts w:ascii="Times New Roman" w:hAnsi="Times New Roman" w:cs="Times New Roman"/>
+          <w:sz w:val="24"/>
+          <w:szCs w:val="24"/>
+          <w:lang w:val="en-US"/>
+        </w:rPr>
+        <w:t>postgres</w:t>
+      </w:r>
+      <w:proofErr w:type="spellEnd"/>
+      <w:r>
+        <w:rPr>
+          <w:rFonts w:ascii="Times New Roman" w:hAnsi="Times New Roman" w:cs="Times New Roman"/>
+          <w:sz w:val="24"/>
+          <w:szCs w:val="24"/>
+          <w:lang w:val="en-US"/>
+        </w:rPr>
+        <w:t xml:space="preserve"> -d </w:t>
+      </w:r>
+      <w:proofErr w:type="spellStart"/>
+      <w:r>
+        <w:rPr>
+          <w:rFonts w:ascii="Times New Roman" w:hAnsi="Times New Roman" w:cs="Times New Roman"/>
+          <w:sz w:val="24"/>
+          <w:szCs w:val="24"/>
+          <w:lang w:val="en-US"/>
+        </w:rPr>
+        <w:t>university_db</w:t>
+      </w:r>
+      <w:proofErr w:type="spellEnd"/>
+      <w:r>
+        <w:rPr>
+          <w:rFonts w:ascii="Times New Roman" w:hAnsi="Times New Roman" w:cs="Times New Roman"/>
+          <w:sz w:val="24"/>
+          <w:szCs w:val="24"/>
+          <w:lang w:val="en-US"/>
+        </w:rPr>
+        <w:t xml:space="preserve"> -F p -b -v -f "C:\backups\university_db_backup.sql"</w:t>
+      </w:r>
+    </w:p>
+    <w:p>
+      <w:pPr>
+        <w:rPr>
+          <w:rFonts w:ascii="Times New Roman" w:hAnsi="Times New Roman" w:cs="Times New Roman"/>
+          <w:sz w:val="24"/>
+          <w:szCs w:val="24"/>
+          <w:lang w:val="en-US"/>
+        </w:rPr>
+      </w:pPr>
+    </w:p>
+    <w:p>
+      <w:pPr>
+        <w:rPr>
+          <w:rFonts w:ascii="Times New Roman" w:hAnsi="Times New Roman" w:cs="Times New Roman"/>
+          <w:b/>
+          <w:sz w:val="28"/>
+          <w:szCs w:val="28"/>
+        </w:rPr>
+      </w:pPr>
+      <w:r>
+        <w:rPr>
+          <w:rFonts w:ascii="Times New Roman" w:hAnsi="Times New Roman" w:cs="Times New Roman"/>
+          <w:b/>
+          <w:sz w:val="28"/>
+          <w:szCs w:val="28"/>
+        </w:rPr>
+        <w:t>7. ДОПОЛНИТ</w:t>
+      </w:r>
+      <w:r>
+        <w:rPr>
+          <w:rFonts w:ascii="Times New Roman" w:hAnsi="Times New Roman" w:cs="Times New Roman"/>
+          <w:b/>
+          <w:sz w:val="28"/>
+          <w:szCs w:val="28"/>
+        </w:rPr>
+        <w:t>ЕЛЬНЫЕ ЗАПРОСЫ ДЛЯ ДЕМОНСТРАЦИИ</w:t>
+      </w:r>
+    </w:p>
+    <w:p>
+      <w:pPr>
+        <w:rPr>
+          <w:rFonts w:ascii="Times New Roman" w:hAnsi="Times New Roman" w:cs="Times New Roman"/>
+          <w:sz w:val="24"/>
+          <w:szCs w:val="24"/>
+        </w:rPr>
+      </w:pPr>
+      <w:r>
+        <w:rPr>
+          <w:rFonts w:ascii="Times New Roman" w:hAnsi="Times New Roman" w:cs="Times New Roman"/>
+          <w:sz w:val="24"/>
+          <w:szCs w:val="24"/>
+        </w:rPr>
+        <w:t>-- Вывод всех студентов с их курсами и оценками</w:t>
+      </w:r>
+    </w:p>
+    <w:p>
+      <w:pPr>
+        <w:rPr>
+          <w:rFonts w:ascii="Times New Roman" w:hAnsi="Times New Roman" w:cs="Times New Roman"/>
+          <w:sz w:val="24"/>
+          <w:szCs w:val="24"/>
+          <w:lang w:val="en-US"/>
+        </w:rPr>
+      </w:pPr>
+      <w:r>
+        <w:rPr>
+          <w:rFonts w:ascii="Times New Roman" w:hAnsi="Times New Roman" w:cs="Times New Roman"/>
+          <w:sz w:val="24"/>
+          <w:szCs w:val="24"/>
+          <w:lang w:val="en-US"/>
+        </w:rPr>
+        <w:t xml:space="preserve">SELECT </w:t>
+      </w:r>
+    </w:p>
+    <w:p>
+      <w:pPr>
+        <w:rPr>
+          <w:rFonts w:ascii="Times New Roman" w:hAnsi="Times New Roman" w:cs="Times New Roman"/>
+          <w:sz w:val="24"/>
+          <w:szCs w:val="24"/>
+          <w:lang w:val="en-US"/>
+        </w:rPr>
+      </w:pPr>
+      <w:r>
+        <w:rPr>
+          <w:rFonts w:ascii="Times New Roman" w:hAnsi="Times New Roman" w:cs="Times New Roman"/>
+          <w:sz w:val="24"/>
+          <w:szCs w:val="24"/>
+          <w:lang w:val="en-US"/>
+        </w:rPr>
+        <w:t xml:space="preserve">    </w:t>
+      </w:r>
+      <w:proofErr w:type="spellStart"/>
+      <w:proofErr w:type="gramStart"/>
+      <w:r>
+        <w:rPr>
+          <w:rFonts w:ascii="Times New Roman" w:hAnsi="Times New Roman" w:cs="Times New Roman"/>
+          <w:sz w:val="24"/>
+          <w:szCs w:val="24"/>
+          <w:lang w:val="en-US"/>
+        </w:rPr>
+        <w:t>s.full_name</w:t>
+      </w:r>
+      <w:proofErr w:type="spellEnd"/>
+      <w:proofErr w:type="gramEnd"/>
+      <w:r>
+        <w:rPr>
+          <w:rFonts w:ascii="Times New Roman" w:hAnsi="Times New Roman" w:cs="Times New Roman"/>
+          <w:sz w:val="24"/>
+          <w:szCs w:val="24"/>
+          <w:lang w:val="en-US"/>
+        </w:rPr>
+        <w:t xml:space="preserve"> AS "</w:t>
+      </w:r>
+      <w:r>
+        <w:rPr>
+          <w:rFonts w:ascii="Times New Roman" w:hAnsi="Times New Roman" w:cs="Times New Roman"/>
+          <w:sz w:val="24"/>
+          <w:szCs w:val="24"/>
+        </w:rPr>
+        <w:t>Студент</w:t>
+      </w:r>
+      <w:r>
+        <w:rPr>
+          <w:rFonts w:ascii="Times New Roman" w:hAnsi="Times New Roman" w:cs="Times New Roman"/>
+          <w:sz w:val="24"/>
+          <w:szCs w:val="24"/>
+          <w:lang w:val="en-US"/>
+        </w:rPr>
+        <w:t>",</w:t>
+      </w:r>
+    </w:p>
+    <w:p>
+      <w:pPr>
+        <w:rPr>
+          <w:rFonts w:ascii="Times New Roman" w:hAnsi="Times New Roman" w:cs="Times New Roman"/>
+          <w:sz w:val="24"/>
+          <w:szCs w:val="24"/>
+          <w:lang w:val="en-US"/>
+        </w:rPr>
+      </w:pPr>
+      <w:r>
+        <w:rPr>
+          <w:rFonts w:ascii="Times New Roman" w:hAnsi="Times New Roman" w:cs="Times New Roman"/>
+          <w:sz w:val="24"/>
+          <w:szCs w:val="24"/>
+          <w:lang w:val="en-US"/>
+        </w:rPr>
+        <w:t xml:space="preserve">    </w:t>
+      </w:r>
+      <w:proofErr w:type="spellStart"/>
+      <w:proofErr w:type="gramStart"/>
+      <w:r>
+        <w:rPr>
+          <w:rFonts w:ascii="Times New Roman" w:hAnsi="Times New Roman" w:cs="Times New Roman"/>
+          <w:sz w:val="24"/>
+          <w:szCs w:val="24"/>
+          <w:lang w:val="en-US"/>
+        </w:rPr>
+        <w:t>s.group_name</w:t>
+      </w:r>
+      <w:proofErr w:type="spellEnd"/>
+      <w:proofErr w:type="gramEnd"/>
+      <w:r>
+        <w:rPr>
+          <w:rFonts w:ascii="Times New Roman" w:hAnsi="Times New Roman" w:cs="Times New Roman"/>
+          <w:sz w:val="24"/>
+          <w:szCs w:val="24"/>
+          <w:lang w:val="en-US"/>
+        </w:rPr>
+        <w:t xml:space="preserve"> AS "</w:t>
+      </w:r>
+      <w:r>
+        <w:rPr>
+          <w:rFonts w:ascii="Times New Roman" w:hAnsi="Times New Roman" w:cs="Times New Roman"/>
+          <w:sz w:val="24"/>
+          <w:szCs w:val="24"/>
+        </w:rPr>
+        <w:t>Группа</w:t>
+      </w:r>
+      <w:r>
+        <w:rPr>
+          <w:rFonts w:ascii="Times New Roman" w:hAnsi="Times New Roman" w:cs="Times New Roman"/>
+          <w:sz w:val="24"/>
+          <w:szCs w:val="24"/>
+          <w:lang w:val="en-US"/>
+        </w:rPr>
+        <w:t>",</w:t>
+      </w:r>
+    </w:p>
+    <w:p>
+      <w:pPr>
+        <w:rPr>
+          <w:rFonts w:ascii="Times New Roman" w:hAnsi="Times New Roman" w:cs="Times New Roman"/>
+          <w:sz w:val="24"/>
+          <w:szCs w:val="24"/>
+          <w:lang w:val="en-US"/>
+        </w:rPr>
+      </w:pPr>
+      <w:r>
+        <w:rPr>
+          <w:rFonts w:ascii="Times New Roman" w:hAnsi="Times New Roman" w:cs="Times New Roman"/>
+          <w:sz w:val="24"/>
+          <w:szCs w:val="24"/>
+          <w:lang w:val="en-US"/>
+        </w:rPr>
+        <w:t xml:space="preserve">    </w:t>
+      </w:r>
+      <w:proofErr w:type="spellStart"/>
+      <w:proofErr w:type="gramStart"/>
+      <w:r>
+        <w:rPr>
+          <w:rFonts w:ascii="Times New Roman" w:hAnsi="Times New Roman" w:cs="Times New Roman"/>
+          <w:sz w:val="24"/>
+          <w:szCs w:val="24"/>
+          <w:lang w:val="en-US"/>
+        </w:rPr>
+        <w:t>c.title</w:t>
+      </w:r>
+      <w:proofErr w:type="spellEnd"/>
+      <w:proofErr w:type="gramEnd"/>
+      <w:r>
+        <w:rPr>
+          <w:rFonts w:ascii="Times New Roman" w:hAnsi="Times New Roman" w:cs="Times New Roman"/>
+          <w:sz w:val="24"/>
+          <w:szCs w:val="24"/>
+          <w:lang w:val="en-US"/>
+        </w:rPr>
+        <w:t xml:space="preserve"> AS "</w:t>
+      </w:r>
+      <w:r>
+        <w:rPr>
+          <w:rFonts w:ascii="Times New Roman" w:hAnsi="Times New Roman" w:cs="Times New Roman"/>
+          <w:sz w:val="24"/>
+          <w:szCs w:val="24"/>
+        </w:rPr>
+        <w:t>Курс</w:t>
+      </w:r>
+      <w:r>
+        <w:rPr>
+          <w:rFonts w:ascii="Times New Roman" w:hAnsi="Times New Roman" w:cs="Times New Roman"/>
+          <w:sz w:val="24"/>
+          <w:szCs w:val="24"/>
+          <w:lang w:val="en-US"/>
+        </w:rPr>
+        <w:t>",</w:t>
+      </w:r>
+    </w:p>
+    <w:p>
+      <w:pPr>
+        <w:rPr>
+          <w:rFonts w:ascii="Times New Roman" w:hAnsi="Times New Roman" w:cs="Times New Roman"/>
+          <w:sz w:val="24"/>
+          <w:szCs w:val="24"/>
+          <w:lang w:val="en-US"/>
+        </w:rPr>
+      </w:pPr>
+      <w:r>
+        <w:rPr>
+          <w:rFonts w:ascii="Times New Roman" w:hAnsi="Times New Roman" w:cs="Times New Roman"/>
+          <w:sz w:val="24"/>
+          <w:szCs w:val="24"/>
+          <w:lang w:val="en-US"/>
+        </w:rPr>
+        <w:t xml:space="preserve">    </w:t>
+      </w:r>
+      <w:proofErr w:type="spellStart"/>
+      <w:proofErr w:type="gramStart"/>
+      <w:r>
+        <w:rPr>
+          <w:rFonts w:ascii="Times New Roman" w:hAnsi="Times New Roman" w:cs="Times New Roman"/>
+          <w:sz w:val="24"/>
+          <w:szCs w:val="24"/>
+          <w:lang w:val="en-US"/>
+        </w:rPr>
+        <w:t>e.grade</w:t>
+      </w:r>
+      <w:proofErr w:type="spellEnd"/>
+      <w:proofErr w:type="gramEnd"/>
+      <w:r>
+        <w:rPr>
+          <w:rFonts w:ascii="Times New Roman" w:hAnsi="Times New Roman" w:cs="Times New Roman"/>
+          <w:sz w:val="24"/>
+          <w:szCs w:val="24"/>
+          <w:lang w:val="en-US"/>
+        </w:rPr>
+        <w:t xml:space="preserve"> AS "</w:t>
+      </w:r>
+      <w:r>
+        <w:rPr>
+          <w:rFonts w:ascii="Times New Roman" w:hAnsi="Times New Roman" w:cs="Times New Roman"/>
+          <w:sz w:val="24"/>
+          <w:szCs w:val="24"/>
+        </w:rPr>
+        <w:t>Оценка</w:t>
+      </w:r>
+      <w:r>
+        <w:rPr>
+          <w:rFonts w:ascii="Times New Roman" w:hAnsi="Times New Roman" w:cs="Times New Roman"/>
+          <w:sz w:val="24"/>
+          <w:szCs w:val="24"/>
+          <w:lang w:val="en-US"/>
+        </w:rPr>
+        <w:t>"</w:t>
+      </w:r>
+    </w:p>
+    <w:p>
+      <w:pPr>
+        <w:rPr>
+          <w:rFonts w:ascii="Times New Roman" w:hAnsi="Times New Roman" w:cs="Times New Roman"/>
+          <w:sz w:val="24"/>
+          <w:szCs w:val="24"/>
+          <w:lang w:val="en-US"/>
+        </w:rPr>
+      </w:pPr>
+      <w:r>
+        <w:rPr>
+          <w:rFonts w:ascii="Times New Roman" w:hAnsi="Times New Roman" w:cs="Times New Roman"/>
+          <w:sz w:val="24"/>
+          <w:szCs w:val="24"/>
+          <w:lang w:val="en-US"/>
+        </w:rPr>
+        <w:t>FROM Student s</w:t>
+      </w:r>
+    </w:p>
+    <w:p>
+      <w:pPr>
+        <w:rPr>
+          <w:rFonts w:ascii="Times New Roman" w:hAnsi="Times New Roman" w:cs="Times New Roman"/>
+          <w:sz w:val="24"/>
+          <w:szCs w:val="24"/>
+          <w:lang w:val="en-US"/>
+        </w:rPr>
+      </w:pPr>
+      <w:r>
+        <w:rPr>
+          <w:rFonts w:ascii="Times New Roman" w:hAnsi="Times New Roman" w:cs="Times New Roman"/>
+          <w:sz w:val="24"/>
+          <w:szCs w:val="24"/>
+          <w:lang w:val="en-US"/>
+        </w:rPr>
+        <w:t xml:space="preserve">JOIN Enrollment e ON </w:t>
+      </w:r>
+      <w:proofErr w:type="spellStart"/>
+      <w:r>
+        <w:rPr>
+          <w:rFonts w:ascii="Times New Roman" w:hAnsi="Times New Roman" w:cs="Times New Roman"/>
+          <w:sz w:val="24"/>
+          <w:szCs w:val="24"/>
+          <w:lang w:val="en-US"/>
+        </w:rPr>
+        <w:t>s.student_id</w:t>
+      </w:r>
+      <w:proofErr w:type="spellEnd"/>
+      <w:r>
+        <w:rPr>
+          <w:rFonts w:ascii="Times New Roman" w:hAnsi="Times New Roman" w:cs="Times New Roman"/>
+          <w:sz w:val="24"/>
+          <w:szCs w:val="24"/>
+          <w:lang w:val="en-US"/>
+        </w:rPr>
+        <w:t xml:space="preserve"> = </w:t>
+      </w:r>
+      <w:proofErr w:type="spellStart"/>
+      <w:r>
+        <w:rPr>
+          <w:rFonts w:ascii="Times New Roman" w:hAnsi="Times New Roman" w:cs="Times New Roman"/>
+          <w:sz w:val="24"/>
+          <w:szCs w:val="24"/>
+          <w:lang w:val="en-US"/>
+        </w:rPr>
+        <w:t>e.student_id</w:t>
+      </w:r>
+      <w:proofErr w:type="spellEnd"/>
+    </w:p>
+    <w:p>
+      <w:pPr>
+        <w:rPr>
+          <w:rFonts w:ascii="Times New Roman" w:hAnsi="Times New Roman" w:cs="Times New Roman"/>
+          <w:sz w:val="24"/>
+          <w:szCs w:val="24"/>
+          <w:lang w:val="en-US"/>
+        </w:rPr>
+      </w:pPr>
+      <w:r>
+        <w:rPr>
+          <w:rFonts w:ascii="Times New Roman" w:hAnsi="Times New Roman" w:cs="Times New Roman"/>
+          <w:sz w:val="24"/>
+          <w:szCs w:val="24"/>
+          <w:lang w:val="en-US"/>
+        </w:rPr>
+        <w:t xml:space="preserve">JOIN Course c ON </w:t>
+      </w:r>
+      <w:proofErr w:type="spellStart"/>
+      <w:r>
+        <w:rPr>
+          <w:rFonts w:ascii="Times New Roman" w:hAnsi="Times New Roman" w:cs="Times New Roman"/>
+          <w:sz w:val="24"/>
+          <w:szCs w:val="24"/>
+          <w:lang w:val="en-US"/>
+        </w:rPr>
+        <w:t>e.course_code</w:t>
+      </w:r>
+      <w:proofErr w:type="spellEnd"/>
+      <w:r>
+        <w:rPr>
+          <w:rFonts w:ascii="Times New Roman" w:hAnsi="Times New Roman" w:cs="Times New Roman"/>
+          <w:sz w:val="24"/>
+          <w:szCs w:val="24"/>
+          <w:lang w:val="en-US"/>
+        </w:rPr>
+        <w:t xml:space="preserve"> = </w:t>
+      </w:r>
+      <w:proofErr w:type="spellStart"/>
+      <w:r>
+        <w:rPr>
+          <w:rFonts w:ascii="Times New Roman" w:hAnsi="Times New Roman" w:cs="Times New Roman"/>
+          <w:sz w:val="24"/>
+          <w:szCs w:val="24"/>
+          <w:lang w:val="en-US"/>
+        </w:rPr>
+        <w:t>c.course_code</w:t>
+      </w:r>
+      <w:proofErr w:type="spellEnd"/>
+    </w:p>
+    <w:p>
+      <w:pPr>
+        <w:rPr>
+          <w:rFonts w:ascii="Times New Roman" w:hAnsi="Times New Roman" w:cs="Times New Roman"/>
+          <w:sz w:val="24"/>
+          <w:szCs w:val="24"/>
+          <w:lang w:val="en-US"/>
+        </w:rPr>
+      </w:pPr>
+      <w:r>
+        <w:rPr>
+          <w:rFonts w:ascii="Times New Roman" w:hAnsi="Times New Roman" w:cs="Times New Roman"/>
+          <w:sz w:val="24"/>
+          <w:szCs w:val="24"/>
+          <w:lang w:val="en-US"/>
+        </w:rPr>
+        <w:t xml:space="preserve">ORDER BY </w:t>
+      </w:r>
+      <w:proofErr w:type="spellStart"/>
+      <w:r>
+        <w:rPr>
+          <w:rFonts w:ascii="Times New Roman" w:hAnsi="Times New Roman" w:cs="Times New Roman"/>
+          <w:sz w:val="24"/>
+          <w:szCs w:val="24"/>
+          <w:lang w:val="en-US"/>
+        </w:rPr>
+        <w:t>s.full_name</w:t>
+      </w:r>
+      <w:proofErr w:type="spellEnd"/>
+      <w:r>
+        <w:rPr>
+          <w:rFonts w:ascii="Times New Roman" w:hAnsi="Times New Roman" w:cs="Times New Roman"/>
+          <w:sz w:val="24"/>
+          <w:szCs w:val="24"/>
+          <w:lang w:val="en-US"/>
+        </w:rPr>
+        <w:t>;</w:t>
+      </w:r>
+    </w:p>
+    <w:p>
+      <w:pPr>
+        <w:rPr>
+          <w:rFonts w:ascii="Times New Roman" w:hAnsi="Times New Roman" w:cs="Times New Roman"/>
+          <w:sz w:val="24"/>
+          <w:szCs w:val="24"/>
+          <w:lang w:val="en-US"/>
+        </w:rPr>
+      </w:pPr>
+    </w:p>
+    <w:p>
+      <w:pPr>
+        <w:rPr>
+          <w:rFonts w:ascii="Times New Roman" w:hAnsi="Times New Roman" w:cs="Times New Roman"/>
+          <w:sz w:val="24"/>
+          <w:szCs w:val="24"/>
+        </w:rPr>
+      </w:pPr>
+      <w:r>
+        <w:rPr>
+          <w:rFonts w:ascii="Times New Roman" w:hAnsi="Times New Roman" w:cs="Times New Roman"/>
+          <w:sz w:val="24"/>
+          <w:szCs w:val="24"/>
+        </w:rPr>
+        <w:t>-- Вывод курсов с преподавателями</w:t>
+      </w:r>
+    </w:p>
+    <w:p>
+      <w:pPr>
+        <w:rPr>
+          <w:rFonts w:ascii="Times New Roman" w:hAnsi="Times New Roman" w:cs="Times New Roman"/>
+          <w:sz w:val="24"/>
+          <w:szCs w:val="24"/>
+        </w:rPr>
+      </w:pPr>
+      <w:r>
+        <w:rPr>
+          <w:rFonts w:ascii="Times New Roman" w:hAnsi="Times New Roman" w:cs="Times New Roman"/>
+          <w:sz w:val="24"/>
+          <w:szCs w:val="24"/>
+        </w:rPr>
+        <w:t xml:space="preserve">SELECT </w:t>
+      </w:r>
+    </w:p>
+    <w:p>
+      <w:pPr>
+        <w:rPr>
+          <w:rFonts w:ascii="Times New Roman" w:hAnsi="Times New Roman" w:cs="Times New Roman"/>
+          <w:sz w:val="24"/>
+          <w:szCs w:val="24"/>
+        </w:rPr>
+      </w:pPr>
+      <w:r>
+        <w:rPr>
+          <w:rFonts w:ascii="Times New Roman" w:hAnsi="Times New Roman" w:cs="Times New Roman"/>
+          <w:sz w:val="24"/>
+          <w:szCs w:val="24"/>
+        </w:rPr>
+        <w:t xml:space="preserve">    </w:t>
+      </w:r>
+      <w:proofErr w:type="spellStart"/>
+      <w:r>
+        <w:rPr>
+          <w:rFonts w:ascii="Times New Roman" w:hAnsi="Times New Roman" w:cs="Times New Roman"/>
+          <w:sz w:val="24"/>
+          <w:szCs w:val="24"/>
+        </w:rPr>
+        <w:t>c.title</w:t>
+      </w:r>
+      <w:proofErr w:type="spellEnd"/>
+      <w:r>
+        <w:rPr>
+          <w:rFonts w:ascii="Times New Roman" w:hAnsi="Times New Roman" w:cs="Times New Roman"/>
+          <w:sz w:val="24"/>
+          <w:szCs w:val="24"/>
+        </w:rPr>
+        <w:t xml:space="preserve"> AS "Курс",</w:t>
+      </w:r>
+    </w:p>
+    <w:p>
+      <w:pPr>
+        <w:rPr>
+          <w:rFonts w:ascii="Times New Roman" w:hAnsi="Times New Roman" w:cs="Times New Roman"/>
+          <w:sz w:val="24"/>
+          <w:szCs w:val="24"/>
+          <w:lang w:val="en-US"/>
+        </w:rPr>
+      </w:pPr>
+      <w:r>
+        <w:rPr>
+          <w:rFonts w:ascii="Times New Roman" w:hAnsi="Times New Roman" w:cs="Times New Roman"/>
+          <w:sz w:val="24"/>
+          <w:szCs w:val="24"/>
+        </w:rPr>
+        <w:t xml:space="preserve">    </w:t>
+      </w:r>
+      <w:proofErr w:type="gramStart"/>
+      <w:r>
+        <w:rPr>
+          <w:rFonts w:ascii="Times New Roman" w:hAnsi="Times New Roman" w:cs="Times New Roman"/>
+          <w:sz w:val="24"/>
+          <w:szCs w:val="24"/>
+          <w:lang w:val="en-US"/>
+        </w:rPr>
+        <w:t>t.full_name</w:t>
+      </w:r>
+      <w:proofErr w:type="gramEnd"/>
+      <w:r>
+        <w:rPr>
+          <w:rFonts w:ascii="Times New Roman" w:hAnsi="Times New Roman" w:cs="Times New Roman"/>
+          <w:sz w:val="24"/>
+          <w:szCs w:val="24"/>
+          <w:lang w:val="en-US"/>
+        </w:rPr>
+        <w:t xml:space="preserve"> AS "</w:t>
+      </w:r>
+      <w:r>
+        <w:rPr>
+          <w:rFonts w:ascii="Times New Roman" w:hAnsi="Times New Roman" w:cs="Times New Roman"/>
+          <w:sz w:val="24"/>
+          <w:szCs w:val="24"/>
+        </w:rPr>
+        <w:t>Преподаватель</w:t>
+      </w:r>
+      <w:r>
+        <w:rPr>
+          <w:rFonts w:ascii="Times New Roman" w:hAnsi="Times New Roman" w:cs="Times New Roman"/>
+          <w:sz w:val="24"/>
+          <w:szCs w:val="24"/>
+          <w:lang w:val="en-US"/>
+        </w:rPr>
+        <w:t>",</w:t>
+      </w:r>
+    </w:p>
+    <w:p>
+      <w:pPr>
+        <w:rPr>
+          <w:rFonts w:ascii="Times New Roman" w:hAnsi="Times New Roman" w:cs="Times New Roman"/>
+          <w:sz w:val="24"/>
+          <w:szCs w:val="24"/>
+          <w:lang w:val="en-US"/>
+        </w:rPr>
+      </w:pPr>
+      <w:r>
+        <w:rPr>
+          <w:rFonts w:ascii="Times New Roman" w:hAnsi="Times New Roman" w:cs="Times New Roman"/>
+          <w:sz w:val="24"/>
+          <w:szCs w:val="24"/>
+          <w:lang w:val="en-US"/>
+        </w:rPr>
+        <w:t xml:space="preserve">    </w:t>
+      </w:r>
+      <w:proofErr w:type="spellStart"/>
+      <w:proofErr w:type="gramStart"/>
+      <w:r>
+        <w:rPr>
+          <w:rFonts w:ascii="Times New Roman" w:hAnsi="Times New Roman" w:cs="Times New Roman"/>
+          <w:sz w:val="24"/>
+          <w:szCs w:val="24"/>
+          <w:lang w:val="en-US"/>
+        </w:rPr>
+        <w:t>t.degree</w:t>
+      </w:r>
+      <w:proofErr w:type="spellEnd"/>
+      <w:proofErr w:type="gramEnd"/>
+      <w:r>
+        <w:rPr>
+          <w:rFonts w:ascii="Times New Roman" w:hAnsi="Times New Roman" w:cs="Times New Roman"/>
+          <w:sz w:val="24"/>
+          <w:szCs w:val="24"/>
+          <w:lang w:val="en-US"/>
+        </w:rPr>
+        <w:t xml:space="preserve"> AS "</w:t>
+      </w:r>
+      <w:r>
+        <w:rPr>
+          <w:rFonts w:ascii="Times New Roman" w:hAnsi="Times New Roman" w:cs="Times New Roman"/>
+          <w:sz w:val="24"/>
+          <w:szCs w:val="24"/>
+        </w:rPr>
+        <w:t>Степень</w:t>
+      </w:r>
+      <w:r>
+        <w:rPr>
+          <w:rFonts w:ascii="Times New Roman" w:hAnsi="Times New Roman" w:cs="Times New Roman"/>
+          <w:sz w:val="24"/>
+          <w:szCs w:val="24"/>
+          <w:lang w:val="en-US"/>
+        </w:rPr>
+        <w:t>"</w:t>
+      </w:r>
+    </w:p>
+    <w:p>
+      <w:pPr>
+        <w:rPr>
+          <w:rFonts w:ascii="Times New Roman" w:hAnsi="Times New Roman" w:cs="Times New Roman"/>
+          <w:sz w:val="24"/>
+          <w:szCs w:val="24"/>
+          <w:lang w:val="en-US"/>
+        </w:rPr>
+      </w:pPr>
+      <w:r>
+        <w:rPr>
+          <w:rFonts w:ascii="Times New Roman" w:hAnsi="Times New Roman" w:cs="Times New Roman"/>
+          <w:sz w:val="24"/>
+          <w:szCs w:val="24"/>
+          <w:lang w:val="en-US"/>
+        </w:rPr>
+        <w:t>FROM Course c</w:t>
+      </w:r>
+    </w:p>
+    <w:p>
+      <w:pPr>
+        <w:rPr>
+          <w:rFonts w:ascii="Times New Roman" w:hAnsi="Times New Roman" w:cs="Times New Roman"/>
+          <w:sz w:val="24"/>
+          <w:szCs w:val="24"/>
+          <w:lang w:val="en-US"/>
+        </w:rPr>
+      </w:pPr>
+      <w:r>
+        <w:rPr>
+          <w:rFonts w:ascii="Times New Roman" w:hAnsi="Times New Roman" w:cs="Times New Roman"/>
+          <w:sz w:val="24"/>
+          <w:szCs w:val="24"/>
+          <w:lang w:val="en-US"/>
+        </w:rPr>
+        <w:t xml:space="preserve">JOIN </w:t>
+      </w:r>
+      <w:proofErr w:type="spellStart"/>
+      <w:r>
+        <w:rPr>
+          <w:rFonts w:ascii="Times New Roman" w:hAnsi="Times New Roman" w:cs="Times New Roman"/>
+          <w:sz w:val="24"/>
+          <w:szCs w:val="24"/>
+          <w:lang w:val="en-US"/>
+        </w:rPr>
+        <w:t>CourseTeacher</w:t>
+      </w:r>
+      <w:proofErr w:type="spellEnd"/>
+      <w:r>
+        <w:rPr>
+          <w:rFonts w:ascii="Times New Roman" w:hAnsi="Times New Roman" w:cs="Times New Roman"/>
+          <w:sz w:val="24"/>
+          <w:szCs w:val="24"/>
+          <w:lang w:val="en-US"/>
+        </w:rPr>
+        <w:t xml:space="preserve"> </w:t>
+      </w:r>
+      <w:proofErr w:type="spellStart"/>
+      <w:r>
+        <w:rPr>
+          <w:rFonts w:ascii="Times New Roman" w:hAnsi="Times New Roman" w:cs="Times New Roman"/>
+          <w:sz w:val="24"/>
+          <w:szCs w:val="24"/>
+          <w:lang w:val="en-US"/>
+        </w:rPr>
+        <w:t>ct</w:t>
+      </w:r>
+      <w:proofErr w:type="spellEnd"/>
+      <w:r>
+        <w:rPr>
+          <w:rFonts w:ascii="Times New Roman" w:hAnsi="Times New Roman" w:cs="Times New Roman"/>
+          <w:sz w:val="24"/>
+          <w:szCs w:val="24"/>
+          <w:lang w:val="en-US"/>
+        </w:rPr>
+        <w:t xml:space="preserve"> ON </w:t>
+      </w:r>
+      <w:proofErr w:type="spellStart"/>
+      <w:r>
+        <w:rPr>
+          <w:rFonts w:ascii="Times New Roman" w:hAnsi="Times New Roman" w:cs="Times New Roman"/>
+          <w:sz w:val="24"/>
+          <w:szCs w:val="24"/>
+          <w:lang w:val="en-US"/>
+        </w:rPr>
+        <w:t>c.course_code</w:t>
+      </w:r>
+      <w:proofErr w:type="spellEnd"/>
+      <w:r>
+        <w:rPr>
+          <w:rFonts w:ascii="Times New Roman" w:hAnsi="Times New Roman" w:cs="Times New Roman"/>
+          <w:sz w:val="24"/>
+          <w:szCs w:val="24"/>
+          <w:lang w:val="en-US"/>
+        </w:rPr>
+        <w:t xml:space="preserve"> = </w:t>
+      </w:r>
+      <w:proofErr w:type="spellStart"/>
+      <w:r>
+        <w:rPr>
+          <w:rFonts w:ascii="Times New Roman" w:hAnsi="Times New Roman" w:cs="Times New Roman"/>
+          <w:sz w:val="24"/>
+          <w:szCs w:val="24"/>
+          <w:lang w:val="en-US"/>
+        </w:rPr>
+        <w:t>ct.course_code</w:t>
+      </w:r>
+      <w:proofErr w:type="spellEnd"/>
+    </w:p>
+    <w:p>
+      <w:pPr>
+        <w:rPr>
+          <w:rFonts w:ascii="Times New Roman" w:hAnsi="Times New Roman" w:cs="Times New Roman"/>
+          <w:sz w:val="24"/>
+          <w:szCs w:val="24"/>
+          <w:lang w:val="en-US"/>
+        </w:rPr>
+      </w:pPr>
+      <w:r>
+        <w:rPr>
+          <w:rFonts w:ascii="Times New Roman" w:hAnsi="Times New Roman" w:cs="Times New Roman"/>
+          <w:sz w:val="24"/>
+          <w:szCs w:val="24"/>
+          <w:lang w:val="en-US"/>
+        </w:rPr>
+        <w:t xml:space="preserve">JOIN Teacher t ON </w:t>
+      </w:r>
+      <w:proofErr w:type="spellStart"/>
+      <w:r>
+        <w:rPr>
+          <w:rFonts w:ascii="Times New Roman" w:hAnsi="Times New Roman" w:cs="Times New Roman"/>
+          <w:sz w:val="24"/>
+          <w:szCs w:val="24"/>
+          <w:lang w:val="en-US"/>
+        </w:rPr>
+        <w:t>ct.teacher_id</w:t>
+      </w:r>
+      <w:proofErr w:type="spellEnd"/>
+      <w:r>
+        <w:rPr>
+          <w:rFonts w:ascii="Times New Roman" w:hAnsi="Times New Roman" w:cs="Times New Roman"/>
+          <w:sz w:val="24"/>
+          <w:szCs w:val="24"/>
+          <w:lang w:val="en-US"/>
+        </w:rPr>
+        <w:t xml:space="preserve"> = </w:t>
+      </w:r>
+      <w:proofErr w:type="spellStart"/>
+      <w:r>
+        <w:rPr>
+          <w:rFonts w:ascii="Times New Roman" w:hAnsi="Times New Roman" w:cs="Times New Roman"/>
+          <w:sz w:val="24"/>
+          <w:szCs w:val="24"/>
+          <w:lang w:val="en-US"/>
+        </w:rPr>
+        <w:t>t.teacher_id</w:t>
+      </w:r>
+      <w:proofErr w:type="spellEnd"/>
+    </w:p>
+    <w:p>
+      <w:pPr>
+        <w:rPr>
+          <w:rFonts w:ascii="Times New Roman" w:hAnsi="Times New Roman" w:cs="Times New Roman"/>
+          <w:sz w:val="24"/>
+          <w:szCs w:val="24"/>
+        </w:rPr>
+      </w:pPr>
+      <w:r>
+        <w:rPr>
+          <w:rFonts w:ascii="Times New Roman" w:hAnsi="Times New Roman" w:cs="Times New Roman"/>
+          <w:sz w:val="24"/>
+          <w:szCs w:val="24"/>
+        </w:rPr>
+        <w:t xml:space="preserve">ORDER BY </w:t>
+      </w:r>
+      <w:proofErr w:type="spellStart"/>
+      <w:r>
+        <w:rPr>
+          <w:rFonts w:ascii="Times New Roman" w:hAnsi="Times New Roman" w:cs="Times New Roman"/>
+          <w:sz w:val="24"/>
+          <w:szCs w:val="24"/>
+        </w:rPr>
+        <w:t>c.title</w:t>
+      </w:r>
+      <w:proofErr w:type="spellEnd"/>
+      <w:r>
+        <w:rPr>
+          <w:rFonts w:ascii="Times New Roman" w:hAnsi="Times New Roman" w:cs="Times New Roman"/>
+          <w:sz w:val="24"/>
+          <w:szCs w:val="24"/>
+        </w:rPr>
+        <w:t>;</w:t>
+      </w:r>
+    </w:p>
+    <w:p>
+      <w:pPr>
+        <w:rPr>
+          <w:rFonts w:ascii="Times New Roman" w:hAnsi="Times New Roman" w:cs="Times New Roman"/>
+          <w:sz w:val="24"/>
+          <w:szCs w:val="24"/>
+        </w:rPr>
+      </w:pPr>
+    </w:p>
+    <w:p>
+      <w:pPr>
+        <w:rPr>
+          <w:rFonts w:ascii="Times New Roman" w:hAnsi="Times New Roman" w:cs="Times New Roman"/>
+          <w:sz w:val="24"/>
+          <w:szCs w:val="24"/>
+        </w:rPr>
+      </w:pPr>
+      <w:r>
+        <w:rPr>
+          <w:rFonts w:ascii="Times New Roman" w:hAnsi="Times New Roman" w:cs="Times New Roman"/>
+          <w:sz w:val="24"/>
+          <w:szCs w:val="24"/>
+        </w:rPr>
+        <w:t>-- Средняя оценка по каждому курсу</w:t>
+      </w:r>
+    </w:p>
+    <w:p>
+      <w:pPr>
+        <w:rPr>
+          <w:rFonts w:ascii="Times New Roman" w:hAnsi="Times New Roman" w:cs="Times New Roman"/>
+          <w:sz w:val="24"/>
+          <w:szCs w:val="24"/>
+          <w:lang w:val="en-US"/>
+        </w:rPr>
+      </w:pPr>
+      <w:r>
+        <w:rPr>
+          <w:rFonts w:ascii="Times New Roman" w:hAnsi="Times New Roman" w:cs="Times New Roman"/>
+          <w:sz w:val="24"/>
+          <w:szCs w:val="24"/>
+          <w:lang w:val="en-US"/>
+        </w:rPr>
+        <w:t xml:space="preserve">SELECT </w:t>
+      </w:r>
+    </w:p>
+    <w:p>
+      <w:pPr>
+        <w:rPr>
+          <w:rFonts w:ascii="Times New Roman" w:hAnsi="Times New Roman" w:cs="Times New Roman"/>
+          <w:sz w:val="24"/>
+          <w:szCs w:val="24"/>
+          <w:lang w:val="en-US"/>
+        </w:rPr>
+      </w:pPr>
+      <w:r>
+        <w:rPr>
+          <w:rFonts w:ascii="Times New Roman" w:hAnsi="Times New Roman" w:cs="Times New Roman"/>
+          <w:sz w:val="24"/>
+          <w:szCs w:val="24"/>
+          <w:lang w:val="en-US"/>
+        </w:rPr>
+        <w:t xml:space="preserve">    </w:t>
+      </w:r>
+      <w:proofErr w:type="spellStart"/>
+      <w:proofErr w:type="gramStart"/>
+      <w:r>
+        <w:rPr>
+          <w:rFonts w:ascii="Times New Roman" w:hAnsi="Times New Roman" w:cs="Times New Roman"/>
+          <w:sz w:val="24"/>
+          <w:szCs w:val="24"/>
+          <w:lang w:val="en-US"/>
+        </w:rPr>
+        <w:t>c.title</w:t>
+      </w:r>
+      <w:proofErr w:type="spellEnd"/>
+      <w:proofErr w:type="gramEnd"/>
+      <w:r>
+        <w:rPr>
+          <w:rFonts w:ascii="Times New Roman" w:hAnsi="Times New Roman" w:cs="Times New Roman"/>
+          <w:sz w:val="24"/>
+          <w:szCs w:val="24"/>
+          <w:lang w:val="en-US"/>
+        </w:rPr>
+        <w:t xml:space="preserve"> AS "</w:t>
+      </w:r>
+      <w:r>
+        <w:rPr>
+          <w:rFonts w:ascii="Times New Roman" w:hAnsi="Times New Roman" w:cs="Times New Roman"/>
+          <w:sz w:val="24"/>
+          <w:szCs w:val="24"/>
+        </w:rPr>
+        <w:t>Курс</w:t>
+      </w:r>
+      <w:r>
+        <w:rPr>
+          <w:rFonts w:ascii="Times New Roman" w:hAnsi="Times New Roman" w:cs="Times New Roman"/>
+          <w:sz w:val="24"/>
+          <w:szCs w:val="24"/>
+          <w:lang w:val="en-US"/>
+        </w:rPr>
+        <w:t>",</w:t>
+      </w:r>
+    </w:p>
+    <w:p>
+      <w:pPr>
+        <w:rPr>
+          <w:rFonts w:ascii="Times New Roman" w:hAnsi="Times New Roman" w:cs="Times New Roman"/>
+          <w:sz w:val="24"/>
+          <w:szCs w:val="24"/>
+          <w:lang w:val="en-US"/>
+        </w:rPr>
+      </w:pPr>
+      <w:r>
+        <w:rPr>
+          <w:rFonts w:ascii="Times New Roman" w:hAnsi="Times New Roman" w:cs="Times New Roman"/>
+          <w:sz w:val="24"/>
+          <w:szCs w:val="24"/>
+          <w:lang w:val="en-US"/>
+        </w:rPr>
+        <w:t xml:space="preserve">    </w:t>
+      </w:r>
+      <w:proofErr w:type="gramStart"/>
+      <w:r>
+        <w:rPr>
+          <w:rFonts w:ascii="Times New Roman" w:hAnsi="Times New Roman" w:cs="Times New Roman"/>
+          <w:sz w:val="24"/>
+          <w:szCs w:val="24"/>
+          <w:lang w:val="en-US"/>
+        </w:rPr>
+        <w:t>AVG(</w:t>
+      </w:r>
+      <w:proofErr w:type="spellStart"/>
+      <w:proofErr w:type="gramEnd"/>
+      <w:r>
+        <w:rPr>
+          <w:rFonts w:ascii="Times New Roman" w:hAnsi="Times New Roman" w:cs="Times New Roman"/>
+          <w:sz w:val="24"/>
+          <w:szCs w:val="24"/>
+          <w:lang w:val="en-US"/>
+        </w:rPr>
+        <w:t>e.grade</w:t>
+      </w:r>
+      <w:proofErr w:type="spellEnd"/>
+      <w:r>
+        <w:rPr>
+          <w:rFonts w:ascii="Times New Roman" w:hAnsi="Times New Roman" w:cs="Times New Roman"/>
+          <w:sz w:val="24"/>
+          <w:szCs w:val="24"/>
+          <w:lang w:val="en-US"/>
+        </w:rPr>
+        <w:t>)::NUMERIC(3,2) AS "</w:t>
+      </w:r>
+      <w:r>
+        <w:rPr>
+          <w:rFonts w:ascii="Times New Roman" w:hAnsi="Times New Roman" w:cs="Times New Roman"/>
+          <w:sz w:val="24"/>
+          <w:szCs w:val="24"/>
+        </w:rPr>
+        <w:t>Средняя</w:t>
+      </w:r>
+      <w:r>
+        <w:rPr>
+          <w:rFonts w:ascii="Times New Roman" w:hAnsi="Times New Roman" w:cs="Times New Roman"/>
+          <w:sz w:val="24"/>
+          <w:szCs w:val="24"/>
+          <w:lang w:val="en-US"/>
+        </w:rPr>
+        <w:t xml:space="preserve"> </w:t>
+      </w:r>
+      <w:r>
+        <w:rPr>
+          <w:rFonts w:ascii="Times New Roman" w:hAnsi="Times New Roman" w:cs="Times New Roman"/>
+          <w:sz w:val="24"/>
+          <w:szCs w:val="24"/>
+        </w:rPr>
+        <w:t>оценка</w:t>
+      </w:r>
+      <w:r>
+        <w:rPr>
+          <w:rFonts w:ascii="Times New Roman" w:hAnsi="Times New Roman" w:cs="Times New Roman"/>
+          <w:sz w:val="24"/>
+          <w:szCs w:val="24"/>
+          <w:lang w:val="en-US"/>
+        </w:rPr>
+        <w:t>"</w:t>
+      </w:r>
+    </w:p>
+    <w:p>
+      <w:pPr>
+        <w:rPr>
+          <w:rFonts w:ascii="Times New Roman" w:hAnsi="Times New Roman" w:cs="Times New Roman"/>
+          <w:sz w:val="24"/>
+          <w:szCs w:val="24"/>
+          <w:lang w:val="en-US"/>
+        </w:rPr>
+      </w:pPr>
+      <w:r>
+        <w:rPr>
+          <w:rFonts w:ascii="Times New Roman" w:hAnsi="Times New Roman" w:cs="Times New Roman"/>
+          <w:sz w:val="24"/>
+          <w:szCs w:val="24"/>
+          <w:lang w:val="en-US"/>
+        </w:rPr>
+        <w:t>FROM Course c</w:t>
+      </w:r>
+    </w:p>
+    <w:p>
+      <w:pPr>
+        <w:rPr>
+          <w:rFonts w:ascii="Times New Roman" w:hAnsi="Times New Roman" w:cs="Times New Roman"/>
+          <w:sz w:val="24"/>
+          <w:szCs w:val="24"/>
+          <w:lang w:val="en-US"/>
+        </w:rPr>
+      </w:pPr>
+      <w:r>
+        <w:rPr>
+          <w:rFonts w:ascii="Times New Roman" w:hAnsi="Times New Roman" w:cs="Times New Roman"/>
+          <w:sz w:val="24"/>
+          <w:szCs w:val="24"/>
+          <w:lang w:val="en-US"/>
+        </w:rPr>
+        <w:lastRenderedPageBreak/>
+        <w:t xml:space="preserve">JOIN Enrollment e ON </w:t>
+      </w:r>
+      <w:proofErr w:type="spellStart"/>
+      <w:r>
+        <w:rPr>
+          <w:rFonts w:ascii="Times New Roman" w:hAnsi="Times New Roman" w:cs="Times New Roman"/>
+          <w:sz w:val="24"/>
+          <w:szCs w:val="24"/>
+          <w:lang w:val="en-US"/>
+        </w:rPr>
+        <w:t>c.course_code</w:t>
+      </w:r>
+      <w:proofErr w:type="spellEnd"/>
+      <w:r>
+        <w:rPr>
+          <w:rFonts w:ascii="Times New Roman" w:hAnsi="Times New Roman" w:cs="Times New Roman"/>
+          <w:sz w:val="24"/>
+          <w:szCs w:val="24"/>
+          <w:lang w:val="en-US"/>
+        </w:rPr>
+        <w:t xml:space="preserve"> = </w:t>
+      </w:r>
+      <w:proofErr w:type="spellStart"/>
+      <w:r>
+        <w:rPr>
+          <w:rFonts w:ascii="Times New Roman" w:hAnsi="Times New Roman" w:cs="Times New Roman"/>
+          <w:sz w:val="24"/>
+          <w:szCs w:val="24"/>
+          <w:lang w:val="en-US"/>
+        </w:rPr>
+        <w:t>e.course_code</w:t>
+      </w:r>
+      <w:proofErr w:type="spellEnd"/>
+    </w:p>
+    <w:p>
+      <w:pPr>
+        <w:rPr>
+          <w:rFonts w:ascii="Times New Roman" w:hAnsi="Times New Roman" w:cs="Times New Roman"/>
+          <w:sz w:val="24"/>
+          <w:szCs w:val="24"/>
+        </w:rPr>
+      </w:pPr>
+      <w:r>
+        <w:rPr>
+          <w:rFonts w:ascii="Times New Roman" w:hAnsi="Times New Roman" w:cs="Times New Roman"/>
+          <w:sz w:val="24"/>
+          <w:szCs w:val="24"/>
+        </w:rPr>
+        <w:t xml:space="preserve">GROUP BY </w:t>
+      </w:r>
+      <w:proofErr w:type="spellStart"/>
+      <w:r>
+        <w:rPr>
+          <w:rFonts w:ascii="Times New Roman" w:hAnsi="Times New Roman" w:cs="Times New Roman"/>
+          <w:sz w:val="24"/>
+          <w:szCs w:val="24"/>
+        </w:rPr>
+        <w:t>c.title</w:t>
+      </w:r>
+      <w:proofErr w:type="spellEnd"/>
+      <w:r>
+        <w:rPr>
+          <w:rFonts w:ascii="Times New Roman" w:hAnsi="Times New Roman" w:cs="Times New Roman"/>
+          <w:sz w:val="24"/>
+          <w:szCs w:val="24"/>
+        </w:rPr>
+        <w:t>;</w:t>
+      </w:r>
     </w:p>
     <w:sectPr>
       <w:pgSz w:w="11906" w:h="16838"/>
